--- a/exercices/Intro/solutions/Intro1_SOL.docx
+++ b/exercices/Intro/solutions/Intro1_SOL.docx
@@ -156,6 +156,7 @@
             <w:pPr>
               <w:pStyle w:val="Normal"/>
               <w:widowControl/>
+              <w:suppressAutoHyphens w:val="true"/>
               <w:spacing w:lineRule="auto" w:line="240" w:before="0" w:after="0"/>
               <w:jc w:val="left"/>
               <w:rPr>
@@ -174,6 +175,7 @@
                 <w:szCs w:val="22"/>
                 <w:lang w:val="fr-CA" w:eastAsia="en-US" w:bidi="ar-SA"/>
               </w:rPr>
+              <w:t>Linus Torvalds</w:t>
             </w:r>
           </w:p>
         </w:tc>
@@ -238,6 +240,7 @@
             <w:pPr>
               <w:pStyle w:val="Normal"/>
               <w:widowControl/>
+              <w:suppressAutoHyphens w:val="true"/>
               <w:spacing w:lineRule="auto" w:line="240" w:before="0" w:after="0"/>
               <w:jc w:val="left"/>
               <w:rPr>
@@ -280,6 +283,7 @@
             <w:pPr>
               <w:pStyle w:val="Normal"/>
               <w:widowControl/>
+              <w:suppressAutoHyphens w:val="true"/>
               <w:spacing w:lineRule="auto" w:line="240" w:before="0" w:after="0"/>
               <w:jc w:val="left"/>
               <w:rPr>
@@ -311,6 +315,7 @@
             <w:pPr>
               <w:pStyle w:val="Normal"/>
               <w:widowControl/>
+              <w:suppressAutoHyphens w:val="true"/>
               <w:spacing w:lineRule="auto" w:line="240" w:before="0" w:after="0"/>
               <w:jc w:val="left"/>
               <w:rPr>
@@ -329,6 +334,7 @@
                 <w:szCs w:val="22"/>
                 <w:lang w:val="fr-CA" w:eastAsia="en-US" w:bidi="ar-SA"/>
               </w:rPr>
+              <w:t>Debian</w:t>
             </w:r>
           </w:p>
         </w:tc>
@@ -348,6 +354,7 @@
             <w:pPr>
               <w:pStyle w:val="Normal"/>
               <w:widowControl/>
+              <w:suppressAutoHyphens w:val="true"/>
               <w:spacing w:lineRule="auto" w:line="240" w:before="0" w:after="0"/>
               <w:jc w:val="left"/>
               <w:rPr>
@@ -379,6 +386,7 @@
             <w:pPr>
               <w:pStyle w:val="Normal"/>
               <w:widowControl/>
+              <w:suppressAutoHyphens w:val="true"/>
               <w:spacing w:lineRule="auto" w:line="240" w:before="0" w:after="0"/>
               <w:jc w:val="left"/>
               <w:rPr>
@@ -397,6 +405,7 @@
                 <w:szCs w:val="22"/>
                 <w:lang w:val="fr-CA" w:eastAsia="en-US" w:bidi="ar-SA"/>
               </w:rPr>
+              <w:t>https://ubuntu.com/download/desktop</w:t>
             </w:r>
           </w:p>
         </w:tc>
@@ -447,6 +456,7 @@
             <w:pPr>
               <w:pStyle w:val="Normal"/>
               <w:widowControl/>
+              <w:suppressAutoHyphens w:val="true"/>
               <w:spacing w:lineRule="auto" w:line="240" w:before="0" w:after="0"/>
               <w:jc w:val="left"/>
               <w:rPr>
@@ -489,6 +499,7 @@
             <w:pPr>
               <w:pStyle w:val="Normal"/>
               <w:widowControl/>
+              <w:suppressAutoHyphens w:val="true"/>
               <w:spacing w:lineRule="auto" w:line="240" w:before="0" w:after="0"/>
               <w:jc w:val="left"/>
               <w:rPr>
@@ -520,6 +531,7 @@
             <w:pPr>
               <w:pStyle w:val="Normal"/>
               <w:widowControl/>
+              <w:suppressAutoHyphens w:val="true"/>
               <w:spacing w:lineRule="auto" w:line="240" w:before="0" w:after="0"/>
               <w:jc w:val="left"/>
               <w:rPr>
@@ -538,6 +550,7 @@
                 <w:szCs w:val="22"/>
                 <w:lang w:val="fr-CA" w:eastAsia="en-US" w:bidi="ar-SA"/>
               </w:rPr>
+              <w:t>enoch</w:t>
             </w:r>
           </w:p>
         </w:tc>
@@ -557,6 +570,7 @@
             <w:pPr>
               <w:pStyle w:val="Normal"/>
               <w:widowControl/>
+              <w:suppressAutoHyphens w:val="true"/>
               <w:spacing w:lineRule="auto" w:line="240" w:before="0" w:after="0"/>
               <w:jc w:val="left"/>
               <w:rPr>
@@ -588,6 +602,7 @@
             <w:pPr>
               <w:pStyle w:val="Normal"/>
               <w:widowControl/>
+              <w:suppressAutoHyphens w:val="true"/>
               <w:spacing w:lineRule="auto" w:line="240" w:before="0" w:after="0"/>
               <w:jc w:val="left"/>
               <w:rPr>
@@ -606,6 +621,7 @@
                 <w:szCs w:val="22"/>
                 <w:lang w:val="fr-CA" w:eastAsia="en-US" w:bidi="ar-SA"/>
               </w:rPr>
+              <w:t>https://support.google.com/chromeosflex/answer/11552529</w:t>
             </w:r>
           </w:p>
         </w:tc>
@@ -656,6 +672,7 @@
             <w:pPr>
               <w:pStyle w:val="Normal"/>
               <w:widowControl/>
+              <w:suppressAutoHyphens w:val="true"/>
               <w:spacing w:lineRule="auto" w:line="240" w:before="0" w:after="0"/>
               <w:jc w:val="left"/>
               <w:rPr>
@@ -698,6 +715,7 @@
             <w:pPr>
               <w:pStyle w:val="Normal"/>
               <w:widowControl/>
+              <w:suppressAutoHyphens w:val="true"/>
               <w:spacing w:lineRule="auto" w:line="240" w:before="0" w:after="0"/>
               <w:jc w:val="left"/>
               <w:rPr>
@@ -729,6 +747,7 @@
             <w:pPr>
               <w:pStyle w:val="Normal"/>
               <w:widowControl/>
+              <w:suppressAutoHyphens w:val="true"/>
               <w:spacing w:lineRule="auto" w:line="240" w:before="0" w:after="0"/>
               <w:jc w:val="left"/>
               <w:rPr>
@@ -747,6 +766,7 @@
                 <w:szCs w:val="22"/>
                 <w:lang w:val="fr-CA" w:eastAsia="en-US" w:bidi="ar-SA"/>
               </w:rPr>
+              <w:t>Arch Linux</w:t>
             </w:r>
           </w:p>
         </w:tc>
@@ -766,6 +786,7 @@
             <w:pPr>
               <w:pStyle w:val="Normal"/>
               <w:widowControl/>
+              <w:suppressAutoHyphens w:val="true"/>
               <w:spacing w:lineRule="auto" w:line="240" w:before="0" w:after="0"/>
               <w:jc w:val="left"/>
               <w:rPr>
@@ -797,6 +818,7 @@
             <w:pPr>
               <w:pStyle w:val="Normal"/>
               <w:widowControl/>
+              <w:suppressAutoHyphens w:val="true"/>
               <w:spacing w:lineRule="auto" w:line="240" w:before="0" w:after="0"/>
               <w:jc w:val="left"/>
               <w:rPr>
@@ -815,6 +837,7 @@
                 <w:szCs w:val="22"/>
                 <w:lang w:val="fr-CA" w:eastAsia="en-US" w:bidi="ar-SA"/>
               </w:rPr>
+              <w:t>https://www.system-rescue.org/Download/</w:t>
             </w:r>
           </w:p>
         </w:tc>
@@ -865,6 +888,7 @@
             <w:pPr>
               <w:pStyle w:val="Normal"/>
               <w:widowControl/>
+              <w:suppressAutoHyphens w:val="true"/>
               <w:spacing w:lineRule="auto" w:line="240" w:before="0" w:after="0"/>
               <w:jc w:val="left"/>
               <w:rPr>
@@ -907,6 +931,7 @@
             <w:pPr>
               <w:pStyle w:val="Normal"/>
               <w:widowControl/>
+              <w:suppressAutoHyphens w:val="true"/>
               <w:spacing w:lineRule="auto" w:line="240" w:before="0" w:after="0"/>
               <w:jc w:val="left"/>
               <w:rPr>
@@ -938,6 +963,7 @@
             <w:pPr>
               <w:pStyle w:val="Normal"/>
               <w:widowControl/>
+              <w:suppressAutoHyphens w:val="true"/>
               <w:spacing w:lineRule="auto" w:line="240" w:before="0" w:after="0"/>
               <w:jc w:val="left"/>
               <w:rPr>
@@ -956,6 +982,7 @@
                 <w:szCs w:val="22"/>
                 <w:lang w:val="fr-CA" w:eastAsia="en-US" w:bidi="ar-SA"/>
               </w:rPr>
+              <w:t>Red Hat</w:t>
             </w:r>
           </w:p>
         </w:tc>
@@ -975,6 +1002,7 @@
             <w:pPr>
               <w:pStyle w:val="Normal"/>
               <w:widowControl/>
+              <w:suppressAutoHyphens w:val="true"/>
               <w:spacing w:lineRule="auto" w:line="240" w:before="0" w:after="0"/>
               <w:jc w:val="left"/>
               <w:rPr>
@@ -1006,6 +1034,7 @@
             <w:pPr>
               <w:pStyle w:val="Normal"/>
               <w:widowControl/>
+              <w:suppressAutoHyphens w:val="true"/>
               <w:spacing w:lineRule="auto" w:line="240" w:before="0" w:after="0"/>
               <w:jc w:val="left"/>
               <w:rPr>
@@ -1024,6 +1053,7 @@
                 <w:szCs w:val="22"/>
                 <w:lang w:val="fr-CA" w:eastAsia="en-US" w:bidi="ar-SA"/>
               </w:rPr>
+              <w:t>https://fedoraproject.org/workstation/download</w:t>
             </w:r>
           </w:p>
         </w:tc>
@@ -1074,6 +1104,7 @@
             <w:pPr>
               <w:pStyle w:val="Normal"/>
               <w:widowControl/>
+              <w:suppressAutoHyphens w:val="true"/>
               <w:spacing w:lineRule="auto" w:line="240" w:before="0" w:after="0"/>
               <w:jc w:val="left"/>
               <w:rPr>
@@ -1116,6 +1147,7 @@
             <w:pPr>
               <w:pStyle w:val="Normal"/>
               <w:widowControl/>
+              <w:suppressAutoHyphens w:val="true"/>
               <w:spacing w:lineRule="auto" w:line="240" w:before="0" w:after="0"/>
               <w:jc w:val="left"/>
               <w:rPr>
@@ -1147,6 +1179,7 @@
             <w:pPr>
               <w:pStyle w:val="Normal"/>
               <w:widowControl/>
+              <w:suppressAutoHyphens w:val="true"/>
               <w:spacing w:lineRule="auto" w:line="240" w:before="0" w:after="0"/>
               <w:jc w:val="left"/>
               <w:rPr>
@@ -1165,6 +1198,7 @@
                 <w:szCs w:val="22"/>
                 <w:lang w:val="fr-CA" w:eastAsia="en-US" w:bidi="ar-SA"/>
               </w:rPr>
+              <w:t>Debian</w:t>
             </w:r>
           </w:p>
         </w:tc>
@@ -1184,6 +1218,7 @@
             <w:pPr>
               <w:pStyle w:val="Normal"/>
               <w:widowControl/>
+              <w:suppressAutoHyphens w:val="true"/>
               <w:spacing w:lineRule="auto" w:line="240" w:before="0" w:after="0"/>
               <w:jc w:val="left"/>
               <w:rPr>
@@ -1215,6 +1250,7 @@
             <w:pPr>
               <w:pStyle w:val="Normal"/>
               <w:widowControl/>
+              <w:suppressAutoHyphens w:val="true"/>
               <w:spacing w:lineRule="auto" w:line="240" w:before="0" w:after="0"/>
               <w:jc w:val="left"/>
               <w:rPr>
@@ -1233,6 +1269,7 @@
                 <w:szCs w:val="22"/>
                 <w:lang w:val="fr-CA" w:eastAsia="en-US" w:bidi="ar-SA"/>
               </w:rPr>
+              <w:t>https://www.kali.org/get-kali/#kali-platforms</w:t>
             </w:r>
           </w:p>
         </w:tc>
@@ -1283,6 +1320,7 @@
             <w:pPr>
               <w:pStyle w:val="Normal"/>
               <w:widowControl/>
+              <w:suppressAutoHyphens w:val="true"/>
               <w:spacing w:lineRule="auto" w:line="240" w:before="0" w:after="0"/>
               <w:jc w:val="left"/>
               <w:rPr>
@@ -1325,6 +1363,7 @@
             <w:pPr>
               <w:pStyle w:val="Normal"/>
               <w:widowControl/>
+              <w:suppressAutoHyphens w:val="true"/>
               <w:spacing w:lineRule="auto" w:line="240" w:before="0" w:after="0"/>
               <w:jc w:val="left"/>
               <w:rPr>
@@ -1356,6 +1395,7 @@
             <w:pPr>
               <w:pStyle w:val="Normal"/>
               <w:widowControl/>
+              <w:suppressAutoHyphens w:val="true"/>
               <w:spacing w:lineRule="auto" w:line="240" w:before="0" w:after="0"/>
               <w:jc w:val="left"/>
               <w:rPr>
@@ -1374,6 +1414,7 @@
                 <w:szCs w:val="22"/>
                 <w:lang w:val="fr-CA" w:eastAsia="en-US" w:bidi="ar-SA"/>
               </w:rPr>
+              <w:t>Arch Linux</w:t>
             </w:r>
           </w:p>
         </w:tc>
@@ -1393,6 +1434,7 @@
             <w:pPr>
               <w:pStyle w:val="Normal"/>
               <w:widowControl/>
+              <w:suppressAutoHyphens w:val="true"/>
               <w:spacing w:lineRule="auto" w:line="240" w:before="0" w:after="0"/>
               <w:jc w:val="left"/>
               <w:rPr>
@@ -1424,6 +1466,7 @@
             <w:pPr>
               <w:pStyle w:val="Normal"/>
               <w:widowControl/>
+              <w:suppressAutoHyphens w:val="true"/>
               <w:spacing w:lineRule="auto" w:line="240" w:before="0" w:after="0"/>
               <w:jc w:val="left"/>
               <w:rPr>
@@ -1442,6 +1485,7 @@
                 <w:szCs w:val="22"/>
                 <w:lang w:val="fr-CA" w:eastAsia="en-US" w:bidi="ar-SA"/>
               </w:rPr>
+              <w:t>https://manjaro.org/products</w:t>
             </w:r>
           </w:p>
         </w:tc>
@@ -1492,6 +1536,7 @@
             <w:pPr>
               <w:pStyle w:val="Normal"/>
               <w:widowControl/>
+              <w:suppressAutoHyphens w:val="true"/>
               <w:spacing w:lineRule="auto" w:line="240" w:before="0" w:after="0"/>
               <w:jc w:val="left"/>
               <w:rPr>
@@ -1534,6 +1579,7 @@
             <w:pPr>
               <w:pStyle w:val="Normal"/>
               <w:widowControl/>
+              <w:suppressAutoHyphens w:val="true"/>
               <w:spacing w:lineRule="auto" w:line="240" w:before="0" w:after="0"/>
               <w:jc w:val="left"/>
               <w:rPr>
@@ -1565,6 +1611,7 @@
             <w:pPr>
               <w:pStyle w:val="Normal"/>
               <w:widowControl/>
+              <w:suppressAutoHyphens w:val="true"/>
               <w:spacing w:lineRule="auto" w:line="240" w:before="0" w:after="0"/>
               <w:jc w:val="left"/>
               <w:rPr>
@@ -1583,6 +1630,7 @@
                 <w:szCs w:val="22"/>
                 <w:lang w:val="fr-CA" w:eastAsia="en-US" w:bidi="ar-SA"/>
               </w:rPr>
+              <w:t>OpenElec</w:t>
             </w:r>
           </w:p>
         </w:tc>
@@ -1602,6 +1650,7 @@
             <w:pPr>
               <w:pStyle w:val="Normal"/>
               <w:widowControl/>
+              <w:suppressAutoHyphens w:val="true"/>
               <w:spacing w:lineRule="auto" w:line="240" w:before="0" w:after="0"/>
               <w:jc w:val="left"/>
               <w:rPr>
@@ -1633,6 +1682,7 @@
             <w:pPr>
               <w:pStyle w:val="Normal"/>
               <w:widowControl/>
+              <w:suppressAutoHyphens w:val="true"/>
               <w:spacing w:lineRule="auto" w:line="240" w:before="0" w:after="0"/>
               <w:jc w:val="left"/>
               <w:rPr>
@@ -1651,6 +1701,7 @@
                 <w:szCs w:val="22"/>
                 <w:lang w:val="fr-CA" w:eastAsia="en-US" w:bidi="ar-SA"/>
               </w:rPr>
+              <w:t>https://libreelec.tv/downloads/</w:t>
             </w:r>
           </w:p>
         </w:tc>
@@ -1832,6 +1883,7 @@
     </w:lvl>
     <w:lvl w:ilvl="2">
       <w:start w:val="1"/>
+      <w:pStyle w:val="Heading3"/>
       <w:numFmt w:val="none"/>
       <w:suff w:val="nothing"/>
       <w:lvlText w:val=""/>
@@ -2331,6 +2383,7 @@
     <w:qFormat/>
     <w:pPr>
       <w:widowControl/>
+      <w:suppressAutoHyphens w:val="true"/>
       <w:bidi w:val="0"/>
       <w:spacing w:lineRule="auto" w:line="259" w:before="0" w:after="160"/>
       <w:jc w:val="left"/>
@@ -2344,6 +2397,23 @@
       <w:lang w:val="fr-CA" w:eastAsia="en-US" w:bidi="ar-SA"/>
     </w:rPr>
   </w:style>
+  <w:style w:type="paragraph" w:styleId="Heading3">
+    <w:name w:val="Heading 3"/>
+    <w:basedOn w:val="Heading"/>
+    <w:next w:val="BodyText"/>
+    <w:qFormat/>
+    <w:pPr>
+      <w:spacing w:before="140" w:after="120"/>
+      <w:outlineLvl w:val="2"/>
+    </w:pPr>
+    <w:rPr>
+      <w:rFonts w:ascii="Liberation Serif" w:hAnsi="Liberation Serif" w:eastAsia="DejaVu Sans" w:cs="Noto Sans Arabic"/>
+      <w:b/>
+      <w:bCs/>
+      <w:sz w:val="28"/>
+      <w:szCs w:val="28"/>
+    </w:rPr>
+  </w:style>
   <w:style w:type="character" w:styleId="DefaultParagraphFont" w:default="1">
     <w:name w:val="Default Paragraph Font"/>
     <w:uiPriority w:val="1"/>
@@ -2351,6 +2421,13 @@
     <w:unhideWhenUsed/>
     <w:qFormat/>
     <w:rPr/>
+  </w:style>
+  <w:style w:type="character" w:styleId="Hyperlink">
+    <w:name w:val="Hyperlink"/>
+    <w:rPr>
+      <w:color w:val="000080"/>
+      <w:u w:val="single"/>
+    </w:rPr>
   </w:style>
   <w:style w:type="paragraph" w:styleId="Heading">
     <w:name w:val="Heading"/>

--- a/exercices/Intro/solutions/Intro1_SOL.docx
+++ b/exercices/Intro/solutions/Intro1_SOL.docx
@@ -8,6 +8,7 @@
         <w:spacing w:lineRule="auto" w:line="240" w:before="0" w:after="120"/>
         <w:rPr>
           <w:b/>
+          <w:b/>
           <w:bCs/>
           <w:i/>
           <w:i/>
@@ -34,6 +35,7 @@
         <w:spacing w:lineRule="auto" w:line="240" w:before="0" w:after="120"/>
         <w:rPr>
           <w:b/>
+          <w:b/>
           <w:bCs/>
           <w:i/>
           <w:i/>
@@ -51,66 +53,64 @@
           <w:sz w:val="24"/>
           <w:szCs w:val="24"/>
         </w:rPr>
-        <w:t>Semaine 6 – Introduction à linux</w:t>
-      </w:r>
-    </w:p>
-    <w:p>
-      <w:pPr>
-        <w:pStyle w:val="Normal"/>
-        <w:jc w:val="center"/>
+        <w:t>Chapitre 5</w:t>
+      </w:r>
+      <w:r>
         <w:rPr>
           <w:b/>
           <w:bCs/>
-          <w:i/>
           <w:i/>
           <w:iCs/>
           <w:sz w:val="24"/>
           <w:szCs w:val="24"/>
         </w:rPr>
-      </w:pPr>
-      <w:r>
-        <w:rPr>
+        <w:t xml:space="preserve"> – Introduction à linux</w:t>
+      </w:r>
+    </w:p>
+    <w:p>
+      <w:pPr>
+        <w:pStyle w:val="Normal"/>
+        <w:spacing w:lineRule="auto" w:line="240" w:before="0" w:after="120"/>
+        <w:rPr>
+          <w:b/>
           <w:b/>
           <w:bCs/>
+          <w:i/>
           <w:i/>
           <w:iCs/>
           <w:sz w:val="24"/>
           <w:szCs w:val="24"/>
         </w:rPr>
+      </w:pPr>
+      <w:r>
+        <w:rPr/>
+      </w:r>
+    </w:p>
+    <w:p>
+      <w:pPr>
+        <w:pStyle w:val="Normal"/>
+        <w:jc w:val="left"/>
+        <w:rPr>
+          <w:b/>
+          <w:b/>
+          <w:bCs/>
+          <w:i/>
+          <w:i/>
+          <w:iCs/>
+          <w:sz w:val="24"/>
+          <w:szCs w:val="24"/>
+        </w:rPr>
+      </w:pPr>
+      <w:r>
+        <w:rPr>
+          <w:b/>
+          <w:bCs/>
+          <w:i/>
+          <w:iCs/>
+          <w:sz w:val="24"/>
+          <w:szCs w:val="24"/>
+        </w:rPr>
         <w:t>Exercice 1</w:t>
-      </w:r>
-    </w:p>
-    <w:p>
-      <w:pPr>
-        <w:pStyle w:val="Normal"/>
-        <w:rPr>
-          <w:i/>
-          <w:i/>
-          <w:iCs/>
-        </w:rPr>
-      </w:pPr>
-      <w:r>
-        <w:rPr>
-          <w:i/>
-          <w:iCs/>
-        </w:rPr>
-      </w:r>
-    </w:p>
-    <w:p>
-      <w:pPr>
-        <w:pStyle w:val="Normal"/>
-        <w:rPr>
-          <w:i/>
-          <w:i/>
-          <w:iCs/>
-        </w:rPr>
-      </w:pPr>
-      <w:r>
-        <w:rPr>
-          <w:i/>
-          <w:iCs/>
-        </w:rPr>
-        <w:t>Faites quelques recherches sur le www pour trouver les réponses à ces questions.</w:t>
       </w:r>
     </w:p>
     <w:p>
@@ -118,85 +118,9 @@
         <w:pStyle w:val="ListParagraph"/>
         <w:numPr>
           <w:ilvl w:val="0"/>
-          <w:numId w:val="1"/>
+          <w:numId w:val="0"/>
         </w:numPr>
-        <w:rPr/>
-      </w:pPr>
-      <w:r>
-        <w:rPr/>
-        <w:t>Quel est le nom de l'inventeur de linux?</w:t>
-      </w:r>
-    </w:p>
-    <w:tbl>
-      <w:tblPr>
-        <w:tblStyle w:val="Grilledutableau"/>
-        <w:tblW w:w="8209" w:type="dxa"/>
-        <w:jc w:val="left"/>
-        <w:tblInd w:w="421" w:type="dxa"/>
-        <w:tblLayout w:type="fixed"/>
-        <w:tblCellMar>
-          <w:top w:w="0" w:type="dxa"/>
-          <w:left w:w="108" w:type="dxa"/>
-          <w:bottom w:w="0" w:type="dxa"/>
-          <w:right w:w="108" w:type="dxa"/>
-        </w:tblCellMar>
-        <w:tblLook w:val="04a0" w:noHBand="0" w:noVBand="1" w:firstColumn="1" w:lastRow="0" w:lastColumn="0" w:firstRow="1"/>
-      </w:tblPr>
-      <w:tblGrid>
-        <w:gridCol w:w="8209"/>
-      </w:tblGrid>
-      <w:tr>
-        <w:trPr/>
-        <w:tc>
-          <w:tcPr>
-            <w:tcW w:w="8209" w:type="dxa"/>
-            <w:tcBorders/>
-          </w:tcPr>
-          <w:p>
-            <w:pPr>
-              <w:pStyle w:val="Normal"/>
-              <w:widowControl/>
-              <w:suppressAutoHyphens w:val="true"/>
-              <w:spacing w:lineRule="auto" w:line="240" w:before="0" w:after="0"/>
-              <w:jc w:val="left"/>
-              <w:rPr>
-                <w:rFonts w:ascii="Calibri" w:hAnsi="Calibri" w:eastAsia="Calibri" w:cs=""/>
-                <w:kern w:val="0"/>
-                <w:sz w:val="22"/>
-                <w:szCs w:val="22"/>
-                <w:lang w:val="fr-CA" w:eastAsia="en-US" w:bidi="ar-SA"/>
-              </w:rPr>
-            </w:pPr>
-            <w:r>
-              <w:rPr>
-                <w:rFonts w:eastAsia="Calibri" w:cs=""/>
-                <w:kern w:val="0"/>
-                <w:sz w:val="22"/>
-                <w:szCs w:val="22"/>
-                <w:lang w:val="fr-CA" w:eastAsia="en-US" w:bidi="ar-SA"/>
-              </w:rPr>
-              <w:t>Linus Torvalds</w:t>
-            </w:r>
-          </w:p>
-        </w:tc>
-      </w:tr>
-    </w:tbl>
-    <w:p>
-      <w:pPr>
-        <w:pStyle w:val="Normal"/>
-        <w:rPr/>
-      </w:pPr>
-      <w:r>
-        <w:rPr/>
-      </w:r>
-    </w:p>
-    <w:p>
-      <w:pPr>
-        <w:pStyle w:val="ListParagraph"/>
-        <w:numPr>
-          <w:ilvl w:val="0"/>
-          <w:numId w:val="1"/>
-        </w:numPr>
+        <w:ind w:hanging="0"/>
         <w:rPr/>
       </w:pPr>
       <w:r>
@@ -239,11 +163,12 @@
           <w:p>
             <w:pPr>
               <w:pStyle w:val="Normal"/>
-              <w:widowControl/>
+              <w:widowControl w:val="false"/>
               <w:suppressAutoHyphens w:val="true"/>
               <w:spacing w:lineRule="auto" w:line="240" w:before="0" w:after="0"/>
               <w:jc w:val="left"/>
               <w:rPr>
+                <w:b/>
                 <w:b/>
                 <w:bCs/>
                 <w:i/>
@@ -282,7 +207,7 @@
           <w:p>
             <w:pPr>
               <w:pStyle w:val="Normal"/>
-              <w:widowControl/>
+              <w:widowControl w:val="false"/>
               <w:suppressAutoHyphens w:val="true"/>
               <w:spacing w:lineRule="auto" w:line="240" w:before="0" w:after="0"/>
               <w:jc w:val="left"/>
@@ -314,7 +239,7 @@
           <w:p>
             <w:pPr>
               <w:pStyle w:val="Normal"/>
-              <w:widowControl/>
+              <w:widowControl w:val="false"/>
               <w:suppressAutoHyphens w:val="true"/>
               <w:spacing w:lineRule="auto" w:line="240" w:before="0" w:after="0"/>
               <w:jc w:val="left"/>
@@ -353,7 +278,7 @@
           <w:p>
             <w:pPr>
               <w:pStyle w:val="Normal"/>
-              <w:widowControl/>
+              <w:widowControl w:val="false"/>
               <w:suppressAutoHyphens w:val="true"/>
               <w:spacing w:lineRule="auto" w:line="240" w:before="0" w:after="0"/>
               <w:jc w:val="left"/>
@@ -385,7 +310,7 @@
           <w:p>
             <w:pPr>
               <w:pStyle w:val="Normal"/>
-              <w:widowControl/>
+              <w:widowControl w:val="false"/>
               <w:suppressAutoHyphens w:val="true"/>
               <w:spacing w:lineRule="auto" w:line="240" w:before="0" w:after="0"/>
               <w:jc w:val="left"/>
@@ -455,11 +380,12 @@
           <w:p>
             <w:pPr>
               <w:pStyle w:val="Normal"/>
-              <w:widowControl/>
+              <w:widowControl w:val="false"/>
               <w:suppressAutoHyphens w:val="true"/>
               <w:spacing w:lineRule="auto" w:line="240" w:before="0" w:after="0"/>
               <w:jc w:val="left"/>
               <w:rPr>
+                <w:b/>
                 <w:b/>
                 <w:bCs/>
                 <w:i/>
@@ -498,7 +424,7 @@
           <w:p>
             <w:pPr>
               <w:pStyle w:val="Normal"/>
-              <w:widowControl/>
+              <w:widowControl w:val="false"/>
               <w:suppressAutoHyphens w:val="true"/>
               <w:spacing w:lineRule="auto" w:line="240" w:before="0" w:after="0"/>
               <w:jc w:val="left"/>
@@ -530,7 +456,7 @@
           <w:p>
             <w:pPr>
               <w:pStyle w:val="Normal"/>
-              <w:widowControl/>
+              <w:widowControl w:val="false"/>
               <w:suppressAutoHyphens w:val="true"/>
               <w:spacing w:lineRule="auto" w:line="240" w:before="0" w:after="0"/>
               <w:jc w:val="left"/>
@@ -569,7 +495,7 @@
           <w:p>
             <w:pPr>
               <w:pStyle w:val="Normal"/>
-              <w:widowControl/>
+              <w:widowControl w:val="false"/>
               <w:suppressAutoHyphens w:val="true"/>
               <w:spacing w:lineRule="auto" w:line="240" w:before="0" w:after="0"/>
               <w:jc w:val="left"/>
@@ -601,7 +527,7 @@
           <w:p>
             <w:pPr>
               <w:pStyle w:val="Normal"/>
-              <w:widowControl/>
+              <w:widowControl w:val="false"/>
               <w:suppressAutoHyphens w:val="true"/>
               <w:spacing w:lineRule="auto" w:line="240" w:before="0" w:after="0"/>
               <w:jc w:val="left"/>
@@ -671,11 +597,12 @@
           <w:p>
             <w:pPr>
               <w:pStyle w:val="Normal"/>
-              <w:widowControl/>
+              <w:widowControl w:val="false"/>
               <w:suppressAutoHyphens w:val="true"/>
               <w:spacing w:lineRule="auto" w:line="240" w:before="0" w:after="0"/>
               <w:jc w:val="left"/>
               <w:rPr>
+                <w:b/>
                 <w:b/>
                 <w:bCs/>
                 <w:i/>
@@ -714,7 +641,7 @@
           <w:p>
             <w:pPr>
               <w:pStyle w:val="Normal"/>
-              <w:widowControl/>
+              <w:widowControl w:val="false"/>
               <w:suppressAutoHyphens w:val="true"/>
               <w:spacing w:lineRule="auto" w:line="240" w:before="0" w:after="0"/>
               <w:jc w:val="left"/>
@@ -746,7 +673,7 @@
           <w:p>
             <w:pPr>
               <w:pStyle w:val="Normal"/>
-              <w:widowControl/>
+              <w:widowControl w:val="false"/>
               <w:suppressAutoHyphens w:val="true"/>
               <w:spacing w:lineRule="auto" w:line="240" w:before="0" w:after="0"/>
               <w:jc w:val="left"/>
@@ -785,7 +712,7 @@
           <w:p>
             <w:pPr>
               <w:pStyle w:val="Normal"/>
-              <w:widowControl/>
+              <w:widowControl w:val="false"/>
               <w:suppressAutoHyphens w:val="true"/>
               <w:spacing w:lineRule="auto" w:line="240" w:before="0" w:after="0"/>
               <w:jc w:val="left"/>
@@ -817,7 +744,7 @@
           <w:p>
             <w:pPr>
               <w:pStyle w:val="Normal"/>
-              <w:widowControl/>
+              <w:widowControl w:val="false"/>
               <w:suppressAutoHyphens w:val="true"/>
               <w:spacing w:lineRule="auto" w:line="240" w:before="0" w:after="0"/>
               <w:jc w:val="left"/>
@@ -887,11 +814,12 @@
           <w:p>
             <w:pPr>
               <w:pStyle w:val="Normal"/>
-              <w:widowControl/>
+              <w:widowControl w:val="false"/>
               <w:suppressAutoHyphens w:val="true"/>
               <w:spacing w:lineRule="auto" w:line="240" w:before="0" w:after="0"/>
               <w:jc w:val="left"/>
               <w:rPr>
+                <w:b/>
                 <w:b/>
                 <w:bCs/>
                 <w:i/>
@@ -930,7 +858,7 @@
           <w:p>
             <w:pPr>
               <w:pStyle w:val="Normal"/>
-              <w:widowControl/>
+              <w:widowControl w:val="false"/>
               <w:suppressAutoHyphens w:val="true"/>
               <w:spacing w:lineRule="auto" w:line="240" w:before="0" w:after="0"/>
               <w:jc w:val="left"/>
@@ -962,7 +890,7 @@
           <w:p>
             <w:pPr>
               <w:pStyle w:val="Normal"/>
-              <w:widowControl/>
+              <w:widowControl w:val="false"/>
               <w:suppressAutoHyphens w:val="true"/>
               <w:spacing w:lineRule="auto" w:line="240" w:before="0" w:after="0"/>
               <w:jc w:val="left"/>
@@ -1001,7 +929,7 @@
           <w:p>
             <w:pPr>
               <w:pStyle w:val="Normal"/>
-              <w:widowControl/>
+              <w:widowControl w:val="false"/>
               <w:suppressAutoHyphens w:val="true"/>
               <w:spacing w:lineRule="auto" w:line="240" w:before="0" w:after="0"/>
               <w:jc w:val="left"/>
@@ -1033,7 +961,7 @@
           <w:p>
             <w:pPr>
               <w:pStyle w:val="Normal"/>
-              <w:widowControl/>
+              <w:widowControl w:val="false"/>
               <w:suppressAutoHyphens w:val="true"/>
               <w:spacing w:lineRule="auto" w:line="240" w:before="0" w:after="0"/>
               <w:jc w:val="left"/>
@@ -1103,11 +1031,12 @@
           <w:p>
             <w:pPr>
               <w:pStyle w:val="Normal"/>
-              <w:widowControl/>
+              <w:widowControl w:val="false"/>
               <w:suppressAutoHyphens w:val="true"/>
               <w:spacing w:lineRule="auto" w:line="240" w:before="0" w:after="0"/>
               <w:jc w:val="left"/>
               <w:rPr>
+                <w:b/>
                 <w:b/>
                 <w:bCs/>
                 <w:i/>
@@ -1146,7 +1075,7 @@
           <w:p>
             <w:pPr>
               <w:pStyle w:val="Normal"/>
-              <w:widowControl/>
+              <w:widowControl w:val="false"/>
               <w:suppressAutoHyphens w:val="true"/>
               <w:spacing w:lineRule="auto" w:line="240" w:before="0" w:after="0"/>
               <w:jc w:val="left"/>
@@ -1178,7 +1107,7 @@
           <w:p>
             <w:pPr>
               <w:pStyle w:val="Normal"/>
-              <w:widowControl/>
+              <w:widowControl w:val="false"/>
               <w:suppressAutoHyphens w:val="true"/>
               <w:spacing w:lineRule="auto" w:line="240" w:before="0" w:after="0"/>
               <w:jc w:val="left"/>
@@ -1217,7 +1146,7 @@
           <w:p>
             <w:pPr>
               <w:pStyle w:val="Normal"/>
-              <w:widowControl/>
+              <w:widowControl w:val="false"/>
               <w:suppressAutoHyphens w:val="true"/>
               <w:spacing w:lineRule="auto" w:line="240" w:before="0" w:after="0"/>
               <w:jc w:val="left"/>
@@ -1249,7 +1178,7 @@
           <w:p>
             <w:pPr>
               <w:pStyle w:val="Normal"/>
-              <w:widowControl/>
+              <w:widowControl w:val="false"/>
               <w:suppressAutoHyphens w:val="true"/>
               <w:spacing w:lineRule="auto" w:line="240" w:before="0" w:after="0"/>
               <w:jc w:val="left"/>
@@ -1319,11 +1248,12 @@
           <w:p>
             <w:pPr>
               <w:pStyle w:val="Normal"/>
-              <w:widowControl/>
+              <w:widowControl w:val="false"/>
               <w:suppressAutoHyphens w:val="true"/>
               <w:spacing w:lineRule="auto" w:line="240" w:before="0" w:after="0"/>
               <w:jc w:val="left"/>
               <w:rPr>
+                <w:b/>
                 <w:b/>
                 <w:bCs/>
                 <w:i/>
@@ -1362,7 +1292,7 @@
           <w:p>
             <w:pPr>
               <w:pStyle w:val="Normal"/>
-              <w:widowControl/>
+              <w:widowControl w:val="false"/>
               <w:suppressAutoHyphens w:val="true"/>
               <w:spacing w:lineRule="auto" w:line="240" w:before="0" w:after="0"/>
               <w:jc w:val="left"/>
@@ -1394,7 +1324,7 @@
           <w:p>
             <w:pPr>
               <w:pStyle w:val="Normal"/>
-              <w:widowControl/>
+              <w:widowControl w:val="false"/>
               <w:suppressAutoHyphens w:val="true"/>
               <w:spacing w:lineRule="auto" w:line="240" w:before="0" w:after="0"/>
               <w:jc w:val="left"/>
@@ -1433,7 +1363,7 @@
           <w:p>
             <w:pPr>
               <w:pStyle w:val="Normal"/>
-              <w:widowControl/>
+              <w:widowControl w:val="false"/>
               <w:suppressAutoHyphens w:val="true"/>
               <w:spacing w:lineRule="auto" w:line="240" w:before="0" w:after="0"/>
               <w:jc w:val="left"/>
@@ -1465,7 +1395,7 @@
           <w:p>
             <w:pPr>
               <w:pStyle w:val="Normal"/>
-              <w:widowControl/>
+              <w:widowControl w:val="false"/>
               <w:suppressAutoHyphens w:val="true"/>
               <w:spacing w:lineRule="auto" w:line="240" w:before="0" w:after="0"/>
               <w:jc w:val="left"/>
@@ -1535,11 +1465,12 @@
           <w:p>
             <w:pPr>
               <w:pStyle w:val="Normal"/>
-              <w:widowControl/>
+              <w:widowControl w:val="false"/>
               <w:suppressAutoHyphens w:val="true"/>
               <w:spacing w:lineRule="auto" w:line="240" w:before="0" w:after="0"/>
               <w:jc w:val="left"/>
               <w:rPr>
+                <w:b/>
                 <w:b/>
                 <w:bCs/>
                 <w:i/>
@@ -1578,7 +1509,7 @@
           <w:p>
             <w:pPr>
               <w:pStyle w:val="Normal"/>
-              <w:widowControl/>
+              <w:widowControl w:val="false"/>
               <w:suppressAutoHyphens w:val="true"/>
               <w:spacing w:lineRule="auto" w:line="240" w:before="0" w:after="0"/>
               <w:jc w:val="left"/>
@@ -1610,7 +1541,7 @@
           <w:p>
             <w:pPr>
               <w:pStyle w:val="Normal"/>
-              <w:widowControl/>
+              <w:widowControl w:val="false"/>
               <w:suppressAutoHyphens w:val="true"/>
               <w:spacing w:lineRule="auto" w:line="240" w:before="0" w:after="0"/>
               <w:jc w:val="left"/>
@@ -1649,7 +1580,7 @@
           <w:p>
             <w:pPr>
               <w:pStyle w:val="Normal"/>
-              <w:widowControl/>
+              <w:widowControl w:val="false"/>
               <w:suppressAutoHyphens w:val="true"/>
               <w:spacing w:lineRule="auto" w:line="240" w:before="0" w:after="0"/>
               <w:jc w:val="left"/>
@@ -1681,7 +1612,7 @@
           <w:p>
             <w:pPr>
               <w:pStyle w:val="Normal"/>
-              <w:widowControl/>
+              <w:widowControl w:val="false"/>
               <w:suppressAutoHyphens w:val="true"/>
               <w:spacing w:lineRule="auto" w:line="240" w:before="0" w:after="0"/>
               <w:jc w:val="left"/>
@@ -1713,6 +1644,4905 @@
         <w:widowControl/>
         <w:bidi w:val="0"/>
         <w:spacing w:lineRule="auto" w:line="259" w:before="0" w:after="160"/>
+        <w:jc w:val="left"/>
+        <w:rPr/>
+      </w:pPr>
+      <w:r>
+        <w:rPr/>
+      </w:r>
+    </w:p>
+    <w:p>
+      <w:pPr>
+        <w:pStyle w:val="Normal"/>
+        <w:jc w:val="left"/>
+        <w:rPr>
+          <w:b/>
+          <w:b/>
+          <w:bCs/>
+          <w:i/>
+          <w:i/>
+          <w:iCs/>
+          <w:sz w:val="24"/>
+          <w:szCs w:val="24"/>
+        </w:rPr>
+      </w:pPr>
+      <w:r>
+        <w:rPr>
+          <w:b/>
+          <w:bCs/>
+          <w:i/>
+          <w:iCs/>
+          <w:sz w:val="24"/>
+          <w:szCs w:val="24"/>
+        </w:rPr>
+        <w:t>Exercice 2</w:t>
+      </w:r>
+    </w:p>
+    <w:p>
+      <w:pPr>
+        <w:pStyle w:val="Normal"/>
+        <w:rPr>
+          <w:i/>
+          <w:i/>
+          <w:iCs/>
+        </w:rPr>
+      </w:pPr>
+      <w:r>
+        <w:rPr>
+          <w:i/>
+          <w:iCs/>
+        </w:rPr>
+        <w:t xml:space="preserve">Cet exercice porte sur les commandes </w:t>
+      </w:r>
+      <w:r>
+        <w:rPr>
+          <w:rFonts w:ascii="Cascadia Mono" w:hAnsi="Cascadia Mono"/>
+          <w:i/>
+          <w:iCs/>
+        </w:rPr>
+        <w:t>pwd</w:t>
+      </w:r>
+      <w:r>
+        <w:rPr>
+          <w:i/>
+          <w:iCs/>
+        </w:rPr>
+        <w:t xml:space="preserve">, </w:t>
+      </w:r>
+      <w:r>
+        <w:rPr>
+          <w:rFonts w:ascii="Cascadia Mono" w:hAnsi="Cascadia Mono"/>
+          <w:i/>
+          <w:iCs/>
+        </w:rPr>
+        <w:t>ls</w:t>
+      </w:r>
+      <w:r>
+        <w:rPr>
+          <w:i/>
+          <w:iCs/>
+        </w:rPr>
+        <w:t xml:space="preserve"> et </w:t>
+      </w:r>
+      <w:r>
+        <w:rPr>
+          <w:rFonts w:ascii="Cascadia Mono" w:hAnsi="Cascadia Mono"/>
+          <w:i/>
+          <w:iCs/>
+        </w:rPr>
+        <w:t>cd</w:t>
+      </w:r>
+    </w:p>
+    <w:p>
+      <w:pPr>
+        <w:pStyle w:val="Normal"/>
+        <w:rPr/>
+      </w:pPr>
+      <w:r>
+        <w:rPr>
+          <w:i/>
+          <w:iCs/>
+        </w:rPr>
+        <w:t>Pour chaque question où c’est demandé, écrivez la commande complète que vous avez faite pour obtenir la réponse.</w:t>
+      </w:r>
+    </w:p>
+    <w:p>
+      <w:pPr>
+        <w:pStyle w:val="ListParagraph"/>
+        <w:numPr>
+          <w:ilvl w:val="0"/>
+          <w:numId w:val="1"/>
+        </w:numPr>
+        <w:spacing w:before="0" w:after="0"/>
+        <w:ind w:left="357" w:hanging="357"/>
+        <w:contextualSpacing w:val="false"/>
+        <w:rPr/>
+      </w:pPr>
+      <w:r>
+        <w:rPr/>
+        <w:t>Lors de l'ouverture du terminal, vous êtes dans votre répertoire personnel. Quel est son chemin complet?</w:t>
+      </w:r>
+    </w:p>
+    <w:tbl>
+      <w:tblPr>
+        <w:tblStyle w:val="Grilledutableau"/>
+        <w:tblW w:w="8273" w:type="dxa"/>
+        <w:jc w:val="left"/>
+        <w:tblInd w:w="470" w:type="dxa"/>
+        <w:tblLayout w:type="fixed"/>
+        <w:tblCellMar>
+          <w:top w:w="0" w:type="dxa"/>
+          <w:left w:w="108" w:type="dxa"/>
+          <w:bottom w:w="0" w:type="dxa"/>
+          <w:right w:w="108" w:type="dxa"/>
+        </w:tblCellMar>
+        <w:tblLook w:val="04a0" w:noHBand="0" w:noVBand="1" w:firstColumn="1" w:lastRow="0" w:lastColumn="0" w:firstRow="1"/>
+      </w:tblPr>
+      <w:tblGrid>
+        <w:gridCol w:w="1355"/>
+        <w:gridCol w:w="6917"/>
+      </w:tblGrid>
+      <w:tr>
+        <w:trPr>
+          <w:trHeight w:val="245" w:hRule="atLeast"/>
+        </w:trPr>
+        <w:tc>
+          <w:tcPr>
+            <w:tcW w:w="1355" w:type="dxa"/>
+            <w:tcBorders/>
+          </w:tcPr>
+          <w:p>
+            <w:pPr>
+              <w:pStyle w:val="ListParagraph"/>
+              <w:widowControl/>
+              <w:suppressAutoHyphens w:val="true"/>
+              <w:spacing w:lineRule="auto" w:line="240" w:before="0" w:after="0"/>
+              <w:ind w:left="0" w:hanging="0"/>
+              <w:contextualSpacing/>
+              <w:jc w:val="left"/>
+              <w:rPr>
+                <w:rFonts w:ascii="Calibri" w:hAnsi="Calibri" w:eastAsia="Calibri"/>
+              </w:rPr>
+            </w:pPr>
+            <w:r>
+              <w:rPr>
+                <w:rFonts w:eastAsia="Calibri" w:cs=""/>
+                <w:kern w:val="0"/>
+                <w:sz w:val="22"/>
+                <w:szCs w:val="22"/>
+                <w:lang w:val="fr-CA" w:eastAsia="en-US" w:bidi="ar-SA"/>
+              </w:rPr>
+              <w:t>Réponse :</w:t>
+            </w:r>
+          </w:p>
+        </w:tc>
+        <w:tc>
+          <w:tcPr>
+            <w:tcW w:w="6917" w:type="dxa"/>
+            <w:tcBorders/>
+          </w:tcPr>
+          <w:p>
+            <w:pPr>
+              <w:pStyle w:val="ListParagraph"/>
+              <w:widowControl/>
+              <w:suppressAutoHyphens w:val="true"/>
+              <w:spacing w:lineRule="auto" w:line="240" w:before="0" w:after="0"/>
+              <w:ind w:left="0" w:hanging="0"/>
+              <w:contextualSpacing w:val="false"/>
+              <w:jc w:val="left"/>
+              <w:rPr>
+                <w:rFonts w:ascii="Calibri" w:hAnsi="Calibri" w:eastAsia="Calibri"/>
+              </w:rPr>
+            </w:pPr>
+            <w:r>
+              <w:rPr>
+                <w:rFonts w:eastAsia="Calibri" w:cs=""/>
+                <w:kern w:val="0"/>
+                <w:sz w:val="22"/>
+                <w:szCs w:val="22"/>
+                <w:lang w:val="fr-CA" w:eastAsia="en-US" w:bidi="ar-SA"/>
+              </w:rPr>
+              <w:t xml:space="preserve">/home/info </w:t>
+            </w:r>
+          </w:p>
+        </w:tc>
+      </w:tr>
+      <w:tr>
+        <w:trPr>
+          <w:trHeight w:val="285" w:hRule="atLeast"/>
+        </w:trPr>
+        <w:tc>
+          <w:tcPr>
+            <w:tcW w:w="1355" w:type="dxa"/>
+            <w:tcBorders/>
+          </w:tcPr>
+          <w:p>
+            <w:pPr>
+              <w:pStyle w:val="ListParagraph"/>
+              <w:widowControl/>
+              <w:suppressAutoHyphens w:val="true"/>
+              <w:spacing w:lineRule="auto" w:line="240" w:before="0" w:after="0"/>
+              <w:ind w:left="0" w:hanging="0"/>
+              <w:contextualSpacing/>
+              <w:jc w:val="left"/>
+              <w:rPr>
+                <w:rFonts w:ascii="Calibri" w:hAnsi="Calibri" w:eastAsia="Calibri"/>
+              </w:rPr>
+            </w:pPr>
+            <w:r>
+              <w:rPr>
+                <w:rFonts w:eastAsia="Calibri" w:cs=""/>
+                <w:kern w:val="0"/>
+                <w:sz w:val="22"/>
+                <w:szCs w:val="22"/>
+                <w:lang w:val="fr-CA" w:eastAsia="en-US" w:bidi="ar-SA"/>
+              </w:rPr>
+              <w:t xml:space="preserve">Commande : </w:t>
+            </w:r>
+          </w:p>
+        </w:tc>
+        <w:tc>
+          <w:tcPr>
+            <w:tcW w:w="6917" w:type="dxa"/>
+            <w:tcBorders/>
+          </w:tcPr>
+          <w:p>
+            <w:pPr>
+              <w:pStyle w:val="ListParagraph"/>
+              <w:widowControl/>
+              <w:suppressAutoHyphens w:val="true"/>
+              <w:spacing w:lineRule="auto" w:line="240" w:before="0" w:after="0"/>
+              <w:ind w:left="0" w:hanging="0"/>
+              <w:contextualSpacing/>
+              <w:jc w:val="left"/>
+              <w:rPr>
+                <w:rFonts w:ascii="Calibri" w:hAnsi="Calibri" w:eastAsia="Calibri"/>
+              </w:rPr>
+            </w:pPr>
+            <w:r>
+              <w:rPr>
+                <w:rFonts w:eastAsia="Calibri" w:cs=""/>
+                <w:kern w:val="0"/>
+                <w:sz w:val="22"/>
+                <w:szCs w:val="22"/>
+                <w:lang w:val="fr-CA" w:eastAsia="en-US" w:bidi="ar-SA"/>
+              </w:rPr>
+              <w:t>pwd</w:t>
+            </w:r>
+          </w:p>
+        </w:tc>
+      </w:tr>
+    </w:tbl>
+    <w:p>
+      <w:pPr>
+        <w:pStyle w:val="ListParagraph"/>
+        <w:spacing w:before="0" w:after="0"/>
+        <w:ind w:left="357" w:hanging="0"/>
+        <w:contextualSpacing w:val="false"/>
+        <w:rPr/>
+      </w:pPr>
+      <w:r>
+        <w:rPr/>
+      </w:r>
+    </w:p>
+    <w:p>
+      <w:pPr>
+        <w:pStyle w:val="ListParagraph"/>
+        <w:numPr>
+          <w:ilvl w:val="0"/>
+          <w:numId w:val="1"/>
+        </w:numPr>
+        <w:spacing w:before="0" w:after="0"/>
+        <w:ind w:left="357" w:hanging="357"/>
+        <w:contextualSpacing w:val="false"/>
+        <w:rPr/>
+      </w:pPr>
+      <w:r>
+        <w:rPr/>
+        <w:t xml:space="preserve">Combien y a-t-il d'éléments (fichiers ou répertoires) </w:t>
+      </w:r>
+      <w:r>
+        <w:rPr>
+          <w:b/>
+          <w:bCs/>
+        </w:rPr>
+        <w:t>visibles</w:t>
+      </w:r>
+      <w:r>
+        <w:rPr/>
+        <w:t xml:space="preserve"> dans votre répertoire personnel?</w:t>
+      </w:r>
+    </w:p>
+    <w:tbl>
+      <w:tblPr>
+        <w:tblStyle w:val="Grilledutableau"/>
+        <w:tblW w:w="8273" w:type="dxa"/>
+        <w:jc w:val="left"/>
+        <w:tblInd w:w="470" w:type="dxa"/>
+        <w:tblLayout w:type="fixed"/>
+        <w:tblCellMar>
+          <w:top w:w="0" w:type="dxa"/>
+          <w:left w:w="108" w:type="dxa"/>
+          <w:bottom w:w="0" w:type="dxa"/>
+          <w:right w:w="108" w:type="dxa"/>
+        </w:tblCellMar>
+        <w:tblLook w:val="04a0" w:noHBand="0" w:noVBand="1" w:firstColumn="1" w:lastRow="0" w:lastColumn="0" w:firstRow="1"/>
+      </w:tblPr>
+      <w:tblGrid>
+        <w:gridCol w:w="1355"/>
+        <w:gridCol w:w="6917"/>
+      </w:tblGrid>
+      <w:tr>
+        <w:trPr>
+          <w:trHeight w:val="245" w:hRule="atLeast"/>
+        </w:trPr>
+        <w:tc>
+          <w:tcPr>
+            <w:tcW w:w="1355" w:type="dxa"/>
+            <w:tcBorders/>
+          </w:tcPr>
+          <w:p>
+            <w:pPr>
+              <w:pStyle w:val="ListParagraph"/>
+              <w:widowControl/>
+              <w:suppressAutoHyphens w:val="true"/>
+              <w:spacing w:lineRule="auto" w:line="240" w:before="0" w:after="0"/>
+              <w:ind w:left="0" w:hanging="0"/>
+              <w:contextualSpacing/>
+              <w:jc w:val="left"/>
+              <w:rPr>
+                <w:rFonts w:ascii="Calibri" w:hAnsi="Calibri" w:eastAsia="Calibri"/>
+              </w:rPr>
+            </w:pPr>
+            <w:r>
+              <w:rPr>
+                <w:rFonts w:eastAsia="Calibri" w:cs=""/>
+                <w:kern w:val="0"/>
+                <w:sz w:val="22"/>
+                <w:szCs w:val="22"/>
+                <w:lang w:val="fr-CA" w:eastAsia="en-US" w:bidi="ar-SA"/>
+              </w:rPr>
+              <w:t>Réponse :</w:t>
+            </w:r>
+          </w:p>
+        </w:tc>
+        <w:tc>
+          <w:tcPr>
+            <w:tcW w:w="6917" w:type="dxa"/>
+            <w:tcBorders/>
+          </w:tcPr>
+          <w:p>
+            <w:pPr>
+              <w:pStyle w:val="ListParagraph"/>
+              <w:widowControl/>
+              <w:suppressAutoHyphens w:val="true"/>
+              <w:spacing w:lineRule="auto" w:line="240" w:before="0" w:after="0"/>
+              <w:ind w:left="0" w:hanging="0"/>
+              <w:contextualSpacing w:val="false"/>
+              <w:jc w:val="left"/>
+              <w:rPr>
+                <w:rFonts w:ascii="Calibri" w:hAnsi="Calibri" w:eastAsia="Calibri"/>
+              </w:rPr>
+            </w:pPr>
+            <w:r>
+              <w:rPr>
+                <w:rFonts w:eastAsia="Calibri" w:cs=""/>
+                <w:kern w:val="0"/>
+                <w:sz w:val="22"/>
+                <w:szCs w:val="22"/>
+                <w:lang w:val="fr-CA" w:eastAsia="en-US" w:bidi="ar-SA"/>
+              </w:rPr>
+              <w:t>8</w:t>
+            </w:r>
+          </w:p>
+        </w:tc>
+      </w:tr>
+      <w:tr>
+        <w:trPr>
+          <w:trHeight w:val="285" w:hRule="atLeast"/>
+        </w:trPr>
+        <w:tc>
+          <w:tcPr>
+            <w:tcW w:w="1355" w:type="dxa"/>
+            <w:tcBorders/>
+          </w:tcPr>
+          <w:p>
+            <w:pPr>
+              <w:pStyle w:val="ListParagraph"/>
+              <w:widowControl/>
+              <w:suppressAutoHyphens w:val="true"/>
+              <w:spacing w:lineRule="auto" w:line="240" w:before="0" w:after="0"/>
+              <w:ind w:left="0" w:hanging="0"/>
+              <w:contextualSpacing/>
+              <w:jc w:val="left"/>
+              <w:rPr>
+                <w:rFonts w:ascii="Calibri" w:hAnsi="Calibri" w:eastAsia="Calibri"/>
+              </w:rPr>
+            </w:pPr>
+            <w:r>
+              <w:rPr>
+                <w:rFonts w:eastAsia="Calibri" w:cs=""/>
+                <w:kern w:val="0"/>
+                <w:sz w:val="22"/>
+                <w:szCs w:val="22"/>
+                <w:lang w:val="fr-CA" w:eastAsia="en-US" w:bidi="ar-SA"/>
+              </w:rPr>
+              <w:t xml:space="preserve">Commande : </w:t>
+            </w:r>
+          </w:p>
+        </w:tc>
+        <w:tc>
+          <w:tcPr>
+            <w:tcW w:w="6917" w:type="dxa"/>
+            <w:tcBorders/>
+          </w:tcPr>
+          <w:p>
+            <w:pPr>
+              <w:pStyle w:val="ListParagraph"/>
+              <w:widowControl/>
+              <w:suppressAutoHyphens w:val="true"/>
+              <w:spacing w:lineRule="auto" w:line="240" w:before="0" w:after="0"/>
+              <w:ind w:left="0" w:hanging="0"/>
+              <w:contextualSpacing/>
+              <w:jc w:val="left"/>
+              <w:rPr>
+                <w:rFonts w:ascii="Calibri" w:hAnsi="Calibri" w:eastAsia="Calibri"/>
+              </w:rPr>
+            </w:pPr>
+            <w:r>
+              <w:rPr>
+                <w:rFonts w:eastAsia="Calibri" w:cs=""/>
+                <w:kern w:val="0"/>
+                <w:sz w:val="22"/>
+                <w:szCs w:val="22"/>
+                <w:lang w:val="fr-CA" w:eastAsia="en-US" w:bidi="ar-SA"/>
+              </w:rPr>
+              <w:t>ls</w:t>
+            </w:r>
+          </w:p>
+        </w:tc>
+      </w:tr>
+    </w:tbl>
+    <w:p>
+      <w:pPr>
+        <w:pStyle w:val="ListParagraph"/>
+        <w:spacing w:before="0" w:after="0"/>
+        <w:ind w:left="357" w:hanging="0"/>
+        <w:contextualSpacing w:val="false"/>
+        <w:rPr/>
+      </w:pPr>
+      <w:r>
+        <w:rPr/>
+      </w:r>
+    </w:p>
+    <w:p>
+      <w:pPr>
+        <w:pStyle w:val="ListParagraph"/>
+        <w:numPr>
+          <w:ilvl w:val="0"/>
+          <w:numId w:val="1"/>
+        </w:numPr>
+        <w:spacing w:before="0" w:after="0"/>
+        <w:ind w:left="357" w:hanging="357"/>
+        <w:contextualSpacing w:val="false"/>
+        <w:rPr/>
+      </w:pPr>
+      <w:r>
+        <w:rPr/>
+        <w:t xml:space="preserve">Combien y a-t-il d'éléments (fichiers ou répertoires) </w:t>
+      </w:r>
+      <w:r>
+        <w:rPr>
+          <w:b/>
+          <w:bCs/>
+        </w:rPr>
+        <w:t>cachés</w:t>
+      </w:r>
+      <w:r>
+        <w:rPr/>
+        <w:t xml:space="preserve"> dans votre répertoire personnel?</w:t>
+      </w:r>
+    </w:p>
+    <w:tbl>
+      <w:tblPr>
+        <w:tblStyle w:val="Grilledutableau"/>
+        <w:tblW w:w="8273" w:type="dxa"/>
+        <w:jc w:val="left"/>
+        <w:tblInd w:w="470" w:type="dxa"/>
+        <w:tblLayout w:type="fixed"/>
+        <w:tblCellMar>
+          <w:top w:w="0" w:type="dxa"/>
+          <w:left w:w="108" w:type="dxa"/>
+          <w:bottom w:w="0" w:type="dxa"/>
+          <w:right w:w="108" w:type="dxa"/>
+        </w:tblCellMar>
+        <w:tblLook w:val="04a0" w:noHBand="0" w:noVBand="1" w:firstColumn="1" w:lastRow="0" w:lastColumn="0" w:firstRow="1"/>
+      </w:tblPr>
+      <w:tblGrid>
+        <w:gridCol w:w="1355"/>
+        <w:gridCol w:w="6917"/>
+      </w:tblGrid>
+      <w:tr>
+        <w:trPr>
+          <w:trHeight w:val="245" w:hRule="atLeast"/>
+        </w:trPr>
+        <w:tc>
+          <w:tcPr>
+            <w:tcW w:w="1355" w:type="dxa"/>
+            <w:tcBorders/>
+          </w:tcPr>
+          <w:p>
+            <w:pPr>
+              <w:pStyle w:val="ListParagraph"/>
+              <w:widowControl/>
+              <w:suppressAutoHyphens w:val="true"/>
+              <w:spacing w:lineRule="auto" w:line="240" w:before="0" w:after="0"/>
+              <w:ind w:left="0" w:hanging="0"/>
+              <w:contextualSpacing/>
+              <w:jc w:val="left"/>
+              <w:rPr>
+                <w:rFonts w:ascii="Calibri" w:hAnsi="Calibri" w:eastAsia="Calibri"/>
+              </w:rPr>
+            </w:pPr>
+            <w:r>
+              <w:rPr>
+                <w:rFonts w:eastAsia="Calibri" w:cs=""/>
+                <w:kern w:val="0"/>
+                <w:sz w:val="22"/>
+                <w:szCs w:val="22"/>
+                <w:lang w:val="fr-CA" w:eastAsia="en-US" w:bidi="ar-SA"/>
+              </w:rPr>
+              <w:t>Réponse :</w:t>
+            </w:r>
+          </w:p>
+        </w:tc>
+        <w:tc>
+          <w:tcPr>
+            <w:tcW w:w="6917" w:type="dxa"/>
+            <w:tcBorders/>
+          </w:tcPr>
+          <w:p>
+            <w:pPr>
+              <w:pStyle w:val="ListParagraph"/>
+              <w:widowControl/>
+              <w:suppressAutoHyphens w:val="true"/>
+              <w:spacing w:lineRule="auto" w:line="240" w:before="0" w:after="0"/>
+              <w:ind w:left="0" w:hanging="0"/>
+              <w:contextualSpacing w:val="false"/>
+              <w:jc w:val="left"/>
+              <w:rPr>
+                <w:rFonts w:ascii="Calibri" w:hAnsi="Calibri" w:eastAsia="Calibri"/>
+              </w:rPr>
+            </w:pPr>
+            <w:r>
+              <w:rPr>
+                <w:rFonts w:eastAsia="Calibri" w:cs=""/>
+                <w:kern w:val="0"/>
+                <w:sz w:val="22"/>
+                <w:szCs w:val="22"/>
+                <w:lang w:val="fr-CA" w:eastAsia="en-US" w:bidi="ar-SA"/>
+              </w:rPr>
+              <w:t>10 ou 12</w:t>
+            </w:r>
+          </w:p>
+        </w:tc>
+      </w:tr>
+      <w:tr>
+        <w:trPr>
+          <w:trHeight w:val="285" w:hRule="atLeast"/>
+        </w:trPr>
+        <w:tc>
+          <w:tcPr>
+            <w:tcW w:w="1355" w:type="dxa"/>
+            <w:tcBorders/>
+          </w:tcPr>
+          <w:p>
+            <w:pPr>
+              <w:pStyle w:val="ListParagraph"/>
+              <w:widowControl/>
+              <w:suppressAutoHyphens w:val="true"/>
+              <w:spacing w:lineRule="auto" w:line="240" w:before="0" w:after="0"/>
+              <w:ind w:left="0" w:hanging="0"/>
+              <w:contextualSpacing/>
+              <w:jc w:val="left"/>
+              <w:rPr>
+                <w:rFonts w:ascii="Calibri" w:hAnsi="Calibri" w:eastAsia="Calibri"/>
+              </w:rPr>
+            </w:pPr>
+            <w:r>
+              <w:rPr>
+                <w:rFonts w:eastAsia="Calibri" w:cs=""/>
+                <w:kern w:val="0"/>
+                <w:sz w:val="22"/>
+                <w:szCs w:val="22"/>
+                <w:lang w:val="fr-CA" w:eastAsia="en-US" w:bidi="ar-SA"/>
+              </w:rPr>
+              <w:t xml:space="preserve">Commande : </w:t>
+            </w:r>
+          </w:p>
+        </w:tc>
+        <w:tc>
+          <w:tcPr>
+            <w:tcW w:w="6917" w:type="dxa"/>
+            <w:tcBorders/>
+          </w:tcPr>
+          <w:p>
+            <w:pPr>
+              <w:pStyle w:val="ListParagraph"/>
+              <w:widowControl/>
+              <w:suppressAutoHyphens w:val="true"/>
+              <w:spacing w:lineRule="auto" w:line="240" w:before="0" w:after="0"/>
+              <w:ind w:left="0" w:hanging="0"/>
+              <w:contextualSpacing/>
+              <w:jc w:val="left"/>
+              <w:rPr>
+                <w:rFonts w:ascii="Calibri" w:hAnsi="Calibri" w:eastAsia="Calibri"/>
+              </w:rPr>
+            </w:pPr>
+            <w:r>
+              <w:rPr>
+                <w:rFonts w:eastAsia="Calibri" w:cs=""/>
+                <w:kern w:val="0"/>
+                <w:sz w:val="22"/>
+                <w:szCs w:val="22"/>
+                <w:lang w:val="fr-CA" w:eastAsia="en-US" w:bidi="ar-SA"/>
+              </w:rPr>
+              <w:t>ls -a</w:t>
+            </w:r>
+          </w:p>
+        </w:tc>
+      </w:tr>
+    </w:tbl>
+    <w:p>
+      <w:pPr>
+        <w:pStyle w:val="ListParagraph"/>
+        <w:spacing w:before="0" w:after="0"/>
+        <w:ind w:left="357" w:hanging="0"/>
+        <w:contextualSpacing w:val="false"/>
+        <w:rPr/>
+      </w:pPr>
+      <w:r>
+        <w:rPr/>
+      </w:r>
+    </w:p>
+    <w:p>
+      <w:pPr>
+        <w:pStyle w:val="ListParagraph"/>
+        <w:numPr>
+          <w:ilvl w:val="0"/>
+          <w:numId w:val="1"/>
+        </w:numPr>
+        <w:spacing w:before="0" w:after="0"/>
+        <w:ind w:left="357" w:hanging="357"/>
+        <w:contextualSpacing w:val="false"/>
+        <w:rPr/>
+      </w:pPr>
+      <w:r>
+        <w:rPr/>
+        <w:t xml:space="preserve">Dans votre répertoire personnel il y a un sous-répertoire nommé </w:t>
+      </w:r>
+      <w:r>
+        <w:rPr>
+          <w:i/>
+          <w:iCs/>
+          <w:u w:val="single"/>
+        </w:rPr>
+        <w:t>.config</w:t>
+      </w:r>
+      <w:r>
+        <w:rPr/>
+        <w:t>. Comment afficher son contenu?</w:t>
+      </w:r>
+    </w:p>
+    <w:tbl>
+      <w:tblPr>
+        <w:tblStyle w:val="Grilledutableau"/>
+        <w:tblW w:w="8380" w:type="dxa"/>
+        <w:jc w:val="left"/>
+        <w:tblInd w:w="363" w:type="dxa"/>
+        <w:tblLayout w:type="fixed"/>
+        <w:tblCellMar>
+          <w:top w:w="0" w:type="dxa"/>
+          <w:left w:w="108" w:type="dxa"/>
+          <w:bottom w:w="0" w:type="dxa"/>
+          <w:right w:w="108" w:type="dxa"/>
+        </w:tblCellMar>
+        <w:tblLook w:val="04a0" w:noHBand="0" w:noVBand="1" w:firstColumn="1" w:lastRow="0" w:lastColumn="0" w:firstRow="1"/>
+      </w:tblPr>
+      <w:tblGrid>
+        <w:gridCol w:w="1462"/>
+        <w:gridCol w:w="6917"/>
+      </w:tblGrid>
+      <w:tr>
+        <w:trPr>
+          <w:trHeight w:val="285" w:hRule="atLeast"/>
+        </w:trPr>
+        <w:tc>
+          <w:tcPr>
+            <w:tcW w:w="1462" w:type="dxa"/>
+            <w:tcBorders/>
+          </w:tcPr>
+          <w:p>
+            <w:pPr>
+              <w:pStyle w:val="ListParagraph"/>
+              <w:widowControl/>
+              <w:suppressAutoHyphens w:val="true"/>
+              <w:spacing w:lineRule="auto" w:line="240" w:before="0" w:after="0"/>
+              <w:ind w:left="0" w:hanging="0"/>
+              <w:contextualSpacing/>
+              <w:jc w:val="left"/>
+              <w:rPr>
+                <w:rFonts w:ascii="Calibri" w:hAnsi="Calibri" w:eastAsia="Calibri"/>
+              </w:rPr>
+            </w:pPr>
+            <w:r>
+              <w:rPr>
+                <w:rFonts w:eastAsia="Calibri" w:cs=""/>
+                <w:kern w:val="0"/>
+                <w:sz w:val="22"/>
+                <w:szCs w:val="22"/>
+                <w:lang w:val="fr-CA" w:eastAsia="en-US" w:bidi="ar-SA"/>
+              </w:rPr>
+              <w:t xml:space="preserve">Commande : </w:t>
+            </w:r>
+          </w:p>
+        </w:tc>
+        <w:tc>
+          <w:tcPr>
+            <w:tcW w:w="6917" w:type="dxa"/>
+            <w:tcBorders/>
+          </w:tcPr>
+          <w:p>
+            <w:pPr>
+              <w:pStyle w:val="ListParagraph"/>
+              <w:widowControl/>
+              <w:suppressAutoHyphens w:val="true"/>
+              <w:spacing w:lineRule="auto" w:line="240" w:before="0" w:after="0"/>
+              <w:ind w:left="0" w:hanging="0"/>
+              <w:contextualSpacing/>
+              <w:jc w:val="left"/>
+              <w:rPr>
+                <w:rFonts w:ascii="Calibri" w:hAnsi="Calibri" w:eastAsia="Calibri"/>
+              </w:rPr>
+            </w:pPr>
+            <w:r>
+              <w:rPr>
+                <w:rFonts w:eastAsia="Calibri" w:cs=""/>
+                <w:kern w:val="0"/>
+                <w:sz w:val="22"/>
+                <w:szCs w:val="22"/>
+                <w:lang w:val="fr-CA" w:eastAsia="en-US" w:bidi="ar-SA"/>
+              </w:rPr>
+              <w:t>ls .config</w:t>
+            </w:r>
+          </w:p>
+        </w:tc>
+      </w:tr>
+    </w:tbl>
+    <w:p>
+      <w:pPr>
+        <w:pStyle w:val="ListParagraph"/>
+        <w:spacing w:before="0" w:after="0"/>
+        <w:ind w:left="357" w:hanging="0"/>
+        <w:contextualSpacing w:val="false"/>
+        <w:rPr/>
+      </w:pPr>
+      <w:r>
+        <w:rPr/>
+      </w:r>
+    </w:p>
+    <w:p>
+      <w:pPr>
+        <w:pStyle w:val="ListParagraph"/>
+        <w:numPr>
+          <w:ilvl w:val="0"/>
+          <w:numId w:val="1"/>
+        </w:numPr>
+        <w:spacing w:before="0" w:after="0"/>
+        <w:ind w:left="357" w:hanging="357"/>
+        <w:contextualSpacing w:val="false"/>
+        <w:rPr/>
+      </w:pPr>
+      <w:r>
+        <w:rPr/>
+        <w:t xml:space="preserve">Dans ce répertoire il y a un fichier nommé </w:t>
+      </w:r>
+      <w:r>
+        <w:rPr>
+          <w:i/>
+          <w:iCs/>
+          <w:u w:val="single"/>
+        </w:rPr>
+        <w:t>user-dirs.dirs</w:t>
+      </w:r>
+      <w:r>
+        <w:rPr/>
+        <w:t xml:space="preserve">. Comment afficher son contenu? </w:t>
+      </w:r>
+    </w:p>
+    <w:tbl>
+      <w:tblPr>
+        <w:tblStyle w:val="Grilledutableau"/>
+        <w:tblW w:w="8273" w:type="dxa"/>
+        <w:jc w:val="left"/>
+        <w:tblInd w:w="470" w:type="dxa"/>
+        <w:tblLayout w:type="fixed"/>
+        <w:tblCellMar>
+          <w:top w:w="0" w:type="dxa"/>
+          <w:left w:w="108" w:type="dxa"/>
+          <w:bottom w:w="0" w:type="dxa"/>
+          <w:right w:w="108" w:type="dxa"/>
+        </w:tblCellMar>
+        <w:tblLook w:val="04a0" w:noHBand="0" w:noVBand="1" w:firstColumn="1" w:lastRow="0" w:lastColumn="0" w:firstRow="1"/>
+      </w:tblPr>
+      <w:tblGrid>
+        <w:gridCol w:w="1355"/>
+        <w:gridCol w:w="6917"/>
+      </w:tblGrid>
+      <w:tr>
+        <w:trPr>
+          <w:trHeight w:val="285" w:hRule="atLeast"/>
+        </w:trPr>
+        <w:tc>
+          <w:tcPr>
+            <w:tcW w:w="1355" w:type="dxa"/>
+            <w:tcBorders/>
+          </w:tcPr>
+          <w:p>
+            <w:pPr>
+              <w:pStyle w:val="ListParagraph"/>
+              <w:widowControl/>
+              <w:suppressAutoHyphens w:val="true"/>
+              <w:spacing w:lineRule="auto" w:line="240" w:before="0" w:after="0"/>
+              <w:ind w:left="0" w:hanging="0"/>
+              <w:contextualSpacing/>
+              <w:jc w:val="left"/>
+              <w:rPr>
+                <w:rFonts w:ascii="Calibri" w:hAnsi="Calibri" w:eastAsia="Calibri"/>
+              </w:rPr>
+            </w:pPr>
+            <w:r>
+              <w:rPr>
+                <w:rFonts w:eastAsia="Calibri" w:cs=""/>
+                <w:kern w:val="0"/>
+                <w:sz w:val="22"/>
+                <w:szCs w:val="22"/>
+                <w:lang w:val="fr-CA" w:eastAsia="en-US" w:bidi="ar-SA"/>
+              </w:rPr>
+              <w:t xml:space="preserve">Commande : </w:t>
+            </w:r>
+          </w:p>
+        </w:tc>
+        <w:tc>
+          <w:tcPr>
+            <w:tcW w:w="6917" w:type="dxa"/>
+            <w:tcBorders/>
+          </w:tcPr>
+          <w:p>
+            <w:pPr>
+              <w:pStyle w:val="ListParagraph"/>
+              <w:widowControl/>
+              <w:suppressAutoHyphens w:val="true"/>
+              <w:spacing w:lineRule="auto" w:line="240" w:before="0" w:after="0"/>
+              <w:ind w:left="0" w:hanging="0"/>
+              <w:contextualSpacing/>
+              <w:jc w:val="left"/>
+              <w:rPr>
+                <w:lang w:val="en-CA"/>
+              </w:rPr>
+            </w:pPr>
+            <w:r>
+              <w:rPr>
+                <w:rFonts w:eastAsia="Calibri" w:cs=""/>
+                <w:kern w:val="0"/>
+                <w:sz w:val="22"/>
+                <w:szCs w:val="22"/>
+                <w:lang w:val="en-CA" w:eastAsia="en-US" w:bidi="ar-SA"/>
+              </w:rPr>
+              <w:t>cat .config/user-dirs.dirs</w:t>
+            </w:r>
+          </w:p>
+        </w:tc>
+      </w:tr>
+    </w:tbl>
+    <w:p>
+      <w:pPr>
+        <w:pStyle w:val="ListParagraph"/>
+        <w:spacing w:before="0" w:after="0"/>
+        <w:ind w:left="357" w:hanging="0"/>
+        <w:contextualSpacing w:val="false"/>
+        <w:rPr>
+          <w:lang w:val="en-CA"/>
+        </w:rPr>
+      </w:pPr>
+      <w:r>
+        <w:rPr>
+          <w:lang w:val="en-CA"/>
+        </w:rPr>
+      </w:r>
+    </w:p>
+    <w:p>
+      <w:pPr>
+        <w:pStyle w:val="ListParagraph"/>
+        <w:numPr>
+          <w:ilvl w:val="0"/>
+          <w:numId w:val="1"/>
+        </w:numPr>
+        <w:spacing w:before="0" w:after="0"/>
+        <w:ind w:left="357" w:hanging="357"/>
+        <w:contextualSpacing w:val="false"/>
+        <w:rPr/>
+      </w:pPr>
+      <w:r>
+        <w:rPr/>
+        <w:t xml:space="preserve">Affichez le contenu du fichier </w:t>
+      </w:r>
+      <w:r>
+        <w:rPr>
+          <w:i/>
+          <w:iCs/>
+          <w:u w:val="single"/>
+        </w:rPr>
+        <w:t>/usr/bin/unzip</w:t>
+      </w:r>
+    </w:p>
+    <w:tbl>
+      <w:tblPr>
+        <w:tblStyle w:val="Grilledutableau"/>
+        <w:tblW w:w="8273" w:type="dxa"/>
+        <w:jc w:val="left"/>
+        <w:tblInd w:w="470" w:type="dxa"/>
+        <w:tblLayout w:type="fixed"/>
+        <w:tblCellMar>
+          <w:top w:w="0" w:type="dxa"/>
+          <w:left w:w="108" w:type="dxa"/>
+          <w:bottom w:w="0" w:type="dxa"/>
+          <w:right w:w="108" w:type="dxa"/>
+        </w:tblCellMar>
+        <w:tblLook w:val="04a0" w:noHBand="0" w:noVBand="1" w:firstColumn="1" w:lastRow="0" w:lastColumn="0" w:firstRow="1"/>
+      </w:tblPr>
+      <w:tblGrid>
+        <w:gridCol w:w="1355"/>
+        <w:gridCol w:w="6917"/>
+      </w:tblGrid>
+      <w:tr>
+        <w:trPr>
+          <w:trHeight w:val="285" w:hRule="atLeast"/>
+        </w:trPr>
+        <w:tc>
+          <w:tcPr>
+            <w:tcW w:w="1355" w:type="dxa"/>
+            <w:tcBorders/>
+          </w:tcPr>
+          <w:p>
+            <w:pPr>
+              <w:pStyle w:val="ListParagraph"/>
+              <w:widowControl/>
+              <w:suppressAutoHyphens w:val="true"/>
+              <w:spacing w:lineRule="auto" w:line="240" w:before="0" w:after="0"/>
+              <w:ind w:left="0" w:hanging="0"/>
+              <w:contextualSpacing/>
+              <w:jc w:val="left"/>
+              <w:rPr>
+                <w:rFonts w:ascii="Calibri" w:hAnsi="Calibri" w:eastAsia="Calibri"/>
+              </w:rPr>
+            </w:pPr>
+            <w:r>
+              <w:rPr>
+                <w:rFonts w:eastAsia="Calibri" w:cs=""/>
+                <w:kern w:val="0"/>
+                <w:sz w:val="22"/>
+                <w:szCs w:val="22"/>
+                <w:lang w:val="fr-CA" w:eastAsia="en-US" w:bidi="ar-SA"/>
+              </w:rPr>
+              <w:t xml:space="preserve">Commande : </w:t>
+            </w:r>
+          </w:p>
+        </w:tc>
+        <w:tc>
+          <w:tcPr>
+            <w:tcW w:w="6917" w:type="dxa"/>
+            <w:tcBorders/>
+          </w:tcPr>
+          <w:p>
+            <w:pPr>
+              <w:pStyle w:val="ListParagraph"/>
+              <w:widowControl/>
+              <w:suppressAutoHyphens w:val="true"/>
+              <w:spacing w:lineRule="auto" w:line="240" w:before="0" w:after="0"/>
+              <w:ind w:left="0" w:hanging="0"/>
+              <w:contextualSpacing/>
+              <w:jc w:val="left"/>
+              <w:rPr>
+                <w:rFonts w:ascii="Calibri" w:hAnsi="Calibri" w:eastAsia="Calibri"/>
+              </w:rPr>
+            </w:pPr>
+            <w:r>
+              <w:rPr>
+                <w:rFonts w:eastAsia="Calibri" w:cs=""/>
+                <w:kern w:val="0"/>
+                <w:sz w:val="22"/>
+                <w:szCs w:val="22"/>
+                <w:lang w:val="fr-CA" w:eastAsia="en-US" w:bidi="ar-SA"/>
+              </w:rPr>
+              <w:t xml:space="preserve">cat </w:t>
+            </w:r>
+            <w:r>
+              <w:rPr>
+                <w:rFonts w:cs=""/>
+                <w:i/>
+                <w:iCs/>
+                <w:kern w:val="0"/>
+                <w:sz w:val="22"/>
+                <w:szCs w:val="22"/>
+                <w:u w:val="single"/>
+                <w:lang w:val="fr-CA" w:eastAsia="en-US" w:bidi="ar-SA"/>
+              </w:rPr>
+              <w:t>/usr/bin/unzip</w:t>
+            </w:r>
+          </w:p>
+        </w:tc>
+      </w:tr>
+    </w:tbl>
+    <w:p>
+      <w:pPr>
+        <w:pStyle w:val="ListParagraph"/>
+        <w:spacing w:before="0" w:after="0"/>
+        <w:ind w:left="357" w:hanging="0"/>
+        <w:contextualSpacing w:val="false"/>
+        <w:rPr/>
+      </w:pPr>
+      <w:r>
+        <w:rPr/>
+      </w:r>
+    </w:p>
+    <w:p>
+      <w:pPr>
+        <w:pStyle w:val="ListParagraph"/>
+        <w:numPr>
+          <w:ilvl w:val="0"/>
+          <w:numId w:val="1"/>
+        </w:numPr>
+        <w:spacing w:before="0" w:after="0"/>
+        <w:ind w:left="357" w:hanging="357"/>
+        <w:contextualSpacing w:val="false"/>
+        <w:rPr/>
+      </w:pPr>
+      <w:r>
+        <w:rPr/>
+        <w:t>Quelle commande permet d'aller à la racine du système de fichier?</w:t>
+      </w:r>
+    </w:p>
+    <w:tbl>
+      <w:tblPr>
+        <w:tblStyle w:val="Grilledutableau"/>
+        <w:tblW w:w="8273" w:type="dxa"/>
+        <w:jc w:val="left"/>
+        <w:tblInd w:w="470" w:type="dxa"/>
+        <w:tblLayout w:type="fixed"/>
+        <w:tblCellMar>
+          <w:top w:w="0" w:type="dxa"/>
+          <w:left w:w="108" w:type="dxa"/>
+          <w:bottom w:w="0" w:type="dxa"/>
+          <w:right w:w="108" w:type="dxa"/>
+        </w:tblCellMar>
+        <w:tblLook w:val="04a0" w:noHBand="0" w:noVBand="1" w:firstColumn="1" w:lastRow="0" w:lastColumn="0" w:firstRow="1"/>
+      </w:tblPr>
+      <w:tblGrid>
+        <w:gridCol w:w="1355"/>
+        <w:gridCol w:w="6917"/>
+      </w:tblGrid>
+      <w:tr>
+        <w:trPr>
+          <w:trHeight w:val="285" w:hRule="atLeast"/>
+        </w:trPr>
+        <w:tc>
+          <w:tcPr>
+            <w:tcW w:w="1355" w:type="dxa"/>
+            <w:tcBorders/>
+          </w:tcPr>
+          <w:p>
+            <w:pPr>
+              <w:pStyle w:val="ListParagraph"/>
+              <w:widowControl/>
+              <w:suppressAutoHyphens w:val="true"/>
+              <w:spacing w:lineRule="auto" w:line="240" w:before="0" w:after="0"/>
+              <w:ind w:left="0" w:hanging="0"/>
+              <w:contextualSpacing/>
+              <w:jc w:val="left"/>
+              <w:rPr>
+                <w:rFonts w:ascii="Calibri" w:hAnsi="Calibri" w:eastAsia="Calibri"/>
+              </w:rPr>
+            </w:pPr>
+            <w:r>
+              <w:rPr>
+                <w:rFonts w:eastAsia="Calibri" w:cs=""/>
+                <w:kern w:val="0"/>
+                <w:sz w:val="22"/>
+                <w:szCs w:val="22"/>
+                <w:lang w:val="fr-CA" w:eastAsia="en-US" w:bidi="ar-SA"/>
+              </w:rPr>
+              <w:t xml:space="preserve">Commande : </w:t>
+            </w:r>
+          </w:p>
+        </w:tc>
+        <w:tc>
+          <w:tcPr>
+            <w:tcW w:w="6917" w:type="dxa"/>
+            <w:tcBorders/>
+          </w:tcPr>
+          <w:p>
+            <w:pPr>
+              <w:pStyle w:val="ListParagraph"/>
+              <w:widowControl/>
+              <w:suppressAutoHyphens w:val="true"/>
+              <w:spacing w:lineRule="auto" w:line="240" w:before="0" w:after="0"/>
+              <w:ind w:left="0" w:hanging="0"/>
+              <w:contextualSpacing/>
+              <w:jc w:val="left"/>
+              <w:rPr>
+                <w:rFonts w:ascii="Calibri" w:hAnsi="Calibri" w:eastAsia="Calibri"/>
+              </w:rPr>
+            </w:pPr>
+            <w:r>
+              <w:rPr>
+                <w:rFonts w:eastAsia="Calibri" w:cs=""/>
+                <w:kern w:val="0"/>
+                <w:sz w:val="22"/>
+                <w:szCs w:val="22"/>
+                <w:lang w:val="fr-CA" w:eastAsia="en-US" w:bidi="ar-SA"/>
+              </w:rPr>
+              <w:t>cd /</w:t>
+            </w:r>
+          </w:p>
+        </w:tc>
+      </w:tr>
+    </w:tbl>
+    <w:p>
+      <w:pPr>
+        <w:pStyle w:val="ListParagraph"/>
+        <w:spacing w:before="0" w:after="0"/>
+        <w:ind w:left="357" w:hanging="0"/>
+        <w:contextualSpacing w:val="false"/>
+        <w:rPr/>
+      </w:pPr>
+      <w:r>
+        <w:rPr/>
+      </w:r>
+    </w:p>
+    <w:p>
+      <w:pPr>
+        <w:pStyle w:val="ListParagraph"/>
+        <w:numPr>
+          <w:ilvl w:val="0"/>
+          <w:numId w:val="1"/>
+        </w:numPr>
+        <w:spacing w:before="0" w:after="0"/>
+        <w:ind w:left="357" w:hanging="357"/>
+        <w:contextualSpacing w:val="false"/>
+        <w:rPr/>
+      </w:pPr>
+      <w:r>
+        <w:rPr/>
+        <w:t>À partir de la racine du système de fichiers, quelle commande permet de retourner à votre répertoire personnel?</w:t>
+      </w:r>
+    </w:p>
+    <w:tbl>
+      <w:tblPr>
+        <w:tblStyle w:val="Grilledutableau"/>
+        <w:tblW w:w="8273" w:type="dxa"/>
+        <w:jc w:val="left"/>
+        <w:tblInd w:w="470" w:type="dxa"/>
+        <w:tblLayout w:type="fixed"/>
+        <w:tblCellMar>
+          <w:top w:w="0" w:type="dxa"/>
+          <w:left w:w="108" w:type="dxa"/>
+          <w:bottom w:w="0" w:type="dxa"/>
+          <w:right w:w="108" w:type="dxa"/>
+        </w:tblCellMar>
+        <w:tblLook w:val="04a0" w:noHBand="0" w:noVBand="1" w:firstColumn="1" w:lastRow="0" w:lastColumn="0" w:firstRow="1"/>
+      </w:tblPr>
+      <w:tblGrid>
+        <w:gridCol w:w="1355"/>
+        <w:gridCol w:w="6917"/>
+      </w:tblGrid>
+      <w:tr>
+        <w:trPr>
+          <w:trHeight w:val="285" w:hRule="atLeast"/>
+        </w:trPr>
+        <w:tc>
+          <w:tcPr>
+            <w:tcW w:w="1355" w:type="dxa"/>
+            <w:tcBorders/>
+          </w:tcPr>
+          <w:p>
+            <w:pPr>
+              <w:pStyle w:val="ListParagraph"/>
+              <w:widowControl/>
+              <w:suppressAutoHyphens w:val="true"/>
+              <w:spacing w:lineRule="auto" w:line="240" w:before="0" w:after="0"/>
+              <w:ind w:left="0" w:hanging="0"/>
+              <w:contextualSpacing/>
+              <w:jc w:val="left"/>
+              <w:rPr>
+                <w:rFonts w:ascii="Calibri" w:hAnsi="Calibri" w:eastAsia="Calibri"/>
+              </w:rPr>
+            </w:pPr>
+            <w:r>
+              <w:rPr>
+                <w:rFonts w:eastAsia="Calibri" w:cs=""/>
+                <w:kern w:val="0"/>
+                <w:sz w:val="22"/>
+                <w:szCs w:val="22"/>
+                <w:lang w:val="fr-CA" w:eastAsia="en-US" w:bidi="ar-SA"/>
+              </w:rPr>
+              <w:t xml:space="preserve">Commande : </w:t>
+            </w:r>
+          </w:p>
+        </w:tc>
+        <w:tc>
+          <w:tcPr>
+            <w:tcW w:w="6917" w:type="dxa"/>
+            <w:tcBorders/>
+          </w:tcPr>
+          <w:p>
+            <w:pPr>
+              <w:pStyle w:val="ListParagraph"/>
+              <w:widowControl/>
+              <w:suppressAutoHyphens w:val="true"/>
+              <w:spacing w:lineRule="auto" w:line="240" w:before="0" w:after="0"/>
+              <w:ind w:left="0" w:hanging="0"/>
+              <w:contextualSpacing/>
+              <w:jc w:val="left"/>
+              <w:rPr>
+                <w:rFonts w:ascii="Calibri" w:hAnsi="Calibri" w:eastAsia="Calibri"/>
+              </w:rPr>
+            </w:pPr>
+            <w:r>
+              <w:rPr>
+                <w:rFonts w:eastAsia="Calibri" w:cs=""/>
+                <w:kern w:val="0"/>
+                <w:sz w:val="22"/>
+                <w:szCs w:val="22"/>
+                <w:lang w:val="fr-CA" w:eastAsia="en-US" w:bidi="ar-SA"/>
+              </w:rPr>
+              <w:t xml:space="preserve">cd </w:t>
+            </w:r>
+          </w:p>
+        </w:tc>
+      </w:tr>
+    </w:tbl>
+    <w:p>
+      <w:pPr>
+        <w:pStyle w:val="ListParagraph"/>
+        <w:spacing w:before="0" w:after="0"/>
+        <w:ind w:left="357" w:hanging="0"/>
+        <w:contextualSpacing w:val="false"/>
+        <w:rPr/>
+      </w:pPr>
+      <w:r>
+        <w:rPr/>
+      </w:r>
+    </w:p>
+    <w:p>
+      <w:pPr>
+        <w:pStyle w:val="ListParagraph"/>
+        <w:numPr>
+          <w:ilvl w:val="0"/>
+          <w:numId w:val="1"/>
+        </w:numPr>
+        <w:spacing w:before="0" w:after="0"/>
+        <w:ind w:left="357" w:hanging="357"/>
+        <w:contextualSpacing w:val="false"/>
+        <w:rPr/>
+      </w:pPr>
+      <w:r>
+        <w:rPr/>
+        <w:t xml:space="preserve">Quelle commande affiche le contenu du fichier </w:t>
+      </w:r>
+      <w:r>
+        <w:rPr>
+          <w:i/>
+          <w:iCs/>
+          <w:u w:val="single"/>
+        </w:rPr>
+        <w:t>/etc/passwd</w:t>
+      </w:r>
+      <w:r>
+        <w:rPr/>
+        <w:t>?</w:t>
+      </w:r>
+    </w:p>
+    <w:tbl>
+      <w:tblPr>
+        <w:tblStyle w:val="Grilledutableau"/>
+        <w:tblW w:w="8273" w:type="dxa"/>
+        <w:jc w:val="left"/>
+        <w:tblInd w:w="470" w:type="dxa"/>
+        <w:tblLayout w:type="fixed"/>
+        <w:tblCellMar>
+          <w:top w:w="0" w:type="dxa"/>
+          <w:left w:w="108" w:type="dxa"/>
+          <w:bottom w:w="0" w:type="dxa"/>
+          <w:right w:w="108" w:type="dxa"/>
+        </w:tblCellMar>
+        <w:tblLook w:val="04a0" w:noHBand="0" w:noVBand="1" w:firstColumn="1" w:lastRow="0" w:lastColumn="0" w:firstRow="1"/>
+      </w:tblPr>
+      <w:tblGrid>
+        <w:gridCol w:w="1355"/>
+        <w:gridCol w:w="6917"/>
+      </w:tblGrid>
+      <w:tr>
+        <w:trPr>
+          <w:trHeight w:val="285" w:hRule="atLeast"/>
+        </w:trPr>
+        <w:tc>
+          <w:tcPr>
+            <w:tcW w:w="1355" w:type="dxa"/>
+            <w:tcBorders/>
+          </w:tcPr>
+          <w:p>
+            <w:pPr>
+              <w:pStyle w:val="ListParagraph"/>
+              <w:widowControl/>
+              <w:suppressAutoHyphens w:val="true"/>
+              <w:spacing w:lineRule="auto" w:line="240" w:before="0" w:after="0"/>
+              <w:ind w:left="0" w:hanging="0"/>
+              <w:contextualSpacing/>
+              <w:jc w:val="left"/>
+              <w:rPr>
+                <w:rFonts w:ascii="Calibri" w:hAnsi="Calibri" w:eastAsia="Calibri"/>
+              </w:rPr>
+            </w:pPr>
+            <w:r>
+              <w:rPr>
+                <w:rFonts w:eastAsia="Calibri" w:cs=""/>
+                <w:kern w:val="0"/>
+                <w:sz w:val="22"/>
+                <w:szCs w:val="22"/>
+                <w:lang w:val="fr-CA" w:eastAsia="en-US" w:bidi="ar-SA"/>
+              </w:rPr>
+              <w:t xml:space="preserve">Commande : </w:t>
+            </w:r>
+          </w:p>
+        </w:tc>
+        <w:tc>
+          <w:tcPr>
+            <w:tcW w:w="6917" w:type="dxa"/>
+            <w:tcBorders/>
+          </w:tcPr>
+          <w:p>
+            <w:pPr>
+              <w:pStyle w:val="ListParagraph"/>
+              <w:widowControl/>
+              <w:suppressAutoHyphens w:val="true"/>
+              <w:spacing w:lineRule="auto" w:line="240" w:before="0" w:after="0"/>
+              <w:ind w:left="0" w:hanging="0"/>
+              <w:contextualSpacing/>
+              <w:jc w:val="left"/>
+              <w:rPr>
+                <w:rFonts w:ascii="Calibri" w:hAnsi="Calibri" w:eastAsia="Calibri"/>
+              </w:rPr>
+            </w:pPr>
+            <w:r>
+              <w:rPr>
+                <w:rFonts w:eastAsia="Calibri" w:cs=""/>
+                <w:kern w:val="0"/>
+                <w:sz w:val="22"/>
+                <w:szCs w:val="22"/>
+                <w:lang w:val="fr-CA" w:eastAsia="en-US" w:bidi="ar-SA"/>
+              </w:rPr>
+              <w:t xml:space="preserve">cat </w:t>
+            </w:r>
+            <w:r>
+              <w:rPr>
+                <w:rFonts w:cs=""/>
+                <w:i/>
+                <w:iCs/>
+                <w:kern w:val="0"/>
+                <w:sz w:val="22"/>
+                <w:szCs w:val="22"/>
+                <w:u w:val="single"/>
+                <w:lang w:val="fr-CA" w:eastAsia="en-US" w:bidi="ar-SA"/>
+              </w:rPr>
+              <w:t>/etc/passwd</w:t>
+            </w:r>
+          </w:p>
+        </w:tc>
+      </w:tr>
+    </w:tbl>
+    <w:p>
+      <w:pPr>
+        <w:pStyle w:val="ListParagraph"/>
+        <w:spacing w:before="0" w:after="0"/>
+        <w:ind w:left="357" w:hanging="0"/>
+        <w:contextualSpacing w:val="false"/>
+        <w:rPr/>
+      </w:pPr>
+      <w:r>
+        <w:rPr/>
+      </w:r>
+    </w:p>
+    <w:p>
+      <w:pPr>
+        <w:pStyle w:val="ListParagraph"/>
+        <w:numPr>
+          <w:ilvl w:val="0"/>
+          <w:numId w:val="1"/>
+        </w:numPr>
+        <w:spacing w:before="0" w:after="0"/>
+        <w:ind w:left="357" w:hanging="357"/>
+        <w:contextualSpacing w:val="false"/>
+        <w:rPr/>
+      </w:pPr>
+      <w:r>
+        <w:rPr/>
+        <w:t xml:space="preserve">Que se passe-t-il lorsque vous affichez le fichier </w:t>
+      </w:r>
+      <w:r>
+        <w:rPr>
+          <w:i/>
+          <w:iCs/>
+          <w:u w:val="single"/>
+        </w:rPr>
+        <w:t>/etc/shadow</w:t>
+      </w:r>
+      <w:r>
+        <w:rPr/>
+        <w:t>?</w:t>
+      </w:r>
+    </w:p>
+    <w:tbl>
+      <w:tblPr>
+        <w:tblStyle w:val="Grilledutableau"/>
+        <w:tblW w:w="8273" w:type="dxa"/>
+        <w:jc w:val="left"/>
+        <w:tblInd w:w="470" w:type="dxa"/>
+        <w:tblLayout w:type="fixed"/>
+        <w:tblCellMar>
+          <w:top w:w="0" w:type="dxa"/>
+          <w:left w:w="108" w:type="dxa"/>
+          <w:bottom w:w="0" w:type="dxa"/>
+          <w:right w:w="108" w:type="dxa"/>
+        </w:tblCellMar>
+        <w:tblLook w:val="04a0" w:noHBand="0" w:noVBand="1" w:firstColumn="1" w:lastRow="0" w:lastColumn="0" w:firstRow="1"/>
+      </w:tblPr>
+      <w:tblGrid>
+        <w:gridCol w:w="1355"/>
+        <w:gridCol w:w="6917"/>
+      </w:tblGrid>
+      <w:tr>
+        <w:trPr>
+          <w:trHeight w:val="245" w:hRule="atLeast"/>
+        </w:trPr>
+        <w:tc>
+          <w:tcPr>
+            <w:tcW w:w="1355" w:type="dxa"/>
+            <w:tcBorders/>
+          </w:tcPr>
+          <w:p>
+            <w:pPr>
+              <w:pStyle w:val="ListParagraph"/>
+              <w:widowControl/>
+              <w:suppressAutoHyphens w:val="true"/>
+              <w:spacing w:lineRule="auto" w:line="240" w:before="0" w:after="0"/>
+              <w:ind w:left="0" w:hanging="0"/>
+              <w:contextualSpacing/>
+              <w:jc w:val="left"/>
+              <w:rPr>
+                <w:rFonts w:ascii="Calibri" w:hAnsi="Calibri" w:eastAsia="Calibri"/>
+              </w:rPr>
+            </w:pPr>
+            <w:r>
+              <w:rPr>
+                <w:rFonts w:eastAsia="Calibri" w:cs=""/>
+                <w:kern w:val="0"/>
+                <w:sz w:val="22"/>
+                <w:szCs w:val="22"/>
+                <w:lang w:val="fr-CA" w:eastAsia="en-US" w:bidi="ar-SA"/>
+              </w:rPr>
+              <w:t>Réponse :</w:t>
+            </w:r>
+          </w:p>
+        </w:tc>
+        <w:tc>
+          <w:tcPr>
+            <w:tcW w:w="6917" w:type="dxa"/>
+            <w:tcBorders/>
+          </w:tcPr>
+          <w:p>
+            <w:pPr>
+              <w:pStyle w:val="Normal"/>
+              <w:widowControl/>
+              <w:suppressAutoHyphens w:val="true"/>
+              <w:spacing w:lineRule="auto" w:line="240" w:before="0" w:after="0"/>
+              <w:jc w:val="left"/>
+              <w:rPr>
+                <w:rFonts w:ascii="Calibri" w:hAnsi="Calibri" w:eastAsia="Calibri"/>
+              </w:rPr>
+            </w:pPr>
+            <w:r>
+              <w:rPr>
+                <w:rFonts w:eastAsia="Calibri" w:cs=""/>
+                <w:kern w:val="0"/>
+                <w:sz w:val="22"/>
+                <w:szCs w:val="22"/>
+                <w:lang w:val="fr-CA" w:eastAsia="en-US" w:bidi="ar-SA"/>
+              </w:rPr>
+              <w:t>cat: /etc/shadow: Permission non accordée</w:t>
+            </w:r>
+          </w:p>
+        </w:tc>
+      </w:tr>
+      <w:tr>
+        <w:trPr>
+          <w:trHeight w:val="285" w:hRule="atLeast"/>
+        </w:trPr>
+        <w:tc>
+          <w:tcPr>
+            <w:tcW w:w="1355" w:type="dxa"/>
+            <w:tcBorders/>
+          </w:tcPr>
+          <w:p>
+            <w:pPr>
+              <w:pStyle w:val="ListParagraph"/>
+              <w:widowControl/>
+              <w:suppressAutoHyphens w:val="true"/>
+              <w:spacing w:lineRule="auto" w:line="240" w:before="0" w:after="0"/>
+              <w:ind w:left="0" w:hanging="0"/>
+              <w:contextualSpacing/>
+              <w:jc w:val="left"/>
+              <w:rPr>
+                <w:rFonts w:ascii="Calibri" w:hAnsi="Calibri" w:eastAsia="Calibri"/>
+              </w:rPr>
+            </w:pPr>
+            <w:r>
+              <w:rPr>
+                <w:rFonts w:eastAsia="Calibri" w:cs=""/>
+                <w:kern w:val="0"/>
+                <w:sz w:val="22"/>
+                <w:szCs w:val="22"/>
+                <w:lang w:val="fr-CA" w:eastAsia="en-US" w:bidi="ar-SA"/>
+              </w:rPr>
+              <w:t xml:space="preserve">Commande : </w:t>
+            </w:r>
+          </w:p>
+        </w:tc>
+        <w:tc>
+          <w:tcPr>
+            <w:tcW w:w="6917" w:type="dxa"/>
+            <w:tcBorders/>
+          </w:tcPr>
+          <w:p>
+            <w:pPr>
+              <w:pStyle w:val="ListParagraph"/>
+              <w:widowControl/>
+              <w:suppressAutoHyphens w:val="true"/>
+              <w:spacing w:lineRule="auto" w:line="240" w:before="0" w:after="0"/>
+              <w:ind w:left="0" w:hanging="0"/>
+              <w:contextualSpacing/>
+              <w:jc w:val="left"/>
+              <w:rPr>
+                <w:rFonts w:ascii="Calibri" w:hAnsi="Calibri" w:eastAsia="Calibri"/>
+              </w:rPr>
+            </w:pPr>
+            <w:r>
+              <w:rPr>
+                <w:rFonts w:eastAsia="Calibri" w:cs=""/>
+                <w:kern w:val="0"/>
+                <w:sz w:val="22"/>
+                <w:szCs w:val="22"/>
+                <w:lang w:val="fr-CA" w:eastAsia="en-US" w:bidi="ar-SA"/>
+              </w:rPr>
+              <w:t xml:space="preserve">cat </w:t>
+            </w:r>
+            <w:r>
+              <w:rPr>
+                <w:rFonts w:cs=""/>
+                <w:i/>
+                <w:iCs/>
+                <w:kern w:val="0"/>
+                <w:sz w:val="22"/>
+                <w:szCs w:val="22"/>
+                <w:u w:val="single"/>
+                <w:lang w:val="fr-CA" w:eastAsia="en-US" w:bidi="ar-SA"/>
+              </w:rPr>
+              <w:t>/etc/shadow</w:t>
+            </w:r>
+          </w:p>
+        </w:tc>
+      </w:tr>
+    </w:tbl>
+    <w:p>
+      <w:pPr>
+        <w:pStyle w:val="ListParagraph"/>
+        <w:spacing w:before="0" w:after="0"/>
+        <w:ind w:left="357" w:hanging="0"/>
+        <w:contextualSpacing w:val="false"/>
+        <w:rPr/>
+      </w:pPr>
+      <w:r>
+        <w:rPr/>
+      </w:r>
+    </w:p>
+    <w:p>
+      <w:pPr>
+        <w:pStyle w:val="ListParagraph"/>
+        <w:numPr>
+          <w:ilvl w:val="0"/>
+          <w:numId w:val="1"/>
+        </w:numPr>
+        <w:spacing w:before="0" w:after="0"/>
+        <w:ind w:left="357" w:hanging="357"/>
+        <w:contextualSpacing w:val="false"/>
+        <w:rPr/>
+      </w:pPr>
+      <w:r>
+        <w:rPr/>
+        <w:t xml:space="preserve">Que se passe-t-il lorsque vous voulez afficher le contenu du répertoire </w:t>
+      </w:r>
+      <w:r>
+        <w:rPr>
+          <w:i/>
+          <w:iCs/>
+          <w:u w:val="single"/>
+        </w:rPr>
+        <w:t>/root</w:t>
+      </w:r>
+      <w:r>
+        <w:rPr/>
+        <w:t>?</w:t>
+      </w:r>
+    </w:p>
+    <w:tbl>
+      <w:tblPr>
+        <w:tblStyle w:val="Grilledutableau"/>
+        <w:tblW w:w="8273" w:type="dxa"/>
+        <w:jc w:val="left"/>
+        <w:tblInd w:w="470" w:type="dxa"/>
+        <w:tblLayout w:type="fixed"/>
+        <w:tblCellMar>
+          <w:top w:w="0" w:type="dxa"/>
+          <w:left w:w="108" w:type="dxa"/>
+          <w:bottom w:w="0" w:type="dxa"/>
+          <w:right w:w="108" w:type="dxa"/>
+        </w:tblCellMar>
+        <w:tblLook w:val="04a0" w:noHBand="0" w:noVBand="1" w:firstColumn="1" w:lastRow="0" w:lastColumn="0" w:firstRow="1"/>
+      </w:tblPr>
+      <w:tblGrid>
+        <w:gridCol w:w="1355"/>
+        <w:gridCol w:w="6917"/>
+      </w:tblGrid>
+      <w:tr>
+        <w:trPr>
+          <w:trHeight w:val="245" w:hRule="atLeast"/>
+        </w:trPr>
+        <w:tc>
+          <w:tcPr>
+            <w:tcW w:w="1355" w:type="dxa"/>
+            <w:tcBorders/>
+          </w:tcPr>
+          <w:p>
+            <w:pPr>
+              <w:pStyle w:val="ListParagraph"/>
+              <w:widowControl/>
+              <w:suppressAutoHyphens w:val="true"/>
+              <w:spacing w:lineRule="auto" w:line="240" w:before="0" w:after="0"/>
+              <w:ind w:left="0" w:hanging="0"/>
+              <w:contextualSpacing/>
+              <w:jc w:val="left"/>
+              <w:rPr>
+                <w:rFonts w:ascii="Calibri" w:hAnsi="Calibri" w:eastAsia="Calibri"/>
+              </w:rPr>
+            </w:pPr>
+            <w:r>
+              <w:rPr>
+                <w:rFonts w:eastAsia="Calibri" w:cs=""/>
+                <w:kern w:val="0"/>
+                <w:sz w:val="22"/>
+                <w:szCs w:val="22"/>
+                <w:lang w:val="fr-CA" w:eastAsia="en-US" w:bidi="ar-SA"/>
+              </w:rPr>
+              <w:t>Réponse :</w:t>
+            </w:r>
+          </w:p>
+        </w:tc>
+        <w:tc>
+          <w:tcPr>
+            <w:tcW w:w="6917" w:type="dxa"/>
+            <w:tcBorders/>
+          </w:tcPr>
+          <w:p>
+            <w:pPr>
+              <w:pStyle w:val="ListParagraph"/>
+              <w:widowControl/>
+              <w:suppressAutoHyphens w:val="true"/>
+              <w:spacing w:lineRule="auto" w:line="240" w:before="0" w:after="0"/>
+              <w:ind w:left="0" w:hanging="0"/>
+              <w:contextualSpacing w:val="false"/>
+              <w:jc w:val="left"/>
+              <w:rPr>
+                <w:rFonts w:ascii="Calibri" w:hAnsi="Calibri" w:eastAsia="Calibri"/>
+              </w:rPr>
+            </w:pPr>
+            <w:r>
+              <w:rPr>
+                <w:rFonts w:eastAsia="Calibri" w:cs=""/>
+                <w:kern w:val="0"/>
+                <w:sz w:val="22"/>
+                <w:szCs w:val="22"/>
+                <w:lang w:val="fr-CA" w:eastAsia="en-US" w:bidi="ar-SA"/>
+              </w:rPr>
+              <w:t>cat: /root: Permission non accordée</w:t>
+            </w:r>
+          </w:p>
+        </w:tc>
+      </w:tr>
+      <w:tr>
+        <w:trPr>
+          <w:trHeight w:val="285" w:hRule="atLeast"/>
+        </w:trPr>
+        <w:tc>
+          <w:tcPr>
+            <w:tcW w:w="1355" w:type="dxa"/>
+            <w:tcBorders/>
+          </w:tcPr>
+          <w:p>
+            <w:pPr>
+              <w:pStyle w:val="ListParagraph"/>
+              <w:widowControl/>
+              <w:suppressAutoHyphens w:val="true"/>
+              <w:spacing w:lineRule="auto" w:line="240" w:before="0" w:after="0"/>
+              <w:ind w:left="0" w:hanging="0"/>
+              <w:contextualSpacing/>
+              <w:jc w:val="left"/>
+              <w:rPr>
+                <w:rFonts w:ascii="Calibri" w:hAnsi="Calibri" w:eastAsia="Calibri"/>
+              </w:rPr>
+            </w:pPr>
+            <w:r>
+              <w:rPr>
+                <w:rFonts w:eastAsia="Calibri" w:cs=""/>
+                <w:kern w:val="0"/>
+                <w:sz w:val="22"/>
+                <w:szCs w:val="22"/>
+                <w:lang w:val="fr-CA" w:eastAsia="en-US" w:bidi="ar-SA"/>
+              </w:rPr>
+              <w:t xml:space="preserve">Commande : </w:t>
+            </w:r>
+          </w:p>
+        </w:tc>
+        <w:tc>
+          <w:tcPr>
+            <w:tcW w:w="6917" w:type="dxa"/>
+            <w:tcBorders/>
+          </w:tcPr>
+          <w:p>
+            <w:pPr>
+              <w:pStyle w:val="ListParagraph"/>
+              <w:widowControl/>
+              <w:suppressAutoHyphens w:val="true"/>
+              <w:spacing w:lineRule="auto" w:line="240" w:before="0" w:after="0"/>
+              <w:ind w:left="0" w:hanging="0"/>
+              <w:contextualSpacing/>
+              <w:jc w:val="left"/>
+              <w:rPr>
+                <w:rFonts w:ascii="Calibri" w:hAnsi="Calibri" w:eastAsia="Calibri"/>
+              </w:rPr>
+            </w:pPr>
+            <w:r>
+              <w:rPr>
+                <w:rFonts w:eastAsia="Calibri" w:cs=""/>
+                <w:kern w:val="0"/>
+                <w:sz w:val="22"/>
+                <w:szCs w:val="22"/>
+                <w:lang w:val="fr-CA" w:eastAsia="en-US" w:bidi="ar-SA"/>
+              </w:rPr>
+              <w:t>cat  /root</w:t>
+            </w:r>
+          </w:p>
+        </w:tc>
+      </w:tr>
+    </w:tbl>
+    <w:p>
+      <w:pPr>
+        <w:pStyle w:val="ListParagraph"/>
+        <w:widowControl/>
+        <w:bidi w:val="0"/>
+        <w:spacing w:lineRule="auto" w:line="259" w:before="0" w:after="0"/>
+        <w:ind w:left="357" w:hanging="0"/>
+        <w:contextualSpacing w:val="false"/>
+        <w:jc w:val="left"/>
+        <w:rPr/>
+      </w:pPr>
+      <w:r>
+        <w:rPr/>
+      </w:r>
+    </w:p>
+    <w:p>
+      <w:pPr>
+        <w:pStyle w:val="Normal"/>
+        <w:jc w:val="left"/>
+        <w:rPr>
+          <w:b/>
+          <w:b/>
+          <w:bCs/>
+          <w:i/>
+          <w:i/>
+          <w:iCs/>
+          <w:sz w:val="24"/>
+          <w:szCs w:val="24"/>
+        </w:rPr>
+      </w:pPr>
+      <w:r>
+        <w:rPr/>
+      </w:r>
+    </w:p>
+    <w:p>
+      <w:pPr>
+        <w:pStyle w:val="Normal"/>
+        <w:jc w:val="left"/>
+        <w:rPr>
+          <w:b/>
+          <w:b/>
+          <w:bCs/>
+          <w:i/>
+          <w:i/>
+          <w:iCs/>
+          <w:sz w:val="24"/>
+          <w:szCs w:val="24"/>
+        </w:rPr>
+      </w:pPr>
+      <w:r>
+        <w:rPr>
+          <w:b/>
+          <w:bCs/>
+          <w:i/>
+          <w:iCs/>
+          <w:sz w:val="24"/>
+          <w:szCs w:val="24"/>
+        </w:rPr>
+        <w:t>Exercice 3</w:t>
+      </w:r>
+    </w:p>
+    <w:p>
+      <w:pPr>
+        <w:pStyle w:val="Normal"/>
+        <w:rPr>
+          <w:i/>
+          <w:i/>
+          <w:iCs/>
+        </w:rPr>
+      </w:pPr>
+      <w:r>
+        <w:rPr>
+          <w:i/>
+          <w:iCs/>
+        </w:rPr>
+        <w:t>Écrivez les commandes complètes pour réaliser ce qui est demandé (sauf pour la Q7).</w:t>
+      </w:r>
+    </w:p>
+    <w:p>
+      <w:pPr>
+        <w:pStyle w:val="Normal"/>
+        <w:rPr/>
+      </w:pPr>
+      <w:r>
+        <w:rPr/>
+      </w:r>
+    </w:p>
+    <w:p>
+      <w:pPr>
+        <w:pStyle w:val="ListParagraph"/>
+        <w:numPr>
+          <w:ilvl w:val="0"/>
+          <w:numId w:val="1"/>
+        </w:numPr>
+        <w:rPr/>
+      </w:pPr>
+      <w:r>
+        <w:rPr/>
+        <w:t xml:space="preserve">Créez le répertoire </w:t>
+      </w:r>
+      <w:r>
+        <w:rPr>
+          <w:i/>
+          <w:iCs/>
+          <w:u w:val="single"/>
+        </w:rPr>
+        <w:t>dir1</w:t>
+      </w:r>
+      <w:r>
+        <w:rPr/>
+        <w:t xml:space="preserve"> dans votre répertoire personnel. </w:t>
+      </w:r>
+    </w:p>
+    <w:tbl>
+      <w:tblPr>
+        <w:tblStyle w:val="Grilledutableau"/>
+        <w:tblW w:w="8273" w:type="dxa"/>
+        <w:jc w:val="left"/>
+        <w:tblInd w:w="470" w:type="dxa"/>
+        <w:tblLayout w:type="fixed"/>
+        <w:tblCellMar>
+          <w:top w:w="0" w:type="dxa"/>
+          <w:left w:w="108" w:type="dxa"/>
+          <w:bottom w:w="0" w:type="dxa"/>
+          <w:right w:w="108" w:type="dxa"/>
+        </w:tblCellMar>
+        <w:tblLook w:val="04a0" w:noHBand="0" w:noVBand="1" w:firstColumn="1" w:lastRow="0" w:lastColumn="0" w:firstRow="1"/>
+      </w:tblPr>
+      <w:tblGrid>
+        <w:gridCol w:w="8273"/>
+      </w:tblGrid>
+      <w:tr>
+        <w:trPr>
+          <w:trHeight w:val="245" w:hRule="atLeast"/>
+        </w:trPr>
+        <w:tc>
+          <w:tcPr>
+            <w:tcW w:w="8273" w:type="dxa"/>
+            <w:tcBorders/>
+          </w:tcPr>
+          <w:p>
+            <w:pPr>
+              <w:pStyle w:val="ListParagraph"/>
+              <w:widowControl/>
+              <w:spacing w:lineRule="auto" w:line="240" w:before="0" w:after="0"/>
+              <w:ind w:left="0" w:hanging="0"/>
+              <w:contextualSpacing w:val="false"/>
+              <w:jc w:val="left"/>
+              <w:rPr>
+                <w:rFonts w:ascii="Calibri" w:hAnsi="Calibri" w:eastAsia="Calibri" w:cs=""/>
+                <w:kern w:val="0"/>
+                <w:sz w:val="22"/>
+                <w:szCs w:val="22"/>
+                <w:lang w:val="fr-CA" w:eastAsia="en-US" w:bidi="ar-SA"/>
+              </w:rPr>
+            </w:pPr>
+            <w:r>
+              <w:rPr>
+                <w:rFonts w:eastAsia="Calibri" w:cs=""/>
+                <w:kern w:val="0"/>
+                <w:sz w:val="22"/>
+                <w:szCs w:val="22"/>
+                <w:lang w:val="fr-CA" w:eastAsia="en-US" w:bidi="ar-SA"/>
+              </w:rPr>
+              <w:t>mkdir ~/dir1</w:t>
+            </w:r>
+          </w:p>
+        </w:tc>
+      </w:tr>
+    </w:tbl>
+    <w:p>
+      <w:pPr>
+        <w:pStyle w:val="ListParagraph"/>
+        <w:ind w:left="360" w:hanging="0"/>
+        <w:rPr/>
+      </w:pPr>
+      <w:r>
+        <w:rPr/>
+      </w:r>
+    </w:p>
+    <w:p>
+      <w:pPr>
+        <w:pStyle w:val="ListParagraph"/>
+        <w:numPr>
+          <w:ilvl w:val="0"/>
+          <w:numId w:val="1"/>
+        </w:numPr>
+        <w:rPr/>
+      </w:pPr>
+      <w:r>
+        <w:rPr/>
+        <w:t xml:space="preserve">À partir de votre répertoire personnel, en une seule commande, créez le répertoire </w:t>
+      </w:r>
+      <w:r>
+        <w:rPr>
+          <w:i/>
+          <w:iCs/>
+          <w:u w:val="single"/>
+        </w:rPr>
+        <w:t>/tmp/dir/subdir/subsubdir</w:t>
+      </w:r>
+      <w:r>
+        <w:rPr/>
+        <w:t xml:space="preserve">. </w:t>
+      </w:r>
+    </w:p>
+    <w:tbl>
+      <w:tblPr>
+        <w:tblStyle w:val="Grilledutableau"/>
+        <w:tblW w:w="8285" w:type="dxa"/>
+        <w:jc w:val="left"/>
+        <w:tblInd w:w="470" w:type="dxa"/>
+        <w:tblLayout w:type="fixed"/>
+        <w:tblCellMar>
+          <w:top w:w="0" w:type="dxa"/>
+          <w:left w:w="108" w:type="dxa"/>
+          <w:bottom w:w="0" w:type="dxa"/>
+          <w:right w:w="108" w:type="dxa"/>
+        </w:tblCellMar>
+        <w:tblLook w:val="04a0" w:noHBand="0" w:noVBand="1" w:firstColumn="1" w:lastRow="0" w:lastColumn="0" w:firstRow="1"/>
+      </w:tblPr>
+      <w:tblGrid>
+        <w:gridCol w:w="8285"/>
+      </w:tblGrid>
+      <w:tr>
+        <w:trPr>
+          <w:trHeight w:val="285" w:hRule="atLeast"/>
+        </w:trPr>
+        <w:tc>
+          <w:tcPr>
+            <w:tcW w:w="8285" w:type="dxa"/>
+            <w:tcBorders/>
+          </w:tcPr>
+          <w:p>
+            <w:pPr>
+              <w:pStyle w:val="ListParagraph"/>
+              <w:widowControl/>
+              <w:spacing w:lineRule="auto" w:line="240" w:before="0" w:after="0"/>
+              <w:ind w:left="0" w:hanging="0"/>
+              <w:contextualSpacing/>
+              <w:jc w:val="left"/>
+              <w:rPr>
+                <w:rFonts w:ascii="Calibri" w:hAnsi="Calibri" w:eastAsia="Calibri" w:cs=""/>
+                <w:kern w:val="0"/>
+                <w:sz w:val="22"/>
+                <w:szCs w:val="22"/>
+                <w:lang w:val="fr-CA" w:eastAsia="en-US" w:bidi="ar-SA"/>
+              </w:rPr>
+            </w:pPr>
+            <w:r>
+              <w:rPr>
+                <w:rFonts w:eastAsia="Calibri" w:cs=""/>
+                <w:kern w:val="0"/>
+                <w:sz w:val="22"/>
+                <w:szCs w:val="22"/>
+                <w:lang w:val="fr-CA" w:eastAsia="en-US" w:bidi="ar-SA"/>
+              </w:rPr>
+              <w:t xml:space="preserve">mkdir -p </w:t>
+            </w:r>
+            <w:r>
+              <w:rPr>
+                <w:rFonts w:eastAsia="Calibri" w:cs=""/>
+                <w:i w:val="false"/>
+                <w:iCs w:val="false"/>
+                <w:kern w:val="0"/>
+                <w:sz w:val="22"/>
+                <w:szCs w:val="22"/>
+                <w:lang w:val="fr-CA" w:eastAsia="en-US" w:bidi="ar-SA"/>
+              </w:rPr>
+              <w:t>~/</w:t>
+            </w:r>
+            <w:r>
+              <w:rPr>
+                <w:rFonts w:eastAsia="Calibri" w:cs=""/>
+                <w:i w:val="false"/>
+                <w:iCs w:val="false"/>
+                <w:kern w:val="0"/>
+                <w:sz w:val="22"/>
+                <w:szCs w:val="22"/>
+                <w:u w:val="single"/>
+                <w:lang w:val="fr-CA" w:eastAsia="en-US" w:bidi="ar-SA"/>
+              </w:rPr>
+              <w:t>tmp/dir/subdir/subsubdir</w:t>
+            </w:r>
+          </w:p>
+        </w:tc>
+      </w:tr>
+    </w:tbl>
+    <w:p>
+      <w:pPr>
+        <w:pStyle w:val="ListParagraph"/>
+        <w:ind w:left="360" w:hanging="0"/>
+        <w:rPr/>
+      </w:pPr>
+      <w:r>
+        <w:rPr/>
+      </w:r>
+    </w:p>
+    <w:p>
+      <w:pPr>
+        <w:pStyle w:val="ListParagraph"/>
+        <w:numPr>
+          <w:ilvl w:val="0"/>
+          <w:numId w:val="1"/>
+        </w:numPr>
+        <w:rPr/>
+      </w:pPr>
+      <w:r>
+        <w:rPr/>
+        <w:t xml:space="preserve">Créez le fichier vide </w:t>
+      </w:r>
+      <w:r>
+        <w:rPr>
+          <w:i/>
+          <w:iCs/>
+          <w:u w:val="single"/>
+        </w:rPr>
+        <w:t>fi1</w:t>
+      </w:r>
+      <w:r>
+        <w:rPr/>
+        <w:t xml:space="preserve"> dans le répertoire </w:t>
+      </w:r>
+      <w:r>
+        <w:rPr>
+          <w:i/>
+          <w:iCs/>
+          <w:u w:val="single"/>
+        </w:rPr>
+        <w:t>dir1</w:t>
+      </w:r>
+      <w:r>
+        <w:rPr/>
+        <w:t xml:space="preserve"> créé plus haut. </w:t>
+      </w:r>
+    </w:p>
+    <w:tbl>
+      <w:tblPr>
+        <w:tblStyle w:val="Grilledutableau"/>
+        <w:tblW w:w="8285" w:type="dxa"/>
+        <w:jc w:val="left"/>
+        <w:tblInd w:w="470" w:type="dxa"/>
+        <w:tblLayout w:type="fixed"/>
+        <w:tblCellMar>
+          <w:top w:w="0" w:type="dxa"/>
+          <w:left w:w="108" w:type="dxa"/>
+          <w:bottom w:w="0" w:type="dxa"/>
+          <w:right w:w="108" w:type="dxa"/>
+        </w:tblCellMar>
+        <w:tblLook w:val="04a0" w:noHBand="0" w:noVBand="1" w:firstColumn="1" w:lastRow="0" w:lastColumn="0" w:firstRow="1"/>
+      </w:tblPr>
+      <w:tblGrid>
+        <w:gridCol w:w="8285"/>
+      </w:tblGrid>
+      <w:tr>
+        <w:trPr>
+          <w:trHeight w:val="245" w:hRule="atLeast"/>
+        </w:trPr>
+        <w:tc>
+          <w:tcPr>
+            <w:tcW w:w="8285" w:type="dxa"/>
+            <w:tcBorders/>
+          </w:tcPr>
+          <w:p>
+            <w:pPr>
+              <w:pStyle w:val="ListParagraph"/>
+              <w:widowControl/>
+              <w:spacing w:lineRule="auto" w:line="240" w:before="0" w:after="0"/>
+              <w:ind w:left="0" w:hanging="0"/>
+              <w:contextualSpacing w:val="false"/>
+              <w:jc w:val="left"/>
+              <w:rPr>
+                <w:rFonts w:ascii="Calibri" w:hAnsi="Calibri" w:eastAsia="Calibri" w:cs=""/>
+                <w:kern w:val="0"/>
+                <w:sz w:val="22"/>
+                <w:szCs w:val="22"/>
+                <w:lang w:val="fr-CA" w:eastAsia="en-US" w:bidi="ar-SA"/>
+              </w:rPr>
+            </w:pPr>
+            <w:r>
+              <w:rPr>
+                <w:rFonts w:eastAsia="Calibri" w:cs=""/>
+                <w:kern w:val="0"/>
+                <w:sz w:val="22"/>
+                <w:szCs w:val="22"/>
+                <w:lang w:val="fr-CA" w:eastAsia="en-US" w:bidi="ar-SA"/>
+              </w:rPr>
+              <w:t>touch ~/dir1/fi1</w:t>
+            </w:r>
+          </w:p>
+        </w:tc>
+      </w:tr>
+    </w:tbl>
+    <w:p>
+      <w:pPr>
+        <w:pStyle w:val="ListParagraph"/>
+        <w:ind w:left="360" w:hanging="0"/>
+        <w:rPr/>
+      </w:pPr>
+      <w:r>
+        <w:rPr/>
+      </w:r>
+    </w:p>
+    <w:p>
+      <w:pPr>
+        <w:pStyle w:val="ListParagraph"/>
+        <w:numPr>
+          <w:ilvl w:val="0"/>
+          <w:numId w:val="1"/>
+        </w:numPr>
+        <w:rPr/>
+      </w:pPr>
+      <w:r>
+        <w:rPr/>
+        <w:t xml:space="preserve">Faites une copie de </w:t>
+      </w:r>
+      <w:r>
+        <w:rPr>
+          <w:i/>
+          <w:iCs/>
+          <w:u w:val="single"/>
+        </w:rPr>
+        <w:t>fi1</w:t>
+      </w:r>
+      <w:r>
+        <w:rPr/>
+        <w:t xml:space="preserve"> nommée </w:t>
+      </w:r>
+      <w:r>
+        <w:rPr>
+          <w:i/>
+          <w:iCs/>
+          <w:u w:val="single"/>
+        </w:rPr>
+        <w:t>copie1</w:t>
+      </w:r>
+      <w:r>
+        <w:rPr/>
+        <w:t xml:space="preserve"> dans le même répertoire. </w:t>
+      </w:r>
+    </w:p>
+    <w:tbl>
+      <w:tblPr>
+        <w:tblStyle w:val="Grilledutableau"/>
+        <w:tblW w:w="8285" w:type="dxa"/>
+        <w:jc w:val="left"/>
+        <w:tblInd w:w="470" w:type="dxa"/>
+        <w:tblLayout w:type="fixed"/>
+        <w:tblCellMar>
+          <w:top w:w="0" w:type="dxa"/>
+          <w:left w:w="108" w:type="dxa"/>
+          <w:bottom w:w="0" w:type="dxa"/>
+          <w:right w:w="108" w:type="dxa"/>
+        </w:tblCellMar>
+        <w:tblLook w:val="04a0" w:noHBand="0" w:noVBand="1" w:firstColumn="1" w:lastRow="0" w:lastColumn="0" w:firstRow="1"/>
+      </w:tblPr>
+      <w:tblGrid>
+        <w:gridCol w:w="8285"/>
+      </w:tblGrid>
+      <w:tr>
+        <w:trPr>
+          <w:trHeight w:val="245" w:hRule="atLeast"/>
+        </w:trPr>
+        <w:tc>
+          <w:tcPr>
+            <w:tcW w:w="8285" w:type="dxa"/>
+            <w:tcBorders/>
+          </w:tcPr>
+          <w:p>
+            <w:pPr>
+              <w:pStyle w:val="ListParagraph"/>
+              <w:widowControl/>
+              <w:spacing w:lineRule="auto" w:line="240" w:before="0" w:after="0"/>
+              <w:ind w:left="0" w:hanging="0"/>
+              <w:contextualSpacing w:val="false"/>
+              <w:jc w:val="left"/>
+              <w:rPr>
+                <w:rFonts w:ascii="Calibri" w:hAnsi="Calibri" w:eastAsia="Calibri" w:cs=""/>
+                <w:kern w:val="0"/>
+                <w:sz w:val="22"/>
+                <w:szCs w:val="22"/>
+                <w:lang w:val="fr-CA" w:eastAsia="en-US" w:bidi="ar-SA"/>
+              </w:rPr>
+            </w:pPr>
+            <w:r>
+              <w:rPr>
+                <w:rFonts w:eastAsia="Calibri" w:cs=""/>
+                <w:kern w:val="0"/>
+                <w:sz w:val="22"/>
+                <w:szCs w:val="22"/>
+                <w:lang w:val="fr-CA" w:eastAsia="en-US" w:bidi="ar-SA"/>
+              </w:rPr>
+              <w:t>cp ~/dir1/fi1 ~/dir1/copie1</w:t>
+            </w:r>
+          </w:p>
+        </w:tc>
+      </w:tr>
+    </w:tbl>
+    <w:p>
+      <w:pPr>
+        <w:pStyle w:val="ListParagraph"/>
+        <w:ind w:left="360" w:hanging="0"/>
+        <w:rPr/>
+      </w:pPr>
+      <w:r>
+        <w:rPr/>
+      </w:r>
+    </w:p>
+    <w:p>
+      <w:pPr>
+        <w:pStyle w:val="ListParagraph"/>
+        <w:numPr>
+          <w:ilvl w:val="0"/>
+          <w:numId w:val="1"/>
+        </w:numPr>
+        <w:rPr/>
+      </w:pPr>
+      <w:r>
+        <w:rPr/>
+        <w:t xml:space="preserve">Copiez le fichier </w:t>
+      </w:r>
+      <w:r>
+        <w:rPr>
+          <w:i/>
+          <w:iCs/>
+          <w:u w:val="single"/>
+        </w:rPr>
+        <w:t>/etc/hosts</w:t>
+      </w:r>
+      <w:r>
+        <w:rPr/>
+        <w:t xml:space="preserve"> dans votre répertoire </w:t>
+      </w:r>
+      <w:r>
+        <w:rPr>
+          <w:i/>
+          <w:iCs/>
+          <w:u w:val="single"/>
+        </w:rPr>
+        <w:t>dir1</w:t>
+      </w:r>
+      <w:r>
+        <w:rPr/>
+        <w:t xml:space="preserve">. </w:t>
+      </w:r>
+    </w:p>
+    <w:tbl>
+      <w:tblPr>
+        <w:tblStyle w:val="Grilledutableau"/>
+        <w:tblW w:w="8285" w:type="dxa"/>
+        <w:jc w:val="left"/>
+        <w:tblInd w:w="470" w:type="dxa"/>
+        <w:tblLayout w:type="fixed"/>
+        <w:tblCellMar>
+          <w:top w:w="0" w:type="dxa"/>
+          <w:left w:w="108" w:type="dxa"/>
+          <w:bottom w:w="0" w:type="dxa"/>
+          <w:right w:w="108" w:type="dxa"/>
+        </w:tblCellMar>
+        <w:tblLook w:val="04a0" w:noHBand="0" w:noVBand="1" w:firstColumn="1" w:lastRow="0" w:lastColumn="0" w:firstRow="1"/>
+      </w:tblPr>
+      <w:tblGrid>
+        <w:gridCol w:w="8285"/>
+      </w:tblGrid>
+      <w:tr>
+        <w:trPr>
+          <w:trHeight w:val="245" w:hRule="atLeast"/>
+        </w:trPr>
+        <w:tc>
+          <w:tcPr>
+            <w:tcW w:w="8285" w:type="dxa"/>
+            <w:tcBorders/>
+          </w:tcPr>
+          <w:p>
+            <w:pPr>
+              <w:pStyle w:val="ListParagraph"/>
+              <w:widowControl/>
+              <w:spacing w:lineRule="auto" w:line="240" w:before="0" w:after="0"/>
+              <w:ind w:left="0" w:hanging="0"/>
+              <w:contextualSpacing w:val="false"/>
+              <w:jc w:val="left"/>
+              <w:rPr>
+                <w:rFonts w:ascii="Calibri" w:hAnsi="Calibri" w:eastAsia="Calibri" w:cs=""/>
+                <w:kern w:val="0"/>
+                <w:sz w:val="22"/>
+                <w:szCs w:val="22"/>
+                <w:lang w:val="fr-CA" w:eastAsia="en-US" w:bidi="ar-SA"/>
+              </w:rPr>
+            </w:pPr>
+            <w:r>
+              <w:rPr>
+                <w:rFonts w:eastAsia="Calibri" w:cs=""/>
+                <w:kern w:val="0"/>
+                <w:sz w:val="22"/>
+                <w:szCs w:val="22"/>
+                <w:lang w:val="fr-CA" w:eastAsia="en-US" w:bidi="ar-SA"/>
+              </w:rPr>
+              <w:t>cp /etc/hosts ~/dir1</w:t>
+            </w:r>
+          </w:p>
+        </w:tc>
+      </w:tr>
+    </w:tbl>
+    <w:p>
+      <w:pPr>
+        <w:pStyle w:val="ListParagraph"/>
+        <w:ind w:left="360" w:hanging="0"/>
+        <w:rPr/>
+      </w:pPr>
+      <w:r>
+        <w:rPr/>
+      </w:r>
+    </w:p>
+    <w:p>
+      <w:pPr>
+        <w:pStyle w:val="ListParagraph"/>
+        <w:numPr>
+          <w:ilvl w:val="0"/>
+          <w:numId w:val="1"/>
+        </w:numPr>
+        <w:rPr/>
+      </w:pPr>
+      <w:r>
+        <w:rPr/>
+        <w:t xml:space="preserve">Supprimez le fichier </w:t>
+      </w:r>
+      <w:r>
+        <w:rPr>
+          <w:i/>
+          <w:iCs/>
+          <w:u w:val="single"/>
+        </w:rPr>
+        <w:t>~/dir1/hosts</w:t>
+      </w:r>
+      <w:r>
+        <w:rPr/>
+        <w:t>.</w:t>
+      </w:r>
+    </w:p>
+    <w:tbl>
+      <w:tblPr>
+        <w:tblStyle w:val="Grilledutableau"/>
+        <w:tblW w:w="8285" w:type="dxa"/>
+        <w:jc w:val="left"/>
+        <w:tblInd w:w="470" w:type="dxa"/>
+        <w:tblLayout w:type="fixed"/>
+        <w:tblCellMar>
+          <w:top w:w="0" w:type="dxa"/>
+          <w:left w:w="108" w:type="dxa"/>
+          <w:bottom w:w="0" w:type="dxa"/>
+          <w:right w:w="108" w:type="dxa"/>
+        </w:tblCellMar>
+        <w:tblLook w:val="04a0" w:noHBand="0" w:noVBand="1" w:firstColumn="1" w:lastRow="0" w:lastColumn="0" w:firstRow="1"/>
+      </w:tblPr>
+      <w:tblGrid>
+        <w:gridCol w:w="8285"/>
+      </w:tblGrid>
+      <w:tr>
+        <w:trPr>
+          <w:trHeight w:val="245" w:hRule="atLeast"/>
+        </w:trPr>
+        <w:tc>
+          <w:tcPr>
+            <w:tcW w:w="8285" w:type="dxa"/>
+            <w:tcBorders/>
+          </w:tcPr>
+          <w:p>
+            <w:pPr>
+              <w:pStyle w:val="ListParagraph"/>
+              <w:widowControl/>
+              <w:spacing w:lineRule="auto" w:line="240" w:before="0" w:after="0"/>
+              <w:ind w:left="0" w:hanging="0"/>
+              <w:contextualSpacing w:val="false"/>
+              <w:jc w:val="left"/>
+              <w:rPr>
+                <w:rFonts w:ascii="Calibri" w:hAnsi="Calibri" w:eastAsia="Calibri" w:cs=""/>
+                <w:kern w:val="0"/>
+                <w:sz w:val="22"/>
+                <w:szCs w:val="22"/>
+                <w:lang w:val="fr-CA" w:eastAsia="en-US" w:bidi="ar-SA"/>
+              </w:rPr>
+            </w:pPr>
+            <w:r>
+              <w:rPr>
+                <w:rFonts w:eastAsia="Calibri" w:cs=""/>
+                <w:kern w:val="0"/>
+                <w:sz w:val="22"/>
+                <w:szCs w:val="22"/>
+                <w:lang w:val="fr-CA" w:eastAsia="en-US" w:bidi="ar-SA"/>
+              </w:rPr>
+              <w:t>rm ~/dir1/hosts</w:t>
+            </w:r>
+          </w:p>
+        </w:tc>
+      </w:tr>
+    </w:tbl>
+    <w:p>
+      <w:pPr>
+        <w:pStyle w:val="ListParagraph"/>
+        <w:ind w:left="360" w:hanging="0"/>
+        <w:rPr/>
+      </w:pPr>
+      <w:r>
+        <w:rPr/>
+      </w:r>
+    </w:p>
+    <w:p>
+      <w:pPr>
+        <w:pStyle w:val="ListParagraph"/>
+        <w:numPr>
+          <w:ilvl w:val="0"/>
+          <w:numId w:val="1"/>
+        </w:numPr>
+        <w:rPr/>
+      </w:pPr>
+      <w:r>
+        <w:rPr/>
+        <w:t xml:space="preserve">À partir de votre répertoire personnel, lancez la commande </w:t>
+      </w:r>
+      <w:r>
+        <w:rPr>
+          <w:rFonts w:ascii="Cascadia Mono" w:hAnsi="Cascadia Mono"/>
+          <w:sz w:val="20"/>
+          <w:szCs w:val="20"/>
+          <w:highlight w:val="lightGray"/>
+        </w:rPr>
+        <w:t>cp /etc/h* dir1</w:t>
+      </w:r>
+      <w:r>
+        <w:rPr/>
+        <w:t>. Que s'est-il passé?</w:t>
+      </w:r>
+    </w:p>
+    <w:tbl>
+      <w:tblPr>
+        <w:tblStyle w:val="Grilledutableau"/>
+        <w:tblW w:w="8285" w:type="dxa"/>
+        <w:jc w:val="left"/>
+        <w:tblInd w:w="470" w:type="dxa"/>
+        <w:tblLayout w:type="fixed"/>
+        <w:tblCellMar>
+          <w:top w:w="0" w:type="dxa"/>
+          <w:left w:w="108" w:type="dxa"/>
+          <w:bottom w:w="0" w:type="dxa"/>
+          <w:right w:w="108" w:type="dxa"/>
+        </w:tblCellMar>
+        <w:tblLook w:val="04a0" w:noHBand="0" w:noVBand="1" w:firstColumn="1" w:lastRow="0" w:lastColumn="0" w:firstRow="1"/>
+      </w:tblPr>
+      <w:tblGrid>
+        <w:gridCol w:w="8285"/>
+      </w:tblGrid>
+      <w:tr>
+        <w:trPr>
+          <w:trHeight w:val="285" w:hRule="atLeast"/>
+        </w:trPr>
+        <w:tc>
+          <w:tcPr>
+            <w:tcW w:w="8285" w:type="dxa"/>
+            <w:tcBorders/>
+          </w:tcPr>
+          <w:p>
+            <w:pPr>
+              <w:pStyle w:val="ListParagraph"/>
+              <w:widowControl/>
+              <w:tabs>
+                <w:tab w:val="clear" w:pos="708"/>
+                <w:tab w:val="left" w:pos="3330" w:leader="none"/>
+              </w:tabs>
+              <w:spacing w:lineRule="auto" w:line="240" w:before="0" w:after="0"/>
+              <w:ind w:left="0" w:hanging="0"/>
+              <w:contextualSpacing/>
+              <w:jc w:val="left"/>
+              <w:rPr>
+                <w:rFonts w:ascii="Calibri" w:hAnsi="Calibri" w:eastAsia="Calibri" w:cs=""/>
+                <w:kern w:val="0"/>
+                <w:sz w:val="22"/>
+                <w:szCs w:val="22"/>
+                <w:lang w:val="fr-CA" w:eastAsia="en-US" w:bidi="ar-SA"/>
+              </w:rPr>
+            </w:pPr>
+            <w:r>
+              <w:rPr>
+                <w:rFonts w:eastAsia="Calibri" w:cs=""/>
+                <w:kern w:val="0"/>
+                <w:sz w:val="22"/>
+                <w:szCs w:val="22"/>
+                <w:lang w:val="fr-CA" w:eastAsia="en-US" w:bidi="ar-SA"/>
+              </w:rPr>
+              <w:t>Copie tous les fichiers dans /etc qui commencent par h</w:t>
+            </w:r>
+          </w:p>
+        </w:tc>
+      </w:tr>
+    </w:tbl>
+    <w:p>
+      <w:pPr>
+        <w:pStyle w:val="ListParagraph"/>
+        <w:ind w:left="360" w:hanging="0"/>
+        <w:rPr/>
+      </w:pPr>
+      <w:r>
+        <w:rPr/>
+      </w:r>
+    </w:p>
+    <w:p>
+      <w:pPr>
+        <w:pStyle w:val="ListParagraph"/>
+        <w:numPr>
+          <w:ilvl w:val="0"/>
+          <w:numId w:val="1"/>
+        </w:numPr>
+        <w:rPr/>
+      </w:pPr>
+      <w:r>
+        <w:rPr/>
+        <w:t xml:space="preserve">Copiez </w:t>
+      </w:r>
+      <w:r>
+        <w:rPr>
+          <w:i/>
+          <w:iCs/>
+          <w:u w:val="single"/>
+        </w:rPr>
+        <w:t>fi1</w:t>
+      </w:r>
+      <w:r>
+        <w:rPr/>
+        <w:t xml:space="preserve"> à la racine du système de fichier. Que se passe-t-il? </w:t>
+      </w:r>
+    </w:p>
+    <w:tbl>
+      <w:tblPr>
+        <w:tblStyle w:val="Grilledutableau"/>
+        <w:tblW w:w="8285" w:type="dxa"/>
+        <w:jc w:val="left"/>
+        <w:tblInd w:w="470" w:type="dxa"/>
+        <w:tblLayout w:type="fixed"/>
+        <w:tblCellMar>
+          <w:top w:w="0" w:type="dxa"/>
+          <w:left w:w="108" w:type="dxa"/>
+          <w:bottom w:w="0" w:type="dxa"/>
+          <w:right w:w="108" w:type="dxa"/>
+        </w:tblCellMar>
+        <w:tblLook w:val="04a0" w:noHBand="0" w:noVBand="1" w:firstColumn="1" w:lastRow="0" w:lastColumn="0" w:firstRow="1"/>
+      </w:tblPr>
+      <w:tblGrid>
+        <w:gridCol w:w="8285"/>
+      </w:tblGrid>
+      <w:tr>
+        <w:trPr>
+          <w:trHeight w:val="285" w:hRule="atLeast"/>
+        </w:trPr>
+        <w:tc>
+          <w:tcPr>
+            <w:tcW w:w="8285" w:type="dxa"/>
+            <w:tcBorders/>
+          </w:tcPr>
+          <w:p>
+            <w:pPr>
+              <w:pStyle w:val="ListParagraph"/>
+              <w:widowControl/>
+              <w:spacing w:lineRule="auto" w:line="240" w:before="0" w:after="0"/>
+              <w:ind w:left="0" w:hanging="0"/>
+              <w:contextualSpacing/>
+              <w:jc w:val="left"/>
+              <w:rPr>
+                <w:rFonts w:ascii="Calibri" w:hAnsi="Calibri" w:eastAsia="Calibri" w:cs=""/>
+                <w:kern w:val="0"/>
+                <w:sz w:val="22"/>
+                <w:szCs w:val="22"/>
+                <w:lang w:val="fr-CA" w:eastAsia="en-US" w:bidi="ar-SA"/>
+              </w:rPr>
+            </w:pPr>
+            <w:r>
+              <w:rPr>
+                <w:rFonts w:eastAsia="Calibri" w:cs=""/>
+                <w:kern w:val="0"/>
+                <w:sz w:val="22"/>
+                <w:szCs w:val="22"/>
+                <w:lang w:val="fr-CA" w:eastAsia="en-US" w:bidi="ar-SA"/>
+              </w:rPr>
+              <w:t>Permission non accordée</w:t>
+            </w:r>
+          </w:p>
+        </w:tc>
+      </w:tr>
+    </w:tbl>
+    <w:p>
+      <w:pPr>
+        <w:pStyle w:val="ListParagraph"/>
+        <w:ind w:left="360" w:hanging="0"/>
+        <w:rPr/>
+      </w:pPr>
+      <w:r>
+        <w:rPr/>
+      </w:r>
+    </w:p>
+    <w:p>
+      <w:pPr>
+        <w:pStyle w:val="ListParagraph"/>
+        <w:numPr>
+          <w:ilvl w:val="0"/>
+          <w:numId w:val="1"/>
+        </w:numPr>
+        <w:rPr/>
+      </w:pPr>
+      <w:r>
+        <w:rPr/>
+        <w:t xml:space="preserve">Déplacez le fichier </w:t>
+      </w:r>
+      <w:r>
+        <w:rPr>
+          <w:i/>
+          <w:iCs/>
+          <w:u w:val="single"/>
+        </w:rPr>
+        <w:t>fi1</w:t>
+      </w:r>
+      <w:r>
+        <w:rPr/>
+        <w:t xml:space="preserve"> dans votre répertoire personnel.</w:t>
+      </w:r>
+    </w:p>
+    <w:tbl>
+      <w:tblPr>
+        <w:tblStyle w:val="Grilledutableau"/>
+        <w:tblW w:w="8285" w:type="dxa"/>
+        <w:jc w:val="left"/>
+        <w:tblInd w:w="470" w:type="dxa"/>
+        <w:tblLayout w:type="fixed"/>
+        <w:tblCellMar>
+          <w:top w:w="0" w:type="dxa"/>
+          <w:left w:w="108" w:type="dxa"/>
+          <w:bottom w:w="0" w:type="dxa"/>
+          <w:right w:w="108" w:type="dxa"/>
+        </w:tblCellMar>
+        <w:tblLook w:val="04a0" w:noHBand="0" w:noVBand="1" w:firstColumn="1" w:lastRow="0" w:lastColumn="0" w:firstRow="1"/>
+      </w:tblPr>
+      <w:tblGrid>
+        <w:gridCol w:w="8285"/>
+      </w:tblGrid>
+      <w:tr>
+        <w:trPr>
+          <w:trHeight w:val="285" w:hRule="atLeast"/>
+        </w:trPr>
+        <w:tc>
+          <w:tcPr>
+            <w:tcW w:w="8285" w:type="dxa"/>
+            <w:tcBorders/>
+          </w:tcPr>
+          <w:p>
+            <w:pPr>
+              <w:pStyle w:val="ListParagraph"/>
+              <w:widowControl/>
+              <w:spacing w:lineRule="auto" w:line="240" w:before="0" w:after="0"/>
+              <w:ind w:left="0" w:hanging="0"/>
+              <w:contextualSpacing/>
+              <w:jc w:val="left"/>
+              <w:rPr>
+                <w:rFonts w:ascii="Calibri" w:hAnsi="Calibri" w:eastAsia="Calibri" w:cs=""/>
+                <w:kern w:val="0"/>
+                <w:sz w:val="22"/>
+                <w:szCs w:val="22"/>
+                <w:lang w:val="fr-CA" w:eastAsia="en-US" w:bidi="ar-SA"/>
+              </w:rPr>
+            </w:pPr>
+            <w:r>
+              <w:rPr>
+                <w:rFonts w:eastAsia="Calibri" w:cs=""/>
+                <w:kern w:val="0"/>
+                <w:sz w:val="22"/>
+                <w:szCs w:val="22"/>
+                <w:lang w:val="fr-CA" w:eastAsia="en-US" w:bidi="ar-SA"/>
+              </w:rPr>
+              <w:t>mv dir1/fi1 ~</w:t>
+            </w:r>
+          </w:p>
+        </w:tc>
+      </w:tr>
+    </w:tbl>
+    <w:p>
+      <w:pPr>
+        <w:pStyle w:val="ListParagraph"/>
+        <w:ind w:left="360" w:hanging="0"/>
+        <w:rPr/>
+      </w:pPr>
+      <w:r>
+        <w:rPr/>
+      </w:r>
+    </w:p>
+    <w:p>
+      <w:pPr>
+        <w:pStyle w:val="ListParagraph"/>
+        <w:numPr>
+          <w:ilvl w:val="0"/>
+          <w:numId w:val="1"/>
+        </w:numPr>
+        <w:rPr/>
+      </w:pPr>
+      <w:r>
+        <w:rPr/>
+        <w:t xml:space="preserve">Déplacez </w:t>
+      </w:r>
+      <w:r>
+        <w:rPr>
+          <w:i/>
+          <w:iCs/>
+          <w:u w:val="single"/>
+        </w:rPr>
+        <w:t>fi1</w:t>
+      </w:r>
+      <w:r>
+        <w:rPr/>
+        <w:t xml:space="preserve"> dans le répertoire </w:t>
+      </w:r>
+      <w:r>
+        <w:rPr>
+          <w:i/>
+          <w:iCs/>
+          <w:u w:val="single"/>
+        </w:rPr>
+        <w:t>/home</w:t>
+      </w:r>
+      <w:r>
+        <w:rPr/>
+        <w:t>. Que se passe-t-il?</w:t>
+      </w:r>
+    </w:p>
+    <w:tbl>
+      <w:tblPr>
+        <w:tblStyle w:val="Grilledutableau"/>
+        <w:tblW w:w="8285" w:type="dxa"/>
+        <w:jc w:val="left"/>
+        <w:tblInd w:w="470" w:type="dxa"/>
+        <w:tblLayout w:type="fixed"/>
+        <w:tblCellMar>
+          <w:top w:w="0" w:type="dxa"/>
+          <w:left w:w="108" w:type="dxa"/>
+          <w:bottom w:w="0" w:type="dxa"/>
+          <w:right w:w="108" w:type="dxa"/>
+        </w:tblCellMar>
+        <w:tblLook w:val="04a0" w:noHBand="0" w:noVBand="1" w:firstColumn="1" w:lastRow="0" w:lastColumn="0" w:firstRow="1"/>
+      </w:tblPr>
+      <w:tblGrid>
+        <w:gridCol w:w="8285"/>
+      </w:tblGrid>
+      <w:tr>
+        <w:trPr>
+          <w:trHeight w:val="245" w:hRule="atLeast"/>
+        </w:trPr>
+        <w:tc>
+          <w:tcPr>
+            <w:tcW w:w="8285" w:type="dxa"/>
+            <w:tcBorders/>
+          </w:tcPr>
+          <w:p>
+            <w:pPr>
+              <w:pStyle w:val="ListParagraph"/>
+              <w:widowControl/>
+              <w:spacing w:lineRule="auto" w:line="240" w:before="0" w:after="0"/>
+              <w:ind w:left="0" w:hanging="0"/>
+              <w:contextualSpacing w:val="false"/>
+              <w:jc w:val="left"/>
+              <w:rPr>
+                <w:rFonts w:ascii="Calibri" w:hAnsi="Calibri" w:eastAsia="Calibri" w:cs=""/>
+                <w:kern w:val="0"/>
+                <w:sz w:val="22"/>
+                <w:szCs w:val="22"/>
+                <w:lang w:val="fr-CA" w:eastAsia="en-US" w:bidi="ar-SA"/>
+              </w:rPr>
+            </w:pPr>
+            <w:r>
+              <w:rPr>
+                <w:rFonts w:eastAsia="Calibri" w:cs=""/>
+                <w:kern w:val="0"/>
+                <w:sz w:val="22"/>
+                <w:szCs w:val="22"/>
+                <w:lang w:val="fr-CA" w:eastAsia="en-US" w:bidi="ar-SA"/>
+              </w:rPr>
+              <w:t>mv fi1 ..</w:t>
+            </w:r>
+          </w:p>
+        </w:tc>
+      </w:tr>
+    </w:tbl>
+    <w:p>
+      <w:pPr>
+        <w:pStyle w:val="ListParagraph"/>
+        <w:ind w:left="360" w:hanging="0"/>
+        <w:rPr/>
+      </w:pPr>
+      <w:r>
+        <w:rPr/>
+      </w:r>
+    </w:p>
+    <w:p>
+      <w:pPr>
+        <w:pStyle w:val="ListParagraph"/>
+        <w:numPr>
+          <w:ilvl w:val="0"/>
+          <w:numId w:val="1"/>
+        </w:numPr>
+        <w:rPr/>
+      </w:pPr>
+      <w:r>
+        <w:rPr/>
+        <w:t xml:space="preserve">Déplacez </w:t>
+      </w:r>
+      <w:r>
+        <w:rPr>
+          <w:i/>
+          <w:iCs/>
+          <w:u w:val="single"/>
+        </w:rPr>
+        <w:t>/etc/hosts</w:t>
+      </w:r>
+      <w:r>
+        <w:rPr/>
+        <w:t xml:space="preserve"> dans votre répertoire </w:t>
+      </w:r>
+      <w:r>
+        <w:rPr>
+          <w:i/>
+          <w:iCs/>
+          <w:u w:val="single"/>
+        </w:rPr>
+        <w:t>dir1</w:t>
+      </w:r>
+      <w:r>
+        <w:rPr/>
+        <w:t>. Que se passe-t-il?</w:t>
+      </w:r>
+    </w:p>
+    <w:tbl>
+      <w:tblPr>
+        <w:tblStyle w:val="Grilledutableau"/>
+        <w:tblW w:w="8285" w:type="dxa"/>
+        <w:jc w:val="left"/>
+        <w:tblInd w:w="470" w:type="dxa"/>
+        <w:tblLayout w:type="fixed"/>
+        <w:tblCellMar>
+          <w:top w:w="0" w:type="dxa"/>
+          <w:left w:w="108" w:type="dxa"/>
+          <w:bottom w:w="0" w:type="dxa"/>
+          <w:right w:w="108" w:type="dxa"/>
+        </w:tblCellMar>
+        <w:tblLook w:val="04a0" w:noHBand="0" w:noVBand="1" w:firstColumn="1" w:lastRow="0" w:lastColumn="0" w:firstRow="1"/>
+      </w:tblPr>
+      <w:tblGrid>
+        <w:gridCol w:w="8285"/>
+      </w:tblGrid>
+      <w:tr>
+        <w:trPr>
+          <w:trHeight w:val="285" w:hRule="atLeast"/>
+        </w:trPr>
+        <w:tc>
+          <w:tcPr>
+            <w:tcW w:w="8285" w:type="dxa"/>
+            <w:tcBorders/>
+          </w:tcPr>
+          <w:p>
+            <w:pPr>
+              <w:pStyle w:val="ListParagraph"/>
+              <w:widowControl/>
+              <w:spacing w:lineRule="auto" w:line="240" w:before="0" w:after="0"/>
+              <w:ind w:left="0" w:hanging="0"/>
+              <w:contextualSpacing/>
+              <w:jc w:val="left"/>
+              <w:rPr>
+                <w:rFonts w:ascii="Calibri" w:hAnsi="Calibri" w:eastAsia="Calibri" w:cs=""/>
+                <w:kern w:val="0"/>
+                <w:sz w:val="22"/>
+                <w:szCs w:val="22"/>
+                <w:lang w:val="fr-CA" w:eastAsia="en-US" w:bidi="ar-SA"/>
+              </w:rPr>
+            </w:pPr>
+            <w:r>
+              <w:rPr>
+                <w:rFonts w:eastAsia="Calibri" w:cs=""/>
+                <w:kern w:val="0"/>
+                <w:sz w:val="22"/>
+                <w:szCs w:val="22"/>
+                <w:lang w:val="fr-CA" w:eastAsia="en-US" w:bidi="ar-SA"/>
+              </w:rPr>
+              <w:t>mv : voulez-vous remplacer '/etc/hosts' en outrepassant le mode 0644 (rw-r--r--) ?</w:t>
+            </w:r>
+          </w:p>
+        </w:tc>
+      </w:tr>
+    </w:tbl>
+    <w:p>
+      <w:pPr>
+        <w:pStyle w:val="ListParagraph"/>
+        <w:ind w:left="360" w:hanging="0"/>
+        <w:rPr/>
+      </w:pPr>
+      <w:r>
+        <w:rPr/>
+      </w:r>
+    </w:p>
+    <w:p>
+      <w:pPr>
+        <w:pStyle w:val="ListParagraph"/>
+        <w:numPr>
+          <w:ilvl w:val="0"/>
+          <w:numId w:val="1"/>
+        </w:numPr>
+        <w:rPr/>
+      </w:pPr>
+      <w:r>
+        <w:rPr/>
+        <w:t xml:space="preserve">En une commande, supprimez </w:t>
+      </w:r>
+      <w:r>
+        <w:rPr>
+          <w:i/>
+          <w:iCs/>
+          <w:u w:val="single"/>
+        </w:rPr>
+        <w:t>dir1</w:t>
+      </w:r>
+      <w:r>
+        <w:rPr/>
+        <w:t xml:space="preserve"> et tout son contenu.</w:t>
+      </w:r>
+    </w:p>
+    <w:tbl>
+      <w:tblPr>
+        <w:tblStyle w:val="Grilledutableau"/>
+        <w:tblW w:w="8285" w:type="dxa"/>
+        <w:jc w:val="left"/>
+        <w:tblInd w:w="470" w:type="dxa"/>
+        <w:tblLayout w:type="fixed"/>
+        <w:tblCellMar>
+          <w:top w:w="0" w:type="dxa"/>
+          <w:left w:w="108" w:type="dxa"/>
+          <w:bottom w:w="0" w:type="dxa"/>
+          <w:right w:w="108" w:type="dxa"/>
+        </w:tblCellMar>
+        <w:tblLook w:val="04a0" w:noHBand="0" w:noVBand="1" w:firstColumn="1" w:lastRow="0" w:lastColumn="0" w:firstRow="1"/>
+      </w:tblPr>
+      <w:tblGrid>
+        <w:gridCol w:w="8285"/>
+      </w:tblGrid>
+      <w:tr>
+        <w:trPr>
+          <w:trHeight w:val="285" w:hRule="atLeast"/>
+        </w:trPr>
+        <w:tc>
+          <w:tcPr>
+            <w:tcW w:w="8285" w:type="dxa"/>
+            <w:tcBorders/>
+          </w:tcPr>
+          <w:p>
+            <w:pPr>
+              <w:pStyle w:val="ListParagraph"/>
+              <w:widowControl/>
+              <w:spacing w:lineRule="auto" w:line="240" w:before="0" w:after="0"/>
+              <w:ind w:left="0" w:hanging="0"/>
+              <w:contextualSpacing/>
+              <w:jc w:val="left"/>
+              <w:rPr>
+                <w:rFonts w:ascii="Calibri" w:hAnsi="Calibri" w:eastAsia="Calibri" w:cs=""/>
+                <w:kern w:val="0"/>
+                <w:sz w:val="22"/>
+                <w:szCs w:val="22"/>
+                <w:lang w:val="fr-CA" w:eastAsia="en-US" w:bidi="ar-SA"/>
+              </w:rPr>
+            </w:pPr>
+            <w:r>
+              <w:rPr>
+                <w:rFonts w:eastAsia="Calibri" w:cs=""/>
+                <w:kern w:val="0"/>
+                <w:sz w:val="22"/>
+                <w:szCs w:val="22"/>
+                <w:lang w:val="fr-CA" w:eastAsia="en-US" w:bidi="ar-SA"/>
+              </w:rPr>
+              <w:t>rm -rf dir1</w:t>
+            </w:r>
+          </w:p>
+        </w:tc>
+      </w:tr>
+    </w:tbl>
+    <w:p>
+      <w:pPr>
+        <w:pStyle w:val="ListParagraph"/>
+        <w:widowControl/>
+        <w:bidi w:val="0"/>
+        <w:spacing w:lineRule="auto" w:line="259" w:before="0" w:after="0"/>
+        <w:ind w:left="360" w:hanging="0"/>
+        <w:contextualSpacing w:val="false"/>
+        <w:jc w:val="left"/>
+        <w:rPr/>
+      </w:pPr>
+      <w:r>
+        <w:rPr/>
+      </w:r>
+    </w:p>
+    <w:p>
+      <w:pPr>
+        <w:pStyle w:val="ListParagraph"/>
+        <w:widowControl/>
+        <w:bidi w:val="0"/>
+        <w:spacing w:lineRule="auto" w:line="259" w:before="0" w:after="0"/>
+        <w:ind w:left="357" w:hanging="0"/>
+        <w:contextualSpacing w:val="false"/>
+        <w:jc w:val="left"/>
+        <w:rPr/>
+      </w:pPr>
+      <w:r>
+        <w:rPr/>
+      </w:r>
+    </w:p>
+    <w:p>
+      <w:pPr>
+        <w:pStyle w:val="ListParagraph"/>
+        <w:widowControl/>
+        <w:bidi w:val="0"/>
+        <w:spacing w:lineRule="auto" w:line="259" w:before="0" w:after="0"/>
+        <w:ind w:left="357" w:hanging="0"/>
+        <w:contextualSpacing w:val="false"/>
+        <w:jc w:val="left"/>
+        <w:rPr/>
+      </w:pPr>
+      <w:r>
+        <w:rPr/>
+      </w:r>
+    </w:p>
+    <w:p>
+      <w:pPr>
+        <w:pStyle w:val="Normal"/>
+        <w:jc w:val="left"/>
+        <w:rPr>
+          <w:b/>
+          <w:b/>
+          <w:bCs/>
+          <w:i/>
+          <w:i/>
+          <w:iCs/>
+          <w:sz w:val="24"/>
+          <w:szCs w:val="24"/>
+        </w:rPr>
+      </w:pPr>
+      <w:r>
+        <w:rPr>
+          <w:b/>
+          <w:bCs/>
+          <w:i/>
+          <w:iCs/>
+          <w:sz w:val="24"/>
+          <w:szCs w:val="24"/>
+        </w:rPr>
+        <w:t>Exercice 4</w:t>
+      </w:r>
+    </w:p>
+    <w:p>
+      <w:pPr>
+        <w:pStyle w:val="Normal"/>
+        <w:rPr>
+          <w:i/>
+          <w:i/>
+          <w:iCs/>
+        </w:rPr>
+      </w:pPr>
+      <w:r>
+        <w:rPr>
+          <w:i/>
+          <w:iCs/>
+        </w:rPr>
+        <w:t>Pour les questions 1-4, donnez la commande complète.</w:t>
+      </w:r>
+    </w:p>
+    <w:p>
+      <w:pPr>
+        <w:pStyle w:val="ListParagraph"/>
+        <w:numPr>
+          <w:ilvl w:val="0"/>
+          <w:numId w:val="1"/>
+        </w:numPr>
+        <w:rPr/>
+      </w:pPr>
+      <w:r>
+        <w:rPr/>
+        <w:t xml:space="preserve">Créez un répertoire nommé </w:t>
+      </w:r>
+      <w:r>
+        <w:rPr>
+          <w:i/>
+          <w:iCs/>
+          <w:u w:val="single"/>
+        </w:rPr>
+        <w:t>import</w:t>
+      </w:r>
+      <w:r>
+        <w:rPr/>
+        <w:t xml:space="preserve"> dans votre répertoire personnel et copiez y tous les fichiers qui commencent par la lettre "a" dans le répertoire </w:t>
+      </w:r>
+      <w:r>
+        <w:rPr>
+          <w:i/>
+          <w:iCs/>
+          <w:u w:val="single"/>
+        </w:rPr>
+        <w:t>/etc/init.d</w:t>
+      </w:r>
+      <w:r>
+        <w:rPr/>
+        <w:t>.</w:t>
+      </w:r>
+    </w:p>
+    <w:tbl>
+      <w:tblPr>
+        <w:tblStyle w:val="Grilledutableau"/>
+        <w:tblW w:w="8270" w:type="dxa"/>
+        <w:jc w:val="left"/>
+        <w:tblInd w:w="473" w:type="dxa"/>
+        <w:tblLayout w:type="fixed"/>
+        <w:tblCellMar>
+          <w:top w:w="0" w:type="dxa"/>
+          <w:left w:w="108" w:type="dxa"/>
+          <w:bottom w:w="0" w:type="dxa"/>
+          <w:right w:w="108" w:type="dxa"/>
+        </w:tblCellMar>
+        <w:tblLook w:val="04a0" w:noHBand="0" w:noVBand="1" w:firstColumn="1" w:lastRow="0" w:lastColumn="0" w:firstRow="1"/>
+      </w:tblPr>
+      <w:tblGrid>
+        <w:gridCol w:w="8270"/>
+      </w:tblGrid>
+      <w:tr>
+        <w:trPr/>
+        <w:tc>
+          <w:tcPr>
+            <w:tcW w:w="8270" w:type="dxa"/>
+            <w:tcBorders/>
+          </w:tcPr>
+          <w:p>
+            <w:pPr>
+              <w:pStyle w:val="ListParagraph"/>
+              <w:widowControl/>
+              <w:spacing w:lineRule="auto" w:line="240" w:before="0" w:after="0"/>
+              <w:ind w:left="0" w:hanging="0"/>
+              <w:contextualSpacing/>
+              <w:jc w:val="left"/>
+              <w:rPr>
+                <w:rFonts w:ascii="Calibri" w:hAnsi="Calibri" w:eastAsia="Calibri" w:cs=""/>
+                <w:kern w:val="0"/>
+                <w:sz w:val="22"/>
+                <w:szCs w:val="22"/>
+                <w:lang w:val="fr-CA" w:eastAsia="en-US" w:bidi="ar-SA"/>
+              </w:rPr>
+            </w:pPr>
+            <w:r>
+              <w:rPr>
+                <w:rFonts w:eastAsia="Calibri" w:cs=""/>
+                <w:kern w:val="0"/>
+                <w:sz w:val="22"/>
+                <w:szCs w:val="22"/>
+                <w:lang w:val="fr-CA" w:eastAsia="en-US" w:bidi="ar-SA"/>
+              </w:rPr>
+              <w:t>mkdir ~/import &amp;&amp; cp /etc/init.d/a* ~/import</w:t>
+            </w:r>
+          </w:p>
+        </w:tc>
+      </w:tr>
+    </w:tbl>
+    <w:p>
+      <w:pPr>
+        <w:pStyle w:val="ListParagraph"/>
+        <w:ind w:left="360" w:hanging="0"/>
+        <w:rPr/>
+      </w:pPr>
+      <w:r>
+        <w:rPr/>
+      </w:r>
+    </w:p>
+    <w:p>
+      <w:pPr>
+        <w:pStyle w:val="ListParagraph"/>
+        <w:numPr>
+          <w:ilvl w:val="0"/>
+          <w:numId w:val="1"/>
+        </w:numPr>
+        <w:rPr/>
+      </w:pPr>
+      <w:r>
+        <w:rPr/>
+        <w:t xml:space="preserve">Copiez vers </w:t>
+      </w:r>
+      <w:r>
+        <w:rPr>
+          <w:i/>
+          <w:iCs/>
+          <w:u w:val="single"/>
+        </w:rPr>
+        <w:t>import</w:t>
+      </w:r>
+      <w:r>
+        <w:rPr/>
+        <w:t xml:space="preserve"> tous les fichiers et répertoires dont le nom commence par "ba" dans </w:t>
+      </w:r>
+      <w:r>
+        <w:rPr>
+          <w:i/>
+          <w:iCs/>
+          <w:u w:val="single"/>
+        </w:rPr>
+        <w:t>/usr/share</w:t>
+      </w:r>
+      <w:r>
+        <w:rPr/>
+        <w:t xml:space="preserve">. </w:t>
+      </w:r>
+    </w:p>
+    <w:tbl>
+      <w:tblPr>
+        <w:tblStyle w:val="Grilledutableau"/>
+        <w:tblW w:w="8270" w:type="dxa"/>
+        <w:jc w:val="left"/>
+        <w:tblInd w:w="473" w:type="dxa"/>
+        <w:tblLayout w:type="fixed"/>
+        <w:tblCellMar>
+          <w:top w:w="0" w:type="dxa"/>
+          <w:left w:w="108" w:type="dxa"/>
+          <w:bottom w:w="0" w:type="dxa"/>
+          <w:right w:w="108" w:type="dxa"/>
+        </w:tblCellMar>
+        <w:tblLook w:val="04a0" w:noHBand="0" w:noVBand="1" w:firstColumn="1" w:lastRow="0" w:lastColumn="0" w:firstRow="1"/>
+      </w:tblPr>
+      <w:tblGrid>
+        <w:gridCol w:w="8270"/>
+      </w:tblGrid>
+      <w:tr>
+        <w:trPr/>
+        <w:tc>
+          <w:tcPr>
+            <w:tcW w:w="8270" w:type="dxa"/>
+            <w:tcBorders/>
+          </w:tcPr>
+          <w:p>
+            <w:pPr>
+              <w:pStyle w:val="ListParagraph"/>
+              <w:widowControl/>
+              <w:spacing w:lineRule="auto" w:line="240" w:before="0" w:after="0"/>
+              <w:ind w:left="0" w:hanging="0"/>
+              <w:contextualSpacing/>
+              <w:jc w:val="left"/>
+              <w:rPr>
+                <w:lang w:val="en-CA"/>
+              </w:rPr>
+            </w:pPr>
+            <w:r>
+              <w:rPr>
+                <w:rFonts w:eastAsia="Calibri" w:cs=""/>
+                <w:kern w:val="0"/>
+                <w:sz w:val="22"/>
+                <w:szCs w:val="22"/>
+                <w:lang w:val="fr-CA" w:eastAsia="en-US" w:bidi="ar-SA"/>
+              </w:rPr>
+              <w:t>cp /usr/share/ba* ~/import</w:t>
+            </w:r>
+          </w:p>
+        </w:tc>
+      </w:tr>
+    </w:tbl>
+    <w:p>
+      <w:pPr>
+        <w:pStyle w:val="ListParagraph"/>
+        <w:ind w:left="360" w:hanging="0"/>
+        <w:rPr>
+          <w:lang w:val="en-CA"/>
+        </w:rPr>
+      </w:pPr>
+      <w:r>
+        <w:rPr>
+          <w:lang w:val="en-CA"/>
+        </w:rPr>
+      </w:r>
+    </w:p>
+    <w:p>
+      <w:pPr>
+        <w:pStyle w:val="ListParagraph"/>
+        <w:numPr>
+          <w:ilvl w:val="0"/>
+          <w:numId w:val="1"/>
+        </w:numPr>
+        <w:rPr/>
+      </w:pPr>
+      <w:r>
+        <w:rPr/>
+        <w:t xml:space="preserve">Créez les répertoires </w:t>
+      </w:r>
+      <w:r>
+        <w:rPr>
+          <w:i/>
+          <w:iCs/>
+          <w:u w:val="single"/>
+        </w:rPr>
+        <w:t>~/abc/def/ghi/jkl/mno/pqr</w:t>
+      </w:r>
+      <w:r>
+        <w:rPr/>
+        <w:t xml:space="preserve"> dans votre répertoire personnel et copiez-y le </w:t>
+      </w:r>
+      <w:r>
+        <w:rPr>
+          <w:b/>
+          <w:bCs/>
+        </w:rPr>
+        <w:t>contenu</w:t>
+      </w:r>
+      <w:r>
+        <w:rPr/>
+        <w:t xml:space="preserve"> de </w:t>
+      </w:r>
+      <w:r>
+        <w:rPr>
+          <w:i/>
+          <w:iCs/>
+          <w:u w:val="single"/>
+        </w:rPr>
+        <w:t>import</w:t>
+      </w:r>
+      <w:r>
+        <w:rPr/>
+        <w:t>.</w:t>
+      </w:r>
+    </w:p>
+    <w:tbl>
+      <w:tblPr>
+        <w:tblStyle w:val="Grilledutableau"/>
+        <w:tblW w:w="8270" w:type="dxa"/>
+        <w:jc w:val="left"/>
+        <w:tblInd w:w="473" w:type="dxa"/>
+        <w:tblLayout w:type="fixed"/>
+        <w:tblCellMar>
+          <w:top w:w="0" w:type="dxa"/>
+          <w:left w:w="108" w:type="dxa"/>
+          <w:bottom w:w="0" w:type="dxa"/>
+          <w:right w:w="108" w:type="dxa"/>
+        </w:tblCellMar>
+        <w:tblLook w:val="04a0" w:noHBand="0" w:noVBand="1" w:firstColumn="1" w:lastRow="0" w:lastColumn="0" w:firstRow="1"/>
+      </w:tblPr>
+      <w:tblGrid>
+        <w:gridCol w:w="8270"/>
+      </w:tblGrid>
+      <w:tr>
+        <w:trPr/>
+        <w:tc>
+          <w:tcPr>
+            <w:tcW w:w="8270" w:type="dxa"/>
+            <w:tcBorders/>
+          </w:tcPr>
+          <w:p>
+            <w:pPr>
+              <w:pStyle w:val="ListParagraph"/>
+              <w:widowControl/>
+              <w:spacing w:lineRule="auto" w:line="240" w:before="0" w:after="0"/>
+              <w:ind w:left="0" w:hanging="0"/>
+              <w:contextualSpacing/>
+              <w:jc w:val="left"/>
+              <w:rPr>
+                <w:rFonts w:ascii="Calibri" w:hAnsi="Calibri" w:eastAsia="Calibri" w:cs=""/>
+                <w:kern w:val="0"/>
+                <w:sz w:val="22"/>
+                <w:szCs w:val="22"/>
+                <w:lang w:val="fr-CA" w:eastAsia="en-US" w:bidi="ar-SA"/>
+              </w:rPr>
+            </w:pPr>
+            <w:r>
+              <w:rPr>
+                <w:rFonts w:eastAsia="Calibri" w:cs=""/>
+                <w:kern w:val="0"/>
+                <w:sz w:val="22"/>
+                <w:szCs w:val="22"/>
+                <w:lang w:val="fr-CA" w:eastAsia="en-US" w:bidi="ar-SA"/>
+              </w:rPr>
+              <w:t xml:space="preserve">mkdir -p </w:t>
+            </w:r>
+            <w:r>
+              <w:rPr>
+                <w:rFonts w:eastAsia="Calibri" w:cs=""/>
+                <w:i w:val="false"/>
+                <w:iCs w:val="false"/>
+                <w:kern w:val="0"/>
+                <w:sz w:val="22"/>
+                <w:szCs w:val="22"/>
+                <w:u w:val="none"/>
+                <w:lang w:val="fr-CA" w:eastAsia="en-US" w:bidi="ar-SA"/>
+              </w:rPr>
+              <w:t>~/abc/def/ghi/jkl/mno/pqr &amp;&amp; cp ~/import/* ~/abc/def/ghi/jkl/mno/pqr</w:t>
+            </w:r>
+          </w:p>
+        </w:tc>
+      </w:tr>
+    </w:tbl>
+    <w:p>
+      <w:pPr>
+        <w:pStyle w:val="ListParagraph"/>
+        <w:ind w:left="360" w:hanging="0"/>
+        <w:rPr/>
+      </w:pPr>
+      <w:r>
+        <w:rPr/>
+      </w:r>
+    </w:p>
+    <w:p>
+      <w:pPr>
+        <w:pStyle w:val="ListParagraph"/>
+        <w:numPr>
+          <w:ilvl w:val="0"/>
+          <w:numId w:val="1"/>
+        </w:numPr>
+        <w:rPr/>
+      </w:pPr>
+      <w:r>
+        <w:rPr/>
+        <w:t xml:space="preserve">Déplacez le répertoire </w:t>
+      </w:r>
+      <w:r>
+        <w:rPr>
+          <w:i/>
+          <w:iCs/>
+          <w:u w:val="single"/>
+        </w:rPr>
+        <w:t>pqr</w:t>
+      </w:r>
+      <w:r>
+        <w:rPr/>
+        <w:t xml:space="preserve"> dans </w:t>
+      </w:r>
+      <w:r>
+        <w:rPr>
+          <w:i/>
+          <w:iCs/>
+          <w:u w:val="single"/>
+        </w:rPr>
+        <w:t>~/Bureau</w:t>
+      </w:r>
+      <w:r>
+        <w:rPr/>
+        <w:t xml:space="preserve"> puis supprimez </w:t>
+      </w:r>
+      <w:r>
+        <w:rPr>
+          <w:i/>
+          <w:iCs/>
+          <w:u w:val="single"/>
+        </w:rPr>
+        <w:t>~/abc/def/ghi/jkl/mno/</w:t>
+      </w:r>
+      <w:r>
+        <w:rPr/>
+        <w:t>.</w:t>
+      </w:r>
+    </w:p>
+    <w:tbl>
+      <w:tblPr>
+        <w:tblStyle w:val="Grilledutableau"/>
+        <w:tblW w:w="8270" w:type="dxa"/>
+        <w:jc w:val="left"/>
+        <w:tblInd w:w="473" w:type="dxa"/>
+        <w:tblLayout w:type="fixed"/>
+        <w:tblCellMar>
+          <w:top w:w="0" w:type="dxa"/>
+          <w:left w:w="108" w:type="dxa"/>
+          <w:bottom w:w="0" w:type="dxa"/>
+          <w:right w:w="108" w:type="dxa"/>
+        </w:tblCellMar>
+        <w:tblLook w:val="04a0" w:noHBand="0" w:noVBand="1" w:firstColumn="1" w:lastRow="0" w:lastColumn="0" w:firstRow="1"/>
+      </w:tblPr>
+      <w:tblGrid>
+        <w:gridCol w:w="8270"/>
+      </w:tblGrid>
+      <w:tr>
+        <w:trPr/>
+        <w:tc>
+          <w:tcPr>
+            <w:tcW w:w="8270" w:type="dxa"/>
+            <w:tcBorders/>
+          </w:tcPr>
+          <w:p>
+            <w:pPr>
+              <w:pStyle w:val="ListParagraph"/>
+              <w:widowControl/>
+              <w:spacing w:lineRule="auto" w:line="240" w:before="0" w:after="0"/>
+              <w:ind w:left="0" w:hanging="0"/>
+              <w:contextualSpacing/>
+              <w:jc w:val="left"/>
+              <w:rPr>
+                <w:rFonts w:ascii="Calibri" w:hAnsi="Calibri" w:eastAsia="Calibri" w:cs=""/>
+                <w:kern w:val="0"/>
+                <w:sz w:val="22"/>
+                <w:szCs w:val="22"/>
+                <w:lang w:val="fr-CA" w:eastAsia="en-US" w:bidi="ar-SA"/>
+              </w:rPr>
+            </w:pPr>
+            <w:r>
+              <w:rPr>
+                <w:rFonts w:eastAsia="Calibri" w:cs=""/>
+                <w:kern w:val="0"/>
+                <w:sz w:val="22"/>
+                <w:szCs w:val="22"/>
+                <w:lang w:val="fr-CA" w:eastAsia="en-US" w:bidi="ar-SA"/>
+              </w:rPr>
+            </w:r>
+          </w:p>
+        </w:tc>
+      </w:tr>
+    </w:tbl>
+    <w:p>
+      <w:pPr>
+        <w:pStyle w:val="Normal"/>
+        <w:rPr/>
+      </w:pPr>
+      <w:r>
+        <w:rPr/>
+      </w:r>
+    </w:p>
+    <w:p>
+      <w:pPr>
+        <w:pStyle w:val="ListParagraph"/>
+        <w:numPr>
+          <w:ilvl w:val="0"/>
+          <w:numId w:val="1"/>
+        </w:numPr>
+        <w:rPr/>
+      </w:pPr>
+      <w:r>
+        <w:rPr/>
+        <w:t xml:space="preserve">Créez un lien symbolique vers le répertoire </w:t>
+      </w:r>
+      <w:r>
+        <w:rPr>
+          <w:i/>
+          <w:iCs/>
+          <w:u w:val="single"/>
+        </w:rPr>
+        <w:t>/var/mail</w:t>
+      </w:r>
+      <w:r>
+        <w:rPr/>
+        <w:t xml:space="preserve"> dans </w:t>
+      </w:r>
+      <w:r>
+        <w:rPr>
+          <w:i/>
+          <w:iCs/>
+          <w:u w:val="single"/>
+        </w:rPr>
+        <w:t>~/Bureau/pqr</w:t>
+      </w:r>
+      <w:r>
+        <w:rPr/>
+        <w:t>.</w:t>
+      </w:r>
+    </w:p>
+    <w:tbl>
+      <w:tblPr>
+        <w:tblStyle w:val="Grilledutableau"/>
+        <w:tblW w:w="8270" w:type="dxa"/>
+        <w:jc w:val="left"/>
+        <w:tblInd w:w="473" w:type="dxa"/>
+        <w:tblLayout w:type="fixed"/>
+        <w:tblCellMar>
+          <w:top w:w="0" w:type="dxa"/>
+          <w:left w:w="108" w:type="dxa"/>
+          <w:bottom w:w="0" w:type="dxa"/>
+          <w:right w:w="108" w:type="dxa"/>
+        </w:tblCellMar>
+        <w:tblLook w:val="04a0" w:noHBand="0" w:noVBand="1" w:firstColumn="1" w:lastRow="0" w:lastColumn="0" w:firstRow="1"/>
+      </w:tblPr>
+      <w:tblGrid>
+        <w:gridCol w:w="8270"/>
+      </w:tblGrid>
+      <w:tr>
+        <w:trPr/>
+        <w:tc>
+          <w:tcPr>
+            <w:tcW w:w="8270" w:type="dxa"/>
+            <w:tcBorders/>
+          </w:tcPr>
+          <w:p>
+            <w:pPr>
+              <w:pStyle w:val="ListParagraph"/>
+              <w:widowControl/>
+              <w:spacing w:lineRule="auto" w:line="240" w:before="0" w:after="0"/>
+              <w:ind w:left="0" w:hanging="0"/>
+              <w:contextualSpacing/>
+              <w:jc w:val="left"/>
+              <w:rPr>
+                <w:color w:val="FF0000"/>
+              </w:rPr>
+            </w:pPr>
+            <w:r>
+              <w:rPr>
+                <w:rFonts w:eastAsia="Calibri" w:cs=""/>
+                <w:color w:val="FF0000"/>
+                <w:kern w:val="0"/>
+                <w:sz w:val="22"/>
+                <w:szCs w:val="22"/>
+                <w:lang w:val="fr-CA" w:eastAsia="en-US" w:bidi="ar-SA"/>
+              </w:rPr>
+            </w:r>
+          </w:p>
+        </w:tc>
+      </w:tr>
+    </w:tbl>
+    <w:p>
+      <w:pPr>
+        <w:pStyle w:val="ListParagraph"/>
+        <w:ind w:left="360" w:hanging="0"/>
+        <w:rPr/>
+      </w:pPr>
+      <w:r>
+        <w:rPr/>
+      </w:r>
+    </w:p>
+    <w:p>
+      <w:pPr>
+        <w:pStyle w:val="ListParagraph"/>
+        <w:ind w:left="360" w:hanging="0"/>
+        <w:rPr/>
+      </w:pPr>
+      <w:r>
+        <w:rPr/>
+      </w:r>
+    </w:p>
+    <w:p>
+      <w:pPr>
+        <w:pStyle w:val="Normal"/>
+        <w:rPr>
+          <w:i/>
+          <w:i/>
+          <w:iCs/>
+        </w:rPr>
+      </w:pPr>
+      <w:r>
+        <w:rPr>
+          <w:i/>
+          <w:iCs/>
+        </w:rPr>
+        <w:t>Répondez aux questions suivantes:</w:t>
+      </w:r>
+    </w:p>
+    <w:p>
+      <w:pPr>
+        <w:pStyle w:val="ListParagraph"/>
+        <w:numPr>
+          <w:ilvl w:val="0"/>
+          <w:numId w:val="1"/>
+        </w:numPr>
+        <w:rPr/>
+      </w:pPr>
+      <w:r>
+        <w:rPr/>
+        <w:t xml:space="preserve">Quel est le fichier dans </w:t>
+      </w:r>
+      <w:r>
+        <w:rPr>
+          <w:i/>
+          <w:iCs/>
+          <w:u w:val="single"/>
+        </w:rPr>
+        <w:t>~/import/base-files</w:t>
+      </w:r>
+      <w:r>
+        <w:rPr/>
+        <w:t xml:space="preserve"> qui a la plus grande taille?</w:t>
+      </w:r>
+    </w:p>
+    <w:tbl>
+      <w:tblPr>
+        <w:tblStyle w:val="Grilledutableau"/>
+        <w:tblW w:w="8270" w:type="dxa"/>
+        <w:jc w:val="left"/>
+        <w:tblInd w:w="473" w:type="dxa"/>
+        <w:tblLayout w:type="fixed"/>
+        <w:tblCellMar>
+          <w:top w:w="0" w:type="dxa"/>
+          <w:left w:w="108" w:type="dxa"/>
+          <w:bottom w:w="0" w:type="dxa"/>
+          <w:right w:w="108" w:type="dxa"/>
+        </w:tblCellMar>
+        <w:tblLook w:val="04a0" w:noHBand="0" w:noVBand="1" w:firstColumn="1" w:lastRow="0" w:lastColumn="0" w:firstRow="1"/>
+      </w:tblPr>
+      <w:tblGrid>
+        <w:gridCol w:w="8270"/>
+      </w:tblGrid>
+      <w:tr>
+        <w:trPr/>
+        <w:tc>
+          <w:tcPr>
+            <w:tcW w:w="8270" w:type="dxa"/>
+            <w:tcBorders/>
+          </w:tcPr>
+          <w:p>
+            <w:pPr>
+              <w:pStyle w:val="ListParagraph"/>
+              <w:widowControl/>
+              <w:spacing w:lineRule="auto" w:line="240" w:before="0" w:after="0"/>
+              <w:ind w:left="0" w:hanging="0"/>
+              <w:contextualSpacing/>
+              <w:jc w:val="left"/>
+              <w:rPr>
+                <w:color w:val="FF0000"/>
+              </w:rPr>
+            </w:pPr>
+            <w:r>
+              <w:rPr>
+                <w:rFonts w:eastAsia="Calibri" w:cs=""/>
+                <w:color w:val="FF0000"/>
+                <w:kern w:val="0"/>
+                <w:sz w:val="22"/>
+                <w:szCs w:val="22"/>
+                <w:lang w:val="fr-CA" w:eastAsia="en-US" w:bidi="ar-SA"/>
+              </w:rPr>
+            </w:r>
+          </w:p>
+        </w:tc>
+      </w:tr>
+    </w:tbl>
+    <w:p>
+      <w:pPr>
+        <w:pStyle w:val="ListParagraph"/>
+        <w:ind w:left="360" w:hanging="0"/>
+        <w:rPr/>
+      </w:pPr>
+      <w:r>
+        <w:rPr/>
+      </w:r>
+    </w:p>
+    <w:p>
+      <w:pPr>
+        <w:pStyle w:val="ListParagraph"/>
+        <w:numPr>
+          <w:ilvl w:val="0"/>
+          <w:numId w:val="1"/>
+        </w:numPr>
+        <w:rPr/>
+      </w:pPr>
+      <w:r>
+        <w:rPr/>
+        <w:t xml:space="preserve">Quelle est la première ligne du fichier </w:t>
+      </w:r>
+      <w:r>
+        <w:rPr>
+          <w:i/>
+          <w:iCs/>
+          <w:u w:val="single"/>
+        </w:rPr>
+        <w:t>~/import/base-files/dot.profile.md5sums</w:t>
+      </w:r>
+      <w:r>
+        <w:rPr/>
+        <w:t xml:space="preserve"> ?</w:t>
+      </w:r>
+    </w:p>
+    <w:tbl>
+      <w:tblPr>
+        <w:tblStyle w:val="Grilledutableau"/>
+        <w:tblW w:w="8270" w:type="dxa"/>
+        <w:jc w:val="left"/>
+        <w:tblInd w:w="473" w:type="dxa"/>
+        <w:tblLayout w:type="fixed"/>
+        <w:tblCellMar>
+          <w:top w:w="0" w:type="dxa"/>
+          <w:left w:w="108" w:type="dxa"/>
+          <w:bottom w:w="0" w:type="dxa"/>
+          <w:right w:w="108" w:type="dxa"/>
+        </w:tblCellMar>
+        <w:tblLook w:val="04a0" w:noHBand="0" w:noVBand="1" w:firstColumn="1" w:lastRow="0" w:lastColumn="0" w:firstRow="1"/>
+      </w:tblPr>
+      <w:tblGrid>
+        <w:gridCol w:w="8270"/>
+      </w:tblGrid>
+      <w:tr>
+        <w:trPr/>
+        <w:tc>
+          <w:tcPr>
+            <w:tcW w:w="8270" w:type="dxa"/>
+            <w:tcBorders/>
+          </w:tcPr>
+          <w:p>
+            <w:pPr>
+              <w:pStyle w:val="ListParagraph"/>
+              <w:widowControl/>
+              <w:spacing w:lineRule="auto" w:line="240" w:before="0" w:after="0"/>
+              <w:ind w:left="0" w:hanging="0"/>
+              <w:contextualSpacing/>
+              <w:jc w:val="left"/>
+              <w:rPr>
+                <w:color w:val="FF0000"/>
+              </w:rPr>
+            </w:pPr>
+            <w:r>
+              <w:rPr>
+                <w:rFonts w:eastAsia="Calibri" w:cs=""/>
+                <w:color w:val="FF0000"/>
+                <w:kern w:val="0"/>
+                <w:sz w:val="22"/>
+                <w:szCs w:val="22"/>
+                <w:lang w:val="fr-CA" w:eastAsia="en-US" w:bidi="ar-SA"/>
+              </w:rPr>
+            </w:r>
+          </w:p>
+        </w:tc>
+      </w:tr>
+    </w:tbl>
+    <w:p>
+      <w:pPr>
+        <w:pStyle w:val="ListParagraph"/>
+        <w:ind w:left="360" w:hanging="0"/>
+        <w:rPr/>
+      </w:pPr>
+      <w:r>
+        <w:rPr/>
+      </w:r>
+    </w:p>
+    <w:p>
+      <w:pPr>
+        <w:pStyle w:val="ListParagraph"/>
+        <w:numPr>
+          <w:ilvl w:val="0"/>
+          <w:numId w:val="1"/>
+        </w:numPr>
+        <w:rPr/>
+      </w:pPr>
+      <w:r>
+        <w:rPr/>
+        <w:t xml:space="preserve">Il est possible de spécifier plus d'une source à la commande </w:t>
+      </w:r>
+      <w:r>
+        <w:rPr>
+          <w:b/>
+          <w:bCs/>
+        </w:rPr>
+        <w:t>cp</w:t>
+      </w:r>
+      <w:r>
+        <w:rPr/>
+        <w:t xml:space="preserve">, par exemple </w:t>
+      </w:r>
+      <w:r>
+        <w:rPr>
+          <w:rFonts w:ascii="Cascadia Mono" w:hAnsi="Cascadia Mono"/>
+        </w:rPr>
+        <w:t>cp source1 source2 source3 ... cible</w:t>
+      </w:r>
+      <w:r>
+        <w:rPr/>
+        <w:t>. Quel effet a cette commande? Cherchez dans le manuel pour vous aider.</w:t>
+      </w:r>
+    </w:p>
+    <w:tbl>
+      <w:tblPr>
+        <w:tblStyle w:val="Grilledutableau"/>
+        <w:tblW w:w="8270" w:type="dxa"/>
+        <w:jc w:val="left"/>
+        <w:tblInd w:w="473" w:type="dxa"/>
+        <w:tblLayout w:type="fixed"/>
+        <w:tblCellMar>
+          <w:top w:w="0" w:type="dxa"/>
+          <w:left w:w="108" w:type="dxa"/>
+          <w:bottom w:w="0" w:type="dxa"/>
+          <w:right w:w="108" w:type="dxa"/>
+        </w:tblCellMar>
+        <w:tblLook w:val="04a0" w:noHBand="0" w:noVBand="1" w:firstColumn="1" w:lastRow="0" w:lastColumn="0" w:firstRow="1"/>
+      </w:tblPr>
+      <w:tblGrid>
+        <w:gridCol w:w="8270"/>
+      </w:tblGrid>
+      <w:tr>
+        <w:trPr/>
+        <w:tc>
+          <w:tcPr>
+            <w:tcW w:w="8270" w:type="dxa"/>
+            <w:tcBorders/>
+          </w:tcPr>
+          <w:p>
+            <w:pPr>
+              <w:pStyle w:val="ListParagraph"/>
+              <w:widowControl/>
+              <w:spacing w:lineRule="auto" w:line="240" w:before="0" w:after="0"/>
+              <w:ind w:left="0" w:hanging="0"/>
+              <w:contextualSpacing/>
+              <w:jc w:val="left"/>
+              <w:rPr>
+                <w:color w:val="FF0000"/>
+              </w:rPr>
+            </w:pPr>
+            <w:r>
+              <w:rPr>
+                <w:rFonts w:eastAsia="Calibri" w:cs=""/>
+                <w:color w:val="FF0000"/>
+                <w:kern w:val="0"/>
+                <w:sz w:val="22"/>
+                <w:szCs w:val="22"/>
+                <w:lang w:val="fr-CA" w:eastAsia="en-US" w:bidi="ar-SA"/>
+              </w:rPr>
+            </w:r>
+          </w:p>
+        </w:tc>
+      </w:tr>
+    </w:tbl>
+    <w:p>
+      <w:pPr>
+        <w:pStyle w:val="ListParagraph"/>
+        <w:ind w:left="360" w:hanging="0"/>
+        <w:rPr/>
+      </w:pPr>
+      <w:r>
+        <w:rPr/>
+      </w:r>
+    </w:p>
+    <w:p>
+      <w:pPr>
+        <w:pStyle w:val="ListParagraph"/>
+        <w:ind w:left="360" w:hanging="0"/>
+        <w:rPr/>
+      </w:pPr>
+      <w:r>
+        <w:rPr/>
+      </w:r>
+    </w:p>
+    <w:p>
+      <w:pPr>
+        <w:pStyle w:val="ListParagraph"/>
+        <w:numPr>
+          <w:ilvl w:val="0"/>
+          <w:numId w:val="1"/>
+        </w:numPr>
+        <w:rPr/>
+      </w:pPr>
+      <w:r>
+        <w:rPr/>
+        <w:t xml:space="preserve">Créez 3 fichiers nommés </w:t>
+      </w:r>
+      <w:r>
+        <w:rPr>
+          <w:i/>
+          <w:iCs/>
+          <w:u w:val="single"/>
+        </w:rPr>
+        <w:t>f1</w:t>
+      </w:r>
+      <w:r>
+        <w:rPr/>
+        <w:t xml:space="preserve">, </w:t>
+      </w:r>
+      <w:r>
+        <w:rPr>
+          <w:i/>
+          <w:iCs/>
+          <w:u w:val="single"/>
+        </w:rPr>
+        <w:t>f2</w:t>
+      </w:r>
+      <w:r>
+        <w:rPr/>
+        <w:t xml:space="preserve"> et </w:t>
+      </w:r>
+      <w:r>
+        <w:rPr>
+          <w:i/>
+          <w:iCs/>
+          <w:u w:val="single"/>
+        </w:rPr>
+        <w:t>f3</w:t>
+      </w:r>
+      <w:r>
+        <w:rPr/>
+        <w:t xml:space="preserve"> et trois répertoires nommés </w:t>
+      </w:r>
+      <w:r>
+        <w:rPr>
+          <w:i/>
+          <w:iCs/>
+          <w:u w:val="single"/>
+        </w:rPr>
+        <w:t>dir1</w:t>
+      </w:r>
+      <w:r>
+        <w:rPr/>
+        <w:t xml:space="preserve">, </w:t>
+      </w:r>
+      <w:r>
+        <w:rPr>
+          <w:i/>
+          <w:iCs/>
+          <w:u w:val="single"/>
+        </w:rPr>
+        <w:t>dir2</w:t>
+      </w:r>
+      <w:r>
+        <w:rPr/>
+        <w:t xml:space="preserve"> et </w:t>
+      </w:r>
+      <w:r>
+        <w:rPr>
+          <w:i/>
+          <w:iCs/>
+          <w:u w:val="single"/>
+        </w:rPr>
+        <w:t>dir3</w:t>
+      </w:r>
+      <w:r>
+        <w:rPr/>
+        <w:t xml:space="preserve">. Lancez ensuite la commande suivante : </w:t>
+      </w:r>
+    </w:p>
+    <w:p>
+      <w:pPr>
+        <w:pStyle w:val="ListParagraph"/>
+        <w:spacing w:before="120" w:after="120"/>
+        <w:ind w:left="357" w:hanging="0"/>
+        <w:contextualSpacing w:val="false"/>
+        <w:rPr/>
+      </w:pPr>
+      <w:r>
+        <w:rPr>
+          <w:rFonts w:ascii="Cascadia Mono" w:hAnsi="Cascadia Mono"/>
+        </w:rPr>
+        <w:t>cp f* dir*</w:t>
+      </w:r>
+      <w:r>
+        <w:rPr/>
+        <w:t xml:space="preserve">. </w:t>
+      </w:r>
+    </w:p>
+    <w:p>
+      <w:pPr>
+        <w:pStyle w:val="ListParagraph"/>
+        <w:ind w:left="360" w:hanging="0"/>
+        <w:rPr/>
+      </w:pPr>
+      <w:r>
+        <w:rPr/>
+        <w:t>Quel est l'effet de cette commande, et comment expliquez-vous ce qui s'est passé?</w:t>
+      </w:r>
+    </w:p>
+    <w:tbl>
+      <w:tblPr>
+        <w:tblStyle w:val="Grilledutableau"/>
+        <w:tblW w:w="8270" w:type="dxa"/>
+        <w:jc w:val="left"/>
+        <w:tblInd w:w="473" w:type="dxa"/>
+        <w:tblLayout w:type="fixed"/>
+        <w:tblCellMar>
+          <w:top w:w="0" w:type="dxa"/>
+          <w:left w:w="108" w:type="dxa"/>
+          <w:bottom w:w="0" w:type="dxa"/>
+          <w:right w:w="108" w:type="dxa"/>
+        </w:tblCellMar>
+        <w:tblLook w:val="04a0" w:noHBand="0" w:noVBand="1" w:firstColumn="1" w:lastRow="0" w:lastColumn="0" w:firstRow="1"/>
+      </w:tblPr>
+      <w:tblGrid>
+        <w:gridCol w:w="8270"/>
+      </w:tblGrid>
+      <w:tr>
+        <w:trPr/>
+        <w:tc>
+          <w:tcPr>
+            <w:tcW w:w="8270" w:type="dxa"/>
+            <w:tcBorders/>
+          </w:tcPr>
+          <w:p>
+            <w:pPr>
+              <w:pStyle w:val="ListParagraph"/>
+              <w:widowControl/>
+              <w:spacing w:lineRule="auto" w:line="240" w:before="0" w:after="0"/>
+              <w:ind w:left="0" w:hanging="0"/>
+              <w:contextualSpacing/>
+              <w:jc w:val="left"/>
+              <w:rPr>
+                <w:rFonts w:ascii="Calibri" w:hAnsi="Calibri" w:eastAsia="Calibri" w:cs=""/>
+                <w:kern w:val="0"/>
+                <w:sz w:val="22"/>
+                <w:szCs w:val="22"/>
+                <w:lang w:val="fr-CA" w:eastAsia="en-US" w:bidi="ar-SA"/>
+              </w:rPr>
+            </w:pPr>
+            <w:r>
+              <w:rPr>
+                <w:rFonts w:eastAsia="Calibri" w:cs=""/>
+                <w:kern w:val="0"/>
+                <w:sz w:val="22"/>
+                <w:szCs w:val="22"/>
+                <w:lang w:val="fr-CA" w:eastAsia="en-US" w:bidi="ar-SA"/>
+              </w:rPr>
+            </w:r>
+          </w:p>
+        </w:tc>
+      </w:tr>
+    </w:tbl>
+    <w:p>
+      <w:pPr>
+        <w:pStyle w:val="ListParagraph"/>
+        <w:ind w:left="360" w:hanging="0"/>
+        <w:rPr/>
+      </w:pPr>
+      <w:r>
+        <w:rPr/>
+      </w:r>
+    </w:p>
+    <w:p>
+      <w:pPr>
+        <w:pStyle w:val="ListParagraph"/>
+        <w:ind w:left="360" w:hanging="0"/>
+        <w:rPr/>
+      </w:pPr>
+      <w:r>
+        <w:rPr/>
+      </w:r>
+    </w:p>
+    <w:p>
+      <w:pPr>
+        <w:pStyle w:val="ListParagraph"/>
+        <w:numPr>
+          <w:ilvl w:val="0"/>
+          <w:numId w:val="1"/>
+        </w:numPr>
+        <w:rPr/>
+      </w:pPr>
+      <w:r>
+        <w:rPr/>
+        <w:t xml:space="preserve">Créez un répertoire nommé </w:t>
+      </w:r>
+      <w:r>
+        <w:rPr>
+          <w:i/>
+          <w:iCs/>
+          <w:u w:val="single"/>
+        </w:rPr>
+        <w:t>defaut</w:t>
+      </w:r>
+      <w:r>
+        <w:rPr/>
+        <w:t xml:space="preserve">, puis lancez la commande suivante : </w:t>
+      </w:r>
+    </w:p>
+    <w:p>
+      <w:pPr>
+        <w:pStyle w:val="ListParagraph"/>
+        <w:spacing w:before="120" w:after="120"/>
+        <w:ind w:left="357" w:hanging="0"/>
+        <w:contextualSpacing w:val="false"/>
+        <w:rPr>
+          <w:rFonts w:ascii="Cascadia Mono" w:hAnsi="Cascadia Mono"/>
+        </w:rPr>
+      </w:pPr>
+      <w:r>
+        <w:rPr>
+          <w:rFonts w:ascii="Cascadia Mono" w:hAnsi="Cascadia Mono"/>
+        </w:rPr>
+        <w:t>cp -s /etc/defaut/* defaut/</w:t>
+      </w:r>
+    </w:p>
+    <w:p>
+      <w:pPr>
+        <w:pStyle w:val="ListParagraph"/>
+        <w:ind w:left="360" w:hanging="0"/>
+        <w:rPr/>
+      </w:pPr>
+      <w:r>
+        <w:rPr/>
+        <w:t>Quel est l’effet de cette commande?</w:t>
+      </w:r>
+    </w:p>
+    <w:tbl>
+      <w:tblPr>
+        <w:tblStyle w:val="Grilledutableau"/>
+        <w:tblW w:w="8270" w:type="dxa"/>
+        <w:jc w:val="left"/>
+        <w:tblInd w:w="473" w:type="dxa"/>
+        <w:tblLayout w:type="fixed"/>
+        <w:tblCellMar>
+          <w:top w:w="0" w:type="dxa"/>
+          <w:left w:w="108" w:type="dxa"/>
+          <w:bottom w:w="0" w:type="dxa"/>
+          <w:right w:w="108" w:type="dxa"/>
+        </w:tblCellMar>
+        <w:tblLook w:val="04a0" w:noHBand="0" w:noVBand="1" w:firstColumn="1" w:lastRow="0" w:lastColumn="0" w:firstRow="1"/>
+      </w:tblPr>
+      <w:tblGrid>
+        <w:gridCol w:w="8270"/>
+      </w:tblGrid>
+      <w:tr>
+        <w:trPr/>
+        <w:tc>
+          <w:tcPr>
+            <w:tcW w:w="8270" w:type="dxa"/>
+            <w:tcBorders/>
+          </w:tcPr>
+          <w:p>
+            <w:pPr>
+              <w:pStyle w:val="ListParagraph"/>
+              <w:widowControl/>
+              <w:spacing w:lineRule="auto" w:line="240" w:before="0" w:after="0"/>
+              <w:ind w:left="0" w:hanging="0"/>
+              <w:contextualSpacing/>
+              <w:jc w:val="left"/>
+              <w:rPr>
+                <w:color w:val="FF0000"/>
+              </w:rPr>
+            </w:pPr>
+            <w:r>
+              <w:rPr>
+                <w:rFonts w:eastAsia="Calibri" w:cs=""/>
+                <w:color w:val="FF0000"/>
+                <w:kern w:val="0"/>
+                <w:sz w:val="22"/>
+                <w:szCs w:val="22"/>
+                <w:lang w:val="fr-CA" w:eastAsia="en-US" w:bidi="ar-SA"/>
+              </w:rPr>
+            </w:r>
+          </w:p>
+        </w:tc>
+      </w:tr>
+    </w:tbl>
+    <w:p>
+      <w:pPr>
+        <w:pStyle w:val="ListParagraph"/>
+        <w:ind w:left="360" w:hanging="0"/>
+        <w:rPr/>
+      </w:pPr>
+      <w:r>
+        <w:rPr/>
+      </w:r>
+    </w:p>
+    <w:p>
+      <w:pPr>
+        <w:pStyle w:val="ListParagraph"/>
+        <w:ind w:left="360" w:hanging="0"/>
+        <w:rPr/>
+      </w:pPr>
+      <w:r>
+        <w:rPr/>
+      </w:r>
+    </w:p>
+    <w:p>
+      <w:pPr>
+        <w:pStyle w:val="ListParagraph"/>
+        <w:numPr>
+          <w:ilvl w:val="0"/>
+          <w:numId w:val="1"/>
+        </w:numPr>
+        <w:rPr/>
+      </w:pPr>
+      <w:r>
+        <w:rPr/>
+        <w:t xml:space="preserve">Avec la commande </w:t>
+      </w:r>
+      <w:r>
+        <w:rPr>
+          <w:rFonts w:cs="Cascadia Mono" w:ascii="Cascadia Mono" w:hAnsi="Cascadia Mono"/>
+        </w:rPr>
+        <w:t>ls</w:t>
+      </w:r>
+      <w:r>
+        <w:rPr/>
+        <w:t xml:space="preserve">, affichez le contenu du répertoire </w:t>
+      </w:r>
+      <w:r>
+        <w:rPr>
+          <w:i/>
+          <w:iCs/>
+          <w:u w:val="single"/>
+        </w:rPr>
+        <w:t>defaut</w:t>
+      </w:r>
+      <w:r>
+        <w:rPr/>
+        <w:t xml:space="preserve"> qui vous avez créé au numéro précédent. Quel est l’effet de l’option « -L » sur l’affichage?</w:t>
+      </w:r>
+    </w:p>
+    <w:tbl>
+      <w:tblPr>
+        <w:tblStyle w:val="Grilledutableau"/>
+        <w:tblW w:w="8270" w:type="dxa"/>
+        <w:jc w:val="left"/>
+        <w:tblInd w:w="473" w:type="dxa"/>
+        <w:tblLayout w:type="fixed"/>
+        <w:tblCellMar>
+          <w:top w:w="0" w:type="dxa"/>
+          <w:left w:w="108" w:type="dxa"/>
+          <w:bottom w:w="0" w:type="dxa"/>
+          <w:right w:w="108" w:type="dxa"/>
+        </w:tblCellMar>
+        <w:tblLook w:val="04a0" w:noHBand="0" w:noVBand="1" w:firstColumn="1" w:lastRow="0" w:lastColumn="0" w:firstRow="1"/>
+      </w:tblPr>
+      <w:tblGrid>
+        <w:gridCol w:w="8270"/>
+      </w:tblGrid>
+      <w:tr>
+        <w:trPr/>
+        <w:tc>
+          <w:tcPr>
+            <w:tcW w:w="8270" w:type="dxa"/>
+            <w:tcBorders/>
+          </w:tcPr>
+          <w:p>
+            <w:pPr>
+              <w:pStyle w:val="ListParagraph"/>
+              <w:widowControl/>
+              <w:spacing w:lineRule="auto" w:line="240" w:before="0" w:after="0"/>
+              <w:ind w:left="0" w:hanging="0"/>
+              <w:contextualSpacing/>
+              <w:jc w:val="left"/>
+              <w:rPr>
+                <w:color w:val="FF0000"/>
+              </w:rPr>
+            </w:pPr>
+            <w:r>
+              <w:rPr>
+                <w:rFonts w:eastAsia="Calibri" w:cs=""/>
+                <w:color w:val="FF0000"/>
+                <w:kern w:val="0"/>
+                <w:sz w:val="22"/>
+                <w:szCs w:val="22"/>
+                <w:lang w:val="fr-CA" w:eastAsia="en-US" w:bidi="ar-SA"/>
+              </w:rPr>
+            </w:r>
+          </w:p>
+        </w:tc>
+      </w:tr>
+    </w:tbl>
+    <w:p>
+      <w:pPr>
+        <w:pStyle w:val="ListParagraph"/>
+        <w:widowControl/>
+        <w:bidi w:val="0"/>
+        <w:spacing w:lineRule="auto" w:line="259" w:before="0" w:after="0"/>
+        <w:ind w:left="360" w:hanging="0"/>
+        <w:contextualSpacing w:val="false"/>
+        <w:jc w:val="left"/>
+        <w:rPr/>
+      </w:pPr>
+      <w:r>
+        <w:rPr/>
+      </w:r>
+    </w:p>
+    <w:p>
+      <w:pPr>
+        <w:pStyle w:val="ListParagraph"/>
+        <w:widowControl/>
+        <w:bidi w:val="0"/>
+        <w:spacing w:lineRule="auto" w:line="259" w:before="0" w:after="0"/>
+        <w:ind w:left="357" w:hanging="0"/>
+        <w:contextualSpacing w:val="false"/>
+        <w:jc w:val="left"/>
+        <w:rPr/>
+      </w:pPr>
+      <w:r>
+        <w:rPr/>
+      </w:r>
+    </w:p>
+    <w:p>
+      <w:pPr>
+        <w:pStyle w:val="ListParagraph"/>
+        <w:widowControl/>
+        <w:bidi w:val="0"/>
+        <w:spacing w:lineRule="auto" w:line="259" w:before="0" w:after="0"/>
+        <w:ind w:left="357" w:hanging="0"/>
+        <w:contextualSpacing w:val="false"/>
+        <w:jc w:val="left"/>
+        <w:rPr/>
+      </w:pPr>
+      <w:r>
+        <w:rPr/>
+      </w:r>
+    </w:p>
+    <w:p>
+      <w:pPr>
+        <w:pStyle w:val="ListParagraph"/>
+        <w:widowControl/>
+        <w:bidi w:val="0"/>
+        <w:spacing w:lineRule="auto" w:line="259" w:before="0" w:after="0"/>
+        <w:ind w:left="357" w:hanging="0"/>
+        <w:contextualSpacing w:val="false"/>
+        <w:jc w:val="left"/>
+        <w:rPr/>
+      </w:pPr>
+      <w:r>
+        <w:rPr/>
+      </w:r>
+    </w:p>
+    <w:p>
+      <w:pPr>
+        <w:pStyle w:val="ListParagraph"/>
+        <w:widowControl/>
+        <w:bidi w:val="0"/>
+        <w:spacing w:lineRule="auto" w:line="259" w:before="0" w:after="0"/>
+        <w:ind w:left="357" w:hanging="0"/>
+        <w:contextualSpacing w:val="false"/>
+        <w:jc w:val="left"/>
+        <w:rPr/>
+      </w:pPr>
+      <w:r>
+        <w:rPr/>
+      </w:r>
+    </w:p>
+    <w:p>
+      <w:pPr>
+        <w:pStyle w:val="ListParagraph"/>
+        <w:widowControl/>
+        <w:bidi w:val="0"/>
+        <w:spacing w:lineRule="auto" w:line="259" w:before="0" w:after="0"/>
+        <w:ind w:left="357" w:hanging="0"/>
+        <w:contextualSpacing w:val="false"/>
+        <w:jc w:val="left"/>
+        <w:rPr/>
+      </w:pPr>
+      <w:r>
+        <w:rPr/>
+      </w:r>
+    </w:p>
+    <w:p>
+      <w:pPr>
+        <w:pStyle w:val="ListParagraph"/>
+        <w:widowControl/>
+        <w:bidi w:val="0"/>
+        <w:spacing w:lineRule="auto" w:line="259" w:before="0" w:after="0"/>
+        <w:ind w:left="357" w:hanging="0"/>
+        <w:contextualSpacing w:val="false"/>
+        <w:jc w:val="left"/>
+        <w:rPr/>
+      </w:pPr>
+      <w:r>
+        <w:rPr/>
+      </w:r>
+    </w:p>
+    <w:p>
+      <w:pPr>
+        <w:pStyle w:val="ListParagraph"/>
+        <w:widowControl/>
+        <w:bidi w:val="0"/>
+        <w:spacing w:lineRule="auto" w:line="259" w:before="0" w:after="0"/>
+        <w:ind w:left="357" w:hanging="0"/>
+        <w:contextualSpacing w:val="false"/>
+        <w:jc w:val="left"/>
+        <w:rPr/>
+      </w:pPr>
+      <w:r>
+        <w:rPr/>
+      </w:r>
+    </w:p>
+    <w:p>
+      <w:pPr>
+        <w:pStyle w:val="ListParagraph"/>
+        <w:widowControl/>
+        <w:bidi w:val="0"/>
+        <w:spacing w:lineRule="auto" w:line="259" w:before="0" w:after="0"/>
+        <w:ind w:left="357" w:hanging="0"/>
+        <w:contextualSpacing w:val="false"/>
+        <w:jc w:val="left"/>
+        <w:rPr/>
+      </w:pPr>
+      <w:r>
+        <w:rPr/>
+      </w:r>
+    </w:p>
+    <w:p>
+      <w:pPr>
+        <w:pStyle w:val="ListParagraph"/>
+        <w:widowControl/>
+        <w:bidi w:val="0"/>
+        <w:spacing w:lineRule="auto" w:line="259" w:before="0" w:after="0"/>
+        <w:ind w:left="357" w:hanging="0"/>
+        <w:contextualSpacing w:val="false"/>
+        <w:jc w:val="left"/>
+        <w:rPr/>
+      </w:pPr>
+      <w:r>
+        <w:rPr/>
+      </w:r>
+    </w:p>
+    <w:p>
+      <w:pPr>
+        <w:pStyle w:val="ListParagraph"/>
+        <w:widowControl/>
+        <w:bidi w:val="0"/>
+        <w:spacing w:lineRule="auto" w:line="259" w:before="0" w:after="0"/>
+        <w:ind w:left="357" w:hanging="0"/>
+        <w:contextualSpacing w:val="false"/>
+        <w:jc w:val="left"/>
+        <w:rPr/>
+      </w:pPr>
+      <w:r>
+        <w:rPr/>
+      </w:r>
+    </w:p>
+    <w:p>
+      <w:pPr>
+        <w:pStyle w:val="ListParagraph"/>
+        <w:widowControl/>
+        <w:bidi w:val="0"/>
+        <w:spacing w:lineRule="auto" w:line="259" w:before="0" w:after="0"/>
+        <w:ind w:left="357" w:hanging="0"/>
+        <w:contextualSpacing w:val="false"/>
+        <w:jc w:val="left"/>
+        <w:rPr/>
+      </w:pPr>
+      <w:r>
+        <w:rPr/>
+      </w:r>
+    </w:p>
+    <w:p>
+      <w:pPr>
+        <w:pStyle w:val="ListParagraph"/>
+        <w:widowControl/>
+        <w:bidi w:val="0"/>
+        <w:spacing w:lineRule="auto" w:line="259" w:before="0" w:after="0"/>
+        <w:ind w:left="357" w:hanging="0"/>
+        <w:contextualSpacing w:val="false"/>
+        <w:jc w:val="left"/>
+        <w:rPr/>
+      </w:pPr>
+      <w:r>
+        <w:rPr/>
+      </w:r>
+    </w:p>
+    <w:p>
+      <w:pPr>
+        <w:pStyle w:val="ListParagraph"/>
+        <w:widowControl/>
+        <w:bidi w:val="0"/>
+        <w:spacing w:lineRule="auto" w:line="259" w:before="0" w:after="0"/>
+        <w:ind w:left="357" w:hanging="0"/>
+        <w:contextualSpacing w:val="false"/>
+        <w:jc w:val="left"/>
+        <w:rPr/>
+      </w:pPr>
+      <w:r>
+        <w:rPr/>
+      </w:r>
+    </w:p>
+    <w:p>
+      <w:pPr>
+        <w:pStyle w:val="ListParagraph"/>
+        <w:widowControl/>
+        <w:bidi w:val="0"/>
+        <w:spacing w:lineRule="auto" w:line="259" w:before="0" w:after="0"/>
+        <w:ind w:left="357" w:hanging="0"/>
+        <w:contextualSpacing w:val="false"/>
+        <w:jc w:val="left"/>
+        <w:rPr/>
+      </w:pPr>
+      <w:r>
+        <w:rPr/>
+      </w:r>
+    </w:p>
+    <w:p>
+      <w:pPr>
+        <w:pStyle w:val="ListParagraph"/>
+        <w:widowControl/>
+        <w:bidi w:val="0"/>
+        <w:spacing w:lineRule="auto" w:line="259" w:before="0" w:after="0"/>
+        <w:ind w:left="357" w:hanging="0"/>
+        <w:contextualSpacing w:val="false"/>
+        <w:jc w:val="left"/>
+        <w:rPr/>
+      </w:pPr>
+      <w:r>
+        <w:rPr/>
+      </w:r>
+    </w:p>
+    <w:p>
+      <w:pPr>
+        <w:pStyle w:val="ListParagraph"/>
+        <w:widowControl/>
+        <w:bidi w:val="0"/>
+        <w:spacing w:lineRule="auto" w:line="259" w:before="0" w:after="0"/>
+        <w:ind w:left="357" w:hanging="0"/>
+        <w:contextualSpacing w:val="false"/>
+        <w:jc w:val="left"/>
+        <w:rPr/>
+      </w:pPr>
+      <w:r>
+        <w:rPr/>
+      </w:r>
+    </w:p>
+    <w:p>
+      <w:pPr>
+        <w:pStyle w:val="ListParagraph"/>
+        <w:widowControl/>
+        <w:bidi w:val="0"/>
+        <w:spacing w:lineRule="auto" w:line="259" w:before="0" w:after="0"/>
+        <w:ind w:left="357" w:hanging="0"/>
+        <w:contextualSpacing w:val="false"/>
+        <w:jc w:val="left"/>
+        <w:rPr/>
+      </w:pPr>
+      <w:r>
+        <w:rPr/>
+      </w:r>
+    </w:p>
+    <w:p>
+      <w:pPr>
+        <w:pStyle w:val="ListParagraph"/>
+        <w:widowControl/>
+        <w:bidi w:val="0"/>
+        <w:spacing w:lineRule="auto" w:line="259" w:before="0" w:after="0"/>
+        <w:ind w:left="357" w:hanging="0"/>
+        <w:contextualSpacing w:val="false"/>
+        <w:jc w:val="left"/>
+        <w:rPr/>
+      </w:pPr>
+      <w:r>
+        <w:rPr/>
+      </w:r>
+    </w:p>
+    <w:p>
+      <w:pPr>
+        <w:pStyle w:val="ListParagraph"/>
+        <w:widowControl/>
+        <w:bidi w:val="0"/>
+        <w:spacing w:lineRule="auto" w:line="259" w:before="0" w:after="0"/>
+        <w:ind w:left="357" w:hanging="0"/>
+        <w:contextualSpacing w:val="false"/>
+        <w:jc w:val="left"/>
+        <w:rPr/>
+      </w:pPr>
+      <w:r>
+        <w:rPr/>
+      </w:r>
+    </w:p>
+    <w:p>
+      <w:pPr>
+        <w:pStyle w:val="ListParagraph"/>
+        <w:widowControl/>
+        <w:bidi w:val="0"/>
+        <w:spacing w:lineRule="auto" w:line="259" w:before="0" w:after="0"/>
+        <w:ind w:left="357" w:hanging="0"/>
+        <w:contextualSpacing w:val="false"/>
+        <w:jc w:val="left"/>
+        <w:rPr/>
+      </w:pPr>
+      <w:r>
+        <w:rPr/>
+      </w:r>
+    </w:p>
+    <w:p>
+      <w:pPr>
+        <w:pStyle w:val="ListParagraph"/>
+        <w:widowControl/>
+        <w:bidi w:val="0"/>
+        <w:spacing w:lineRule="auto" w:line="259" w:before="0" w:after="0"/>
+        <w:ind w:left="357" w:hanging="0"/>
+        <w:contextualSpacing w:val="false"/>
+        <w:jc w:val="left"/>
+        <w:rPr/>
+      </w:pPr>
+      <w:r>
+        <w:rPr/>
+      </w:r>
+    </w:p>
+    <w:p>
+      <w:pPr>
+        <w:pStyle w:val="ListParagraph"/>
+        <w:widowControl/>
+        <w:bidi w:val="0"/>
+        <w:spacing w:lineRule="auto" w:line="259" w:before="0" w:after="0"/>
+        <w:ind w:left="357" w:hanging="0"/>
+        <w:contextualSpacing w:val="false"/>
+        <w:jc w:val="left"/>
+        <w:rPr/>
+      </w:pPr>
+      <w:r>
+        <w:rPr/>
+      </w:r>
+    </w:p>
+    <w:p>
+      <w:pPr>
+        <w:pStyle w:val="ListParagraph"/>
+        <w:widowControl/>
+        <w:bidi w:val="0"/>
+        <w:spacing w:lineRule="auto" w:line="259" w:before="0" w:after="0"/>
+        <w:ind w:left="357" w:hanging="0"/>
+        <w:contextualSpacing w:val="false"/>
+        <w:jc w:val="left"/>
+        <w:rPr/>
+      </w:pPr>
+      <w:r>
+        <w:rPr/>
+      </w:r>
+    </w:p>
+    <w:p>
+      <w:pPr>
+        <w:pStyle w:val="ListParagraph"/>
+        <w:widowControl/>
+        <w:bidi w:val="0"/>
+        <w:spacing w:lineRule="auto" w:line="259" w:before="0" w:after="0"/>
+        <w:ind w:left="357" w:hanging="0"/>
+        <w:contextualSpacing w:val="false"/>
+        <w:jc w:val="left"/>
+        <w:rPr/>
+      </w:pPr>
+      <w:r>
+        <w:rPr/>
+      </w:r>
+    </w:p>
+    <w:p>
+      <w:pPr>
+        <w:pStyle w:val="ListParagraph"/>
+        <w:widowControl/>
+        <w:bidi w:val="0"/>
+        <w:spacing w:lineRule="auto" w:line="259" w:before="0" w:after="0"/>
+        <w:ind w:left="357" w:hanging="0"/>
+        <w:contextualSpacing w:val="false"/>
+        <w:jc w:val="left"/>
+        <w:rPr/>
+      </w:pPr>
+      <w:r>
+        <w:rPr/>
+      </w:r>
+    </w:p>
+    <w:p>
+      <w:pPr>
+        <w:pStyle w:val="ListParagraph"/>
+        <w:widowControl/>
+        <w:bidi w:val="0"/>
+        <w:spacing w:lineRule="auto" w:line="259" w:before="0" w:after="0"/>
+        <w:ind w:left="357" w:hanging="0"/>
+        <w:contextualSpacing w:val="false"/>
+        <w:jc w:val="left"/>
+        <w:rPr/>
+      </w:pPr>
+      <w:r>
+        <w:rPr/>
+      </w:r>
+    </w:p>
+    <w:p>
+      <w:pPr>
+        <w:pStyle w:val="ListParagraph"/>
+        <w:widowControl/>
+        <w:bidi w:val="0"/>
+        <w:spacing w:lineRule="auto" w:line="259" w:before="0" w:after="0"/>
+        <w:ind w:left="357" w:hanging="0"/>
+        <w:contextualSpacing w:val="false"/>
+        <w:jc w:val="left"/>
+        <w:rPr/>
+      </w:pPr>
+      <w:r>
+        <w:rPr/>
+      </w:r>
+    </w:p>
+    <w:p>
+      <w:pPr>
+        <w:pStyle w:val="ListParagraph"/>
+        <w:widowControl/>
+        <w:bidi w:val="0"/>
+        <w:spacing w:lineRule="auto" w:line="259" w:before="0" w:after="0"/>
+        <w:ind w:left="357" w:hanging="0"/>
+        <w:contextualSpacing w:val="false"/>
+        <w:jc w:val="left"/>
+        <w:rPr/>
+      </w:pPr>
+      <w:r>
+        <w:rPr/>
+      </w:r>
+    </w:p>
+    <w:p>
+      <w:pPr>
+        <w:pStyle w:val="ListParagraph"/>
+        <w:widowControl/>
+        <w:bidi w:val="0"/>
+        <w:spacing w:lineRule="auto" w:line="259" w:before="0" w:after="0"/>
+        <w:ind w:left="357" w:hanging="0"/>
+        <w:contextualSpacing w:val="false"/>
+        <w:jc w:val="left"/>
+        <w:rPr/>
+      </w:pPr>
+      <w:r>
+        <w:rPr/>
+      </w:r>
+    </w:p>
+    <w:p>
+      <w:pPr>
+        <w:pStyle w:val="ListParagraph"/>
+        <w:widowControl/>
+        <w:bidi w:val="0"/>
+        <w:spacing w:lineRule="auto" w:line="259" w:before="0" w:after="0"/>
+        <w:ind w:left="357" w:hanging="0"/>
+        <w:contextualSpacing w:val="false"/>
+        <w:jc w:val="left"/>
+        <w:rPr/>
+      </w:pPr>
+      <w:r>
+        <w:rPr/>
+      </w:r>
+    </w:p>
+    <w:p>
+      <w:pPr>
+        <w:pStyle w:val="ListParagraph"/>
+        <w:widowControl/>
+        <w:bidi w:val="0"/>
+        <w:spacing w:lineRule="auto" w:line="259" w:before="0" w:after="0"/>
+        <w:ind w:left="357" w:hanging="0"/>
+        <w:contextualSpacing w:val="false"/>
         <w:jc w:val="left"/>
         <w:rPr/>
       </w:pPr>
@@ -1883,7 +6713,6 @@
     </w:lvl>
     <w:lvl w:ilvl="2">
       <w:start w:val="1"/>
-      <w:pStyle w:val="Heading3"/>
       <w:numFmt w:val="none"/>
       <w:suff w:val="nothing"/>
       <w:lvlText w:val=""/>
@@ -2397,10 +7226,10 @@
       <w:lang w:val="fr-CA" w:eastAsia="en-US" w:bidi="ar-SA"/>
     </w:rPr>
   </w:style>
-  <w:style w:type="paragraph" w:styleId="Heading3">
+  <w:style w:type="paragraph" w:styleId="Titre3">
     <w:name w:val="Heading 3"/>
-    <w:basedOn w:val="Heading"/>
-    <w:next w:val="BodyText"/>
+    <w:basedOn w:val="Titre"/>
+    <w:next w:val="Corpsdetexte"/>
     <w:qFormat/>
     <w:pPr>
       <w:spacing w:before="140" w:after="120"/>
@@ -2422,17 +7251,17 @@
     <w:qFormat/>
     <w:rPr/>
   </w:style>
-  <w:style w:type="character" w:styleId="Hyperlink">
-    <w:name w:val="Hyperlink"/>
+  <w:style w:type="character" w:styleId="LienInternet">
+    <w:name w:val="Lien Internet"/>
     <w:rPr>
       <w:color w:val="000080"/>
       <w:u w:val="single"/>
     </w:rPr>
   </w:style>
-  <w:style w:type="paragraph" w:styleId="Heading">
-    <w:name w:val="Heading"/>
+  <w:style w:type="paragraph" w:styleId="Titre">
+    <w:name w:val="Titre"/>
     <w:basedOn w:val="Normal"/>
-    <w:next w:val="BodyText"/>
+    <w:next w:val="Corpsdetexte"/>
     <w:qFormat/>
     <w:pPr>
       <w:keepNext w:val="true"/>
@@ -2444,7 +7273,7 @@
       <w:szCs w:val="28"/>
     </w:rPr>
   </w:style>
-  <w:style w:type="paragraph" w:styleId="BodyText">
+  <w:style w:type="paragraph" w:styleId="Corpsdetexte">
     <w:name w:val="Body Text"/>
     <w:basedOn w:val="Normal"/>
     <w:pPr>
@@ -2452,15 +7281,15 @@
     </w:pPr>
     <w:rPr/>
   </w:style>
-  <w:style w:type="paragraph" w:styleId="List">
+  <w:style w:type="paragraph" w:styleId="Liste">
     <w:name w:val="List"/>
-    <w:basedOn w:val="BodyText"/>
+    <w:basedOn w:val="Corpsdetexte"/>
     <w:pPr/>
     <w:rPr>
       <w:rFonts w:cs="Noto Sans Devanagari"/>
     </w:rPr>
   </w:style>
-  <w:style w:type="paragraph" w:styleId="Caption">
+  <w:style w:type="paragraph" w:styleId="Lgende">
     <w:name w:val="Caption"/>
     <w:basedOn w:val="Normal"/>
     <w:qFormat/>
@@ -2495,7 +7324,7 @@
     <w:rsid w:val="00db63a0"/>
     <w:pPr>
       <w:spacing w:before="0" w:after="160"/>
-      <w:ind w:left="720"/>
+      <w:ind w:left="720" w:hanging="0"/>
       <w:contextualSpacing/>
     </w:pPr>
     <w:rPr/>
